--- a/projects/composer/README.docx
+++ b/projects/composer/README.docx
@@ -65,7 +65,7 @@
         <w:t xml:space="preserve"> </w:t>
       </w:r>
       <w:r>
-        <w:t xml:space="preserve">(2024-07-03)</w:t>
+        <w:t xml:space="preserve">(2024-08-10)</w:t>
       </w:r>
     </w:p>
     <w:sdt>
@@ -1590,6 +1590,28 @@
         <w:t xml:space="preserve">validate your system.</w:t>
       </w:r>
     </w:p>
+    <w:p>
+      <w:pPr>
+        <w:pStyle w:val="BodyText"/>
+      </w:pPr>
+      <w:r>
+        <w:t xml:space="preserve">The versions of the integrated repositories can be changed, if desired (see</w:t>
+      </w:r>
+      <w:r>
+        <w:t xml:space="preserve"> </w:t>
+      </w:r>
+      <w:hyperlink w:anchor="repository-versions">
+        <w:r>
+          <w:rPr>
+            <w:rStyle w:val="Hyperlink"/>
+          </w:rPr>
+          <w:t xml:space="preserve">Repository Versions</w:t>
+        </w:r>
+      </w:hyperlink>
+      <w:r>
+        <w:t xml:space="preserve">).</w:t>
+      </w:r>
+    </w:p>
     <w:tbl>
       <w:tblPr>
         <w:tblStyle w:val="Table"/>
@@ -2750,28 +2772,6 @@
       </w:r>
     </w:p>
     <w:p>
-      <w:pPr>
-        <w:pStyle w:val="BodyText"/>
-      </w:pPr>
-      <w:r>
-        <w:t xml:space="preserve">The versions of the integrated repositories can be changed, if desired (see</w:t>
-      </w:r>
-      <w:r>
-        <w:t xml:space="preserve"> </w:t>
-      </w:r>
-      <w:hyperlink w:anchor="repository-versions">
-        <w:r>
-          <w:rPr>
-            <w:rStyle w:val="Hyperlink"/>
-          </w:rPr>
-          <w:t xml:space="preserve">Repository Versions</w:t>
-        </w:r>
-      </w:hyperlink>
-      <w:r>
-        <w:t xml:space="preserve">).</w:t>
-      </w:r>
-    </w:p>
-    <w:p>
       <w:r>
         <w:pict>
           <v:rect style="width:0;height:1.5pt" o:hralign="center" o:hrstd="t" o:hr="t"/>
@@ -6361,43 +6361,6 @@
           <w:t xml:space="preserve">c_css</w:t>
         </w:r>
       </w:hyperlink>
-      <w:r>
-        <w:t xml:space="preserve"> </w:t>
-      </w:r>
-      <w:r>
-        <w:t xml:space="preserve">#WORK</w:t>
-      </w:r>
-      <w:r>
-        <w:t xml:space="preserve"> </w:t>
-      </w:r>
-      <w:r>
-        <w:t xml:space="preserve"># comment 1.</w:t>
-      </w:r>
-      <w:r>
-        <w:t xml:space="preserve"> </w:t>
-      </w:r>
-      <w:hyperlink w:anchor="composer_dir">
-        <w:r>
-          <w:rPr>
-            <w:rStyle w:val="Hyperlink"/>
-          </w:rPr>
-          <w:t xml:space="preserve">COMPOSER_DIR</w:t>
-        </w:r>
-      </w:hyperlink>
-      <w:r>
-        <w:t xml:space="preserve">/artifacts/composer/composer-</w:t>
-      </w:r>
-      <w:hyperlink w:anchor="c_type--c_base--c_list">
-        <w:r>
-          <w:rPr>
-            <w:rStyle w:val="Hyperlink"/>
-          </w:rPr>
-          <w:t xml:space="preserve">c_type</w:t>
-        </w:r>
-      </w:hyperlink>
-      <w:r>
-        <w:t xml:space="preserve">.css</w:t>
-      </w:r>
     </w:p>
     <w:p>
       <w:pPr>
@@ -6407,16 +6370,60 @@
         </w:numPr>
         <w:pStyle w:val="Compact"/>
       </w:pPr>
-      <w:hyperlink w:anchor="composer_art">
-        <w:r>
-          <w:rPr>
-            <w:rStyle w:val="Hyperlink"/>
-          </w:rPr>
-          <w:t xml:space="preserve">COMPOSER_ART</w:t>
-        </w:r>
-      </w:hyperlink>
-      <w:r>
-        <w:t xml:space="preserve">/composer/composer-</w:t>
+      <w:hyperlink w:anchor="c_site">
+        <w:r>
+          <w:rPr>
+            <w:rStyle w:val="Hyperlink"/>
+          </w:rPr>
+          <w:t xml:space="preserve">c_site</w:t>
+        </w:r>
+      </w:hyperlink>
+      <w:r>
+        <w:t xml:space="preserve"> </w:t>
+      </w:r>
+      <w:r>
+        <w:t xml:space="preserve">&gt;&gt;</w:t>
+      </w:r>
+      <w:r>
+        <w:t xml:space="preserve"> </w:t>
+      </w:r>
+      <w:r>
+        <w:rPr>
+          <w:rStyle w:val="VerbatimChar"/>
+        </w:rPr>
+        <w:t xml:space="preserve">.composer.yml</w:t>
+      </w:r>
+      <w:r>
+        <w:t xml:space="preserve"> </w:t>
+      </w:r>
+      <w:r>
+        <w:t xml:space="preserve">:: [site-config].[css_overlay]</w:t>
+      </w:r>
+      <w:r>
+        <w:t xml:space="preserve"> </w:t>
+      </w:r>
+      <w:r>
+        <w:t xml:space="preserve">#WORK</w:t>
+      </w:r>
+      <w:r>
+        <w:t xml:space="preserve"> </w:t>
+      </w:r>
+      <w:r>
+        <w:t xml:space="preserve"># comment 1.</w:t>
+      </w:r>
+      <w:r>
+        <w:t xml:space="preserve"> </w:t>
+      </w:r>
+      <w:hyperlink w:anchor="composer_dir">
+        <w:r>
+          <w:rPr>
+            <w:rStyle w:val="Hyperlink"/>
+          </w:rPr>
+          <w:t xml:space="preserve">COMPOSER_DIR</w:t>
+        </w:r>
+      </w:hyperlink>
+      <w:r>
+        <w:t xml:space="preserve">/artifacts/composer/composer-</w:t>
       </w:r>
       <w:hyperlink w:anchor="c_type--c_base--c_list">
         <w:r>
@@ -6438,19 +6445,16 @@
         </w:numPr>
         <w:pStyle w:val="Compact"/>
       </w:pPr>
-      <w:hyperlink w:anchor="composer_include">
-        <w:r>
-          <w:rPr>
-            <w:rStyle w:val="Hyperlink"/>
-          </w:rPr>
-          <w:t xml:space="preserve">COMPOSER_INCLUDE</w:t>
-        </w:r>
-      </w:hyperlink>
-      <w:r>
-        <w:t xml:space="preserve"> </w:t>
-      </w:r>
-      <w:r>
-        <w:t xml:space="preserve">&gt;&gt; …/.composer-</w:t>
+      <w:hyperlink w:anchor="composer_art">
+        <w:r>
+          <w:rPr>
+            <w:rStyle w:val="Hyperlink"/>
+          </w:rPr>
+          <w:t xml:space="preserve">COMPOSER_ART</w:t>
+        </w:r>
+      </w:hyperlink>
+      <w:r>
+        <w:t xml:space="preserve">/composer/composer-</w:t>
       </w:r>
       <w:hyperlink w:anchor="c_type--c_base--c_list">
         <w:r>
@@ -6472,34 +6476,28 @@
         </w:numPr>
         <w:pStyle w:val="Compact"/>
       </w:pPr>
-      <w:hyperlink w:anchor="curdir">
-        <w:r>
-          <w:rPr>
-            <w:rStyle w:val="Hyperlink"/>
-          </w:rPr>
-          <w:t xml:space="preserve">CURDIR</w:t>
-        </w:r>
-      </w:hyperlink>
-      <w:r>
-        <w:t xml:space="preserve">/</w:t>
+      <w:hyperlink w:anchor="composer_include">
+        <w:r>
+          <w:rPr>
+            <w:rStyle w:val="Hyperlink"/>
+          </w:rPr>
+          <w:t xml:space="preserve">COMPOSER_INCLUDE</w:t>
+        </w:r>
+      </w:hyperlink>
+      <w:r>
+        <w:t xml:space="preserve"> </w:t>
+      </w:r>
+      <w:r>
+        <w:t xml:space="preserve">&gt;&gt; …/.composer-</w:t>
       </w:r>
       <w:hyperlink w:anchor="c_type--c_base--c_list">
         <w:r>
           <w:rPr>
             <w:rStyle w:val="Hyperlink"/>
           </w:rPr>
-          <w:t xml:space="preserve">c_base</w:t>
-        </w:r>
-      </w:hyperlink>
-      <w:r>
-        <w:t xml:space="preserve">.</w:t>
-      </w:r>
-      <w:r>
-        <w:rPr>
-          <w:rStyle w:val="VerbatimChar"/>
-        </w:rPr>
-        <w:t xml:space="preserve">&lt;extension&gt;</w:t>
-      </w:r>
+          <w:t xml:space="preserve">c_type</w:t>
+        </w:r>
+      </w:hyperlink>
       <w:r>
         <w:t xml:space="preserve">.css</w:t>
       </w:r>
@@ -6512,34 +6510,36 @@
         </w:numPr>
         <w:pStyle w:val="Compact"/>
       </w:pPr>
-      <w:hyperlink w:anchor="c_site">
-        <w:r>
-          <w:rPr>
-            <w:rStyle w:val="Hyperlink"/>
-          </w:rPr>
-          <w:t xml:space="preserve">c_site</w:t>
-        </w:r>
-      </w:hyperlink>
-      <w:r>
-        <w:t xml:space="preserve"> </w:t>
-      </w:r>
-      <w:r>
-        <w:t xml:space="preserve">&gt;&gt;</w:t>
-      </w:r>
-      <w:r>
-        <w:t xml:space="preserve"> </w:t>
-      </w:r>
-      <w:r>
-        <w:rPr>
-          <w:rStyle w:val="VerbatimChar"/>
-        </w:rPr>
-        <w:t xml:space="preserve">.composer.yml</w:t>
-      </w:r>
-      <w:r>
-        <w:t xml:space="preserve"> </w:t>
-      </w:r>
-      <w:r>
-        <w:t xml:space="preserve">:: [site-config].[css_overlay]</w:t>
+      <w:hyperlink w:anchor="curdir">
+        <w:r>
+          <w:rPr>
+            <w:rStyle w:val="Hyperlink"/>
+          </w:rPr>
+          <w:t xml:space="preserve">CURDIR</w:t>
+        </w:r>
+      </w:hyperlink>
+      <w:r>
+        <w:t xml:space="preserve">/</w:t>
+      </w:r>
+      <w:hyperlink w:anchor="c_type--c_base--c_list">
+        <w:r>
+          <w:rPr>
+            <w:rStyle w:val="Hyperlink"/>
+          </w:rPr>
+          <w:t xml:space="preserve">c_base</w:t>
+        </w:r>
+      </w:hyperlink>
+      <w:r>
+        <w:t xml:space="preserve">.</w:t>
+      </w:r>
+      <w:r>
+        <w:rPr>
+          <w:rStyle w:val="VerbatimChar"/>
+        </w:rPr>
+        <w:t xml:space="preserve">&lt;extension&gt;</w:t>
+      </w:r>
+      <w:r>
+        <w:t xml:space="preserve">.css</w:t>
       </w:r>
     </w:p>
     <w:p>
@@ -22539,7 +22539,7 @@
         <w:rPr>
           <w:rStyle w:val="VerbatimChar"/>
         </w:rPr>
-        <w:t xml:space="preserve">[Composer CMS v3.1 :: 2024-07-03T06:52:35-07:00]</w:t>
+        <w:t xml:space="preserve">[Composer CMS v3.1 :: 2024-12-03T20:00:00-08:00]</w:t>
       </w:r>
     </w:p>
     <w:p>
@@ -24745,178 +24745,196 @@
         <w:rPr>
           <w:rStyle w:val="VerbatimChar"/>
         </w:rPr>
-        <w:t xml:space="preserve">#     cols_break: lg</w:t>
-      </w:r>
-      <w:r>
-        <w:br/>
-      </w:r>
-      <w:r>
-        <w:rPr>
-          <w:rStyle w:val="VerbatimChar"/>
-        </w:rPr>
-        <w:t xml:space="preserve">#     cols_scroll: 1</w:t>
-      </w:r>
-      <w:r>
-        <w:br/>
-      </w:r>
-      <w:r>
-        <w:rPr>
-          <w:rStyle w:val="VerbatimChar"/>
-        </w:rPr>
-        <w:t xml:space="preserve">#     cols_order:</w:t>
-      </w:r>
-      <w:r>
-        <w:br/>
-      </w:r>
-      <w:r>
-        <w:rPr>
-          <w:rStyle w:val="VerbatimChar"/>
-        </w:rPr>
-        <w:t xml:space="preserve">#       - 1</w:t>
-      </w:r>
-      <w:r>
-        <w:br/>
-      </w:r>
-      <w:r>
-        <w:rPr>
-          <w:rStyle w:val="VerbatimChar"/>
-        </w:rPr>
-        <w:t xml:space="preserve">#       - 2</w:t>
-      </w:r>
-      <w:r>
-        <w:br/>
-      </w:r>
-      <w:r>
-        <w:rPr>
-          <w:rStyle w:val="VerbatimChar"/>
-        </w:rPr>
-        <w:t xml:space="preserve">#       - 3</w:t>
-      </w:r>
-      <w:r>
-        <w:br/>
-      </w:r>
-      <w:r>
-        <w:rPr>
-          <w:rStyle w:val="VerbatimChar"/>
-        </w:rPr>
-        <w:t xml:space="preserve">#     cols_reorder:</w:t>
-      </w:r>
-      <w:r>
-        <w:br/>
-      </w:r>
-      <w:r>
-        <w:rPr>
-          <w:rStyle w:val="VerbatimChar"/>
-        </w:rPr>
-        <w:t xml:space="preserve">#       - 1</w:t>
-      </w:r>
-      <w:r>
-        <w:br/>
-      </w:r>
-      <w:r>
-        <w:rPr>
-          <w:rStyle w:val="VerbatimChar"/>
-        </w:rPr>
-        <w:t xml:space="preserve">#       - 3</w:t>
-      </w:r>
-      <w:r>
-        <w:br/>
-      </w:r>
-      <w:r>
-        <w:rPr>
-          <w:rStyle w:val="VerbatimChar"/>
-        </w:rPr>
-        <w:t xml:space="preserve">#       - 2</w:t>
-      </w:r>
-      <w:r>
-        <w:br/>
-      </w:r>
-      <w:r>
-        <w:rPr>
-          <w:rStyle w:val="VerbatimChar"/>
-        </w:rPr>
-        <w:t xml:space="preserve">#     cols_size:</w:t>
-      </w:r>
-      <w:r>
-        <w:br/>
-      </w:r>
-      <w:r>
-        <w:rPr>
-          <w:rStyle w:val="VerbatimChar"/>
-        </w:rPr>
-        <w:t xml:space="preserve">#       - 3</w:t>
-      </w:r>
-      <w:r>
-        <w:br/>
-      </w:r>
-      <w:r>
-        <w:rPr>
-          <w:rStyle w:val="VerbatimChar"/>
-        </w:rPr>
-        <w:t xml:space="preserve">#       - 7</w:t>
-      </w:r>
-      <w:r>
-        <w:br/>
-      </w:r>
-      <w:r>
-        <w:rPr>
-          <w:rStyle w:val="VerbatimChar"/>
-        </w:rPr>
-        <w:t xml:space="preserve">#       - 2</w:t>
-      </w:r>
-      <w:r>
-        <w:br/>
-      </w:r>
-      <w:r>
-        <w:rPr>
-          <w:rStyle w:val="VerbatimChar"/>
-        </w:rPr>
-        <w:t xml:space="preserve">#     cols_resize:</w:t>
-      </w:r>
-      <w:r>
-        <w:br/>
-      </w:r>
-      <w:r>
-        <w:rPr>
-          <w:rStyle w:val="VerbatimChar"/>
-        </w:rPr>
-        <w:t xml:space="preserve">#       - 6</w:t>
-      </w:r>
-      <w:r>
-        <w:br/>
-      </w:r>
-      <w:r>
-        <w:rPr>
-          <w:rStyle w:val="VerbatimChar"/>
-        </w:rPr>
-        <w:t xml:space="preserve">#       - 12</w:t>
-      </w:r>
-      <w:r>
-        <w:br/>
-      </w:r>
-      <w:r>
-        <w:rPr>
-          <w:rStyle w:val="VerbatimChar"/>
-        </w:rPr>
-        <w:t xml:space="preserve">#       - 6</w:t>
-      </w:r>
-      <w:r>
-        <w:br/>
-      </w:r>
-      <w:r>
-        <w:rPr>
-          <w:rStyle w:val="VerbatimChar"/>
-        </w:rPr>
-        <w:t xml:space="preserve">#     metainfo: '&lt;date&gt; :: &lt;title&gt;&lt;|&gt; -- &lt;author|; &gt;'</w:t>
-      </w:r>
-      <w:r>
-        <w:br/>
-      </w:r>
-      <w:r>
-        <w:rPr>
-          <w:rStyle w:val="VerbatimChar"/>
-        </w:rPr>
-        <w:t xml:space="preserve">#     metainfo_null: '*(none)*'</w:t>
+        <w:t xml:space="preserve">#     cols:</w:t>
+      </w:r>
+      <w:r>
+        <w:br/>
+      </w:r>
+      <w:r>
+        <w:rPr>
+          <w:rStyle w:val="VerbatimChar"/>
+        </w:rPr>
+        <w:t xml:space="preserve">#       break: lg</w:t>
+      </w:r>
+      <w:r>
+        <w:br/>
+      </w:r>
+      <w:r>
+        <w:rPr>
+          <w:rStyle w:val="VerbatimChar"/>
+        </w:rPr>
+        <w:t xml:space="preserve">#       scroll: 1</w:t>
+      </w:r>
+      <w:r>
+        <w:br/>
+      </w:r>
+      <w:r>
+        <w:rPr>
+          <w:rStyle w:val="VerbatimChar"/>
+        </w:rPr>
+        <w:t xml:space="preserve">#       order:</w:t>
+      </w:r>
+      <w:r>
+        <w:br/>
+      </w:r>
+      <w:r>
+        <w:rPr>
+          <w:rStyle w:val="VerbatimChar"/>
+        </w:rPr>
+        <w:t xml:space="preserve">#         - 1</w:t>
+      </w:r>
+      <w:r>
+        <w:br/>
+      </w:r>
+      <w:r>
+        <w:rPr>
+          <w:rStyle w:val="VerbatimChar"/>
+        </w:rPr>
+        <w:t xml:space="preserve">#         - 2</w:t>
+      </w:r>
+      <w:r>
+        <w:br/>
+      </w:r>
+      <w:r>
+        <w:rPr>
+          <w:rStyle w:val="VerbatimChar"/>
+        </w:rPr>
+        <w:t xml:space="preserve">#         - 3</w:t>
+      </w:r>
+      <w:r>
+        <w:br/>
+      </w:r>
+      <w:r>
+        <w:rPr>
+          <w:rStyle w:val="VerbatimChar"/>
+        </w:rPr>
+        <w:t xml:space="preserve">#       reorder:</w:t>
+      </w:r>
+      <w:r>
+        <w:br/>
+      </w:r>
+      <w:r>
+        <w:rPr>
+          <w:rStyle w:val="VerbatimChar"/>
+        </w:rPr>
+        <w:t xml:space="preserve">#         - 1</w:t>
+      </w:r>
+      <w:r>
+        <w:br/>
+      </w:r>
+      <w:r>
+        <w:rPr>
+          <w:rStyle w:val="VerbatimChar"/>
+        </w:rPr>
+        <w:t xml:space="preserve">#         - 3</w:t>
+      </w:r>
+      <w:r>
+        <w:br/>
+      </w:r>
+      <w:r>
+        <w:rPr>
+          <w:rStyle w:val="VerbatimChar"/>
+        </w:rPr>
+        <w:t xml:space="preserve">#         - 2</w:t>
+      </w:r>
+      <w:r>
+        <w:br/>
+      </w:r>
+      <w:r>
+        <w:rPr>
+          <w:rStyle w:val="VerbatimChar"/>
+        </w:rPr>
+        <w:t xml:space="preserve">#       size:</w:t>
+      </w:r>
+      <w:r>
+        <w:br/>
+      </w:r>
+      <w:r>
+        <w:rPr>
+          <w:rStyle w:val="VerbatimChar"/>
+        </w:rPr>
+        <w:t xml:space="preserve">#         - 3</w:t>
+      </w:r>
+      <w:r>
+        <w:br/>
+      </w:r>
+      <w:r>
+        <w:rPr>
+          <w:rStyle w:val="VerbatimChar"/>
+        </w:rPr>
+        <w:t xml:space="preserve">#         - 7</w:t>
+      </w:r>
+      <w:r>
+        <w:br/>
+      </w:r>
+      <w:r>
+        <w:rPr>
+          <w:rStyle w:val="VerbatimChar"/>
+        </w:rPr>
+        <w:t xml:space="preserve">#         - 2</w:t>
+      </w:r>
+      <w:r>
+        <w:br/>
+      </w:r>
+      <w:r>
+        <w:rPr>
+          <w:rStyle w:val="VerbatimChar"/>
+        </w:rPr>
+        <w:t xml:space="preserve">#       resize:</w:t>
+      </w:r>
+      <w:r>
+        <w:br/>
+      </w:r>
+      <w:r>
+        <w:rPr>
+          <w:rStyle w:val="VerbatimChar"/>
+        </w:rPr>
+        <w:t xml:space="preserve">#         - 6</w:t>
+      </w:r>
+      <w:r>
+        <w:br/>
+      </w:r>
+      <w:r>
+        <w:rPr>
+          <w:rStyle w:val="VerbatimChar"/>
+        </w:rPr>
+        <w:t xml:space="preserve">#         - 12</w:t>
+      </w:r>
+      <w:r>
+        <w:br/>
+      </w:r>
+      <w:r>
+        <w:rPr>
+          <w:rStyle w:val="VerbatimChar"/>
+        </w:rPr>
+        <w:t xml:space="preserve">#         - 6</w:t>
+      </w:r>
+      <w:r>
+        <w:br/>
+      </w:r>
+      <w:r>
+        <w:rPr>
+          <w:rStyle w:val="VerbatimChar"/>
+        </w:rPr>
+        <w:t xml:space="preserve">#     metainfo:</w:t>
+      </w:r>
+      <w:r>
+        <w:br/>
+      </w:r>
+      <w:r>
+        <w:rPr>
+          <w:rStyle w:val="VerbatimChar"/>
+        </w:rPr>
+        <w:t xml:space="preserve">#       display: '&lt;date&gt; :: &lt;title&gt;&lt;|&gt; -- &lt;author|; &gt;'</w:t>
+      </w:r>
+      <w:r>
+        <w:br/>
+      </w:r>
+      <w:r>
+        <w:rPr>
+          <w:rStyle w:val="VerbatimChar"/>
+        </w:rPr>
+        <w:t xml:space="preserve">#       null: '*(none)*'</w:t>
       </w:r>
       <w:r>
         <w:br/>
@@ -24988,16 +25006,70 @@
         <w:rPr>
           <w:rStyle w:val="VerbatimChar"/>
         </w:rPr>
-        <w:t xml:space="preserve">#     readtime: '*Reading time: &lt;word&gt; words, &lt;time&gt; minutes*'</w:t>
-      </w:r>
-      <w:r>
-        <w:br/>
-      </w:r>
-      <w:r>
-        <w:rPr>
-          <w:rStyle w:val="VerbatimChar"/>
-        </w:rPr>
-        <w:t xml:space="preserve">#     readtime_wpm: 220</w:t>
+        <w:t xml:space="preserve">#     readtime:</w:t>
+      </w:r>
+      <w:r>
+        <w:br/>
+      </w:r>
+      <w:r>
+        <w:rPr>
+          <w:rStyle w:val="VerbatimChar"/>
+        </w:rPr>
+        <w:t xml:space="preserve">#       display: '*Reading time: &lt;word&gt; words, &lt;time&gt; minutes*'</w:t>
+      </w:r>
+      <w:r>
+        <w:br/>
+      </w:r>
+      <w:r>
+        <w:rPr>
+          <w:rStyle w:val="VerbatimChar"/>
+        </w:rPr>
+        <w:t xml:space="preserve">#       wpm: 220</w:t>
+      </w:r>
+      <w:r>
+        <w:br/>
+      </w:r>
+      <w:r>
+        <w:rPr>
+          <w:rStyle w:val="VerbatimChar"/>
+        </w:rPr>
+        <w:t xml:space="preserve">#     redirect:</w:t>
+      </w:r>
+      <w:r>
+        <w:br/>
+      </w:r>
+      <w:r>
+        <w:rPr>
+          <w:rStyle w:val="VerbatimChar"/>
+        </w:rPr>
+        <w:t xml:space="preserve">#       title: Moved To</w:t>
+      </w:r>
+      <w:r>
+        <w:br/>
+      </w:r>
+      <w:r>
+        <w:rPr>
+          <w:rStyle w:val="VerbatimChar"/>
+        </w:rPr>
+        <w:t xml:space="preserve">#       display: '**This link has been permanently moved to: &lt;link&gt;**'</w:t>
+      </w:r>
+      <w:r>
+        <w:br/>
+      </w:r>
+      <w:r>
+        <w:rPr>
+          <w:rStyle w:val="VerbatimChar"/>
+        </w:rPr>
+        <w:t xml:space="preserve">#       match: '*'</w:t>
+      </w:r>
+      <w:r>
+        <w:br/>
+      </w:r>
+      <w:r>
+        <w:rPr>
+          <w:rStyle w:val="VerbatimChar"/>
+        </w:rPr>
+        <w:t xml:space="preserve">#       time: 5</w:t>
       </w:r>
       <w:r>
         <w:br/>
@@ -25033,6 +25105,15 @@
         <w:rPr>
           <w:rStyle w:val="VerbatimChar"/>
         </w:rPr>
+        <w:t xml:space="preserve">#     anchor_links: 1</w:t>
+      </w:r>
+      <w:r>
+        <w:br/>
+      </w:r>
+      <w:r>
+        <w:rPr>
+          <w:rStyle w:val="VerbatimChar"/>
+        </w:rPr>
         <w:t xml:space="preserve">#     append: null</w:t>
       </w:r>
       <w:r>
@@ -25042,106 +25123,133 @@
         <w:rPr>
           <w:rStyle w:val="VerbatimChar"/>
         </w:rPr>
-        <w:t xml:space="preserve">#     digest_title: Latest Updates</w:t>
-      </w:r>
-      <w:r>
-        <w:br/>
-      </w:r>
-      <w:r>
-        <w:rPr>
-          <w:rStyle w:val="VerbatimChar"/>
-        </w:rPr>
-        <w:t xml:space="preserve">#     digest_continue: '[...]'</w:t>
-      </w:r>
-      <w:r>
-        <w:br/>
-      </w:r>
-      <w:r>
-        <w:rPr>
-          <w:rStyle w:val="VerbatimChar"/>
-        </w:rPr>
-        <w:t xml:space="preserve">#     digest_permalink: '*(permalink to full text)*'</w:t>
-      </w:r>
-      <w:r>
-        <w:br/>
-      </w:r>
-      <w:r>
-        <w:rPr>
-          <w:rStyle w:val="VerbatimChar"/>
-        </w:rPr>
-        <w:t xml:space="preserve">#     digest_chars: 1024</w:t>
-      </w:r>
-      <w:r>
-        <w:br/>
-      </w:r>
-      <w:r>
-        <w:rPr>
-          <w:rStyle w:val="VerbatimChar"/>
-        </w:rPr>
-        <w:t xml:space="preserve">#     digest_count: 10</w:t>
-      </w:r>
-      <w:r>
-        <w:br/>
-      </w:r>
-      <w:r>
-        <w:rPr>
-          <w:rStyle w:val="VerbatimChar"/>
-        </w:rPr>
-        <w:t xml:space="preserve">#     digest_expanded: 0</w:t>
-      </w:r>
-      <w:r>
-        <w:br/>
-      </w:r>
-      <w:r>
-        <w:rPr>
-          <w:rStyle w:val="VerbatimChar"/>
-        </w:rPr>
-        <w:t xml:space="preserve">#     digest_spacer: 1</w:t>
-      </w:r>
-      <w:r>
-        <w:br/>
-      </w:r>
-      <w:r>
-        <w:rPr>
-          <w:rStyle w:val="VerbatimChar"/>
-        </w:rPr>
-        <w:t xml:space="preserve">#     lists_expanded: 0</w:t>
-      </w:r>
-      <w:r>
-        <w:br/>
-      </w:r>
-      <w:r>
-        <w:rPr>
-          <w:rStyle w:val="VerbatimChar"/>
-        </w:rPr>
-        <w:t xml:space="preserve">#     lists_spacer: 1</w:t>
-      </w:r>
-      <w:r>
-        <w:br/>
-      </w:r>
-      <w:r>
-        <w:rPr>
-          <w:rStyle w:val="VerbatimChar"/>
-        </w:rPr>
-        <w:t xml:space="preserve">#     sitemap_title: Site Map</w:t>
-      </w:r>
-      <w:r>
-        <w:br/>
-      </w:r>
-      <w:r>
-        <w:rPr>
-          <w:rStyle w:val="VerbatimChar"/>
-        </w:rPr>
-        <w:t xml:space="preserve">#     sitemap_expanded: 0</w:t>
-      </w:r>
-      <w:r>
-        <w:br/>
-      </w:r>
-      <w:r>
-        <w:rPr>
-          <w:rStyle w:val="VerbatimChar"/>
-        </w:rPr>
-        <w:t xml:space="preserve">#     sitemap_spacer: 1</w:t>
+        <w:t xml:space="preserve">#     digest:</w:t>
+      </w:r>
+      <w:r>
+        <w:br/>
+      </w:r>
+      <w:r>
+        <w:rPr>
+          <w:rStyle w:val="VerbatimChar"/>
+        </w:rPr>
+        <w:t xml:space="preserve">#       title: Latest Updates</w:t>
+      </w:r>
+      <w:r>
+        <w:br/>
+      </w:r>
+      <w:r>
+        <w:rPr>
+          <w:rStyle w:val="VerbatimChar"/>
+        </w:rPr>
+        <w:t xml:space="preserve">#       continue: '*[...]*'</w:t>
+      </w:r>
+      <w:r>
+        <w:br/>
+      </w:r>
+      <w:r>
+        <w:rPr>
+          <w:rStyle w:val="VerbatimChar"/>
+        </w:rPr>
+        <w:t xml:space="preserve">#       permalink: '*(link to full page)*'</w:t>
+      </w:r>
+      <w:r>
+        <w:br/>
+      </w:r>
+      <w:r>
+        <w:rPr>
+          <w:rStyle w:val="VerbatimChar"/>
+        </w:rPr>
+        <w:t xml:space="preserve">#       chars: 1024</w:t>
+      </w:r>
+      <w:r>
+        <w:br/>
+      </w:r>
+      <w:r>
+        <w:rPr>
+          <w:rStyle w:val="VerbatimChar"/>
+        </w:rPr>
+        <w:t xml:space="preserve">#       count: 10</w:t>
+      </w:r>
+      <w:r>
+        <w:br/>
+      </w:r>
+      <w:r>
+        <w:rPr>
+          <w:rStyle w:val="VerbatimChar"/>
+        </w:rPr>
+        <w:t xml:space="preserve">#       expanded: 0</w:t>
+      </w:r>
+      <w:r>
+        <w:br/>
+      </w:r>
+      <w:r>
+        <w:rPr>
+          <w:rStyle w:val="VerbatimChar"/>
+        </w:rPr>
+        <w:t xml:space="preserve">#       spacer: 1</w:t>
+      </w:r>
+      <w:r>
+        <w:br/>
+      </w:r>
+      <w:r>
+        <w:rPr>
+          <w:rStyle w:val="VerbatimChar"/>
+        </w:rPr>
+        <w:t xml:space="preserve">#     lists:</w:t>
+      </w:r>
+      <w:r>
+        <w:br/>
+      </w:r>
+      <w:r>
+        <w:rPr>
+          <w:rStyle w:val="VerbatimChar"/>
+        </w:rPr>
+        <w:t xml:space="preserve">#       expanded: 0</w:t>
+      </w:r>
+      <w:r>
+        <w:br/>
+      </w:r>
+      <w:r>
+        <w:rPr>
+          <w:rStyle w:val="VerbatimChar"/>
+        </w:rPr>
+        <w:t xml:space="preserve">#       spacer: 1</w:t>
+      </w:r>
+      <w:r>
+        <w:br/>
+      </w:r>
+      <w:r>
+        <w:rPr>
+          <w:rStyle w:val="VerbatimChar"/>
+        </w:rPr>
+        <w:t xml:space="preserve">#     sitemap:</w:t>
+      </w:r>
+      <w:r>
+        <w:br/>
+      </w:r>
+      <w:r>
+        <w:rPr>
+          <w:rStyle w:val="VerbatimChar"/>
+        </w:rPr>
+        <w:t xml:space="preserve">#       title: Site Map</w:t>
+      </w:r>
+      <w:r>
+        <w:br/>
+      </w:r>
+      <w:r>
+        <w:rPr>
+          <w:rStyle w:val="VerbatimChar"/>
+        </w:rPr>
+        <w:t xml:space="preserve">#       expanded: 0</w:t>
+      </w:r>
+      <w:r>
+        <w:br/>
+      </w:r>
+      <w:r>
+        <w:rPr>
+          <w:rStyle w:val="VerbatimChar"/>
+        </w:rPr>
+        <w:t xml:space="preserve">#       spacer: 1</w:t>
       </w:r>
       <w:r>
         <w:br/>
@@ -25264,7 +25372,7 @@
         <w:rPr>
           <w:rStyle w:val="VerbatimChar"/>
         </w:rPr>
-        <w:t xml:space="preserve">date: 2024-07-03</w:t>
+        <w:t xml:space="preserve">date: 2024-12-03</w:t>
       </w:r>
       <w:r>
         <w:br/>
@@ -25878,7 +25986,7 @@
         <w:rPr>
           <w:rStyle w:val="VerbatimChar"/>
         </w:rPr>
-        <w:t xml:space="preserve">  title-prefix: EXAMPLE SITE</w:t>
+        <w:t xml:space="preserve">  title-prefix: "EXAMPLE SITE"</w:t>
       </w:r>
       <w:r>
         <w:br/>
@@ -25911,7 +26019,7 @@
         <w:rPr>
           <w:rStyle w:val="VerbatimChar"/>
         </w:rPr>
-        <w:t xml:space="preserve">    brand: LOGO / BRAND</w:t>
+        <w:t xml:space="preserve">    brand: "LOGO / BRAND"</w:t>
       </w:r>
       <w:r>
         <w:br/>
@@ -25938,7 +26046,7 @@
         <w:rPr>
           <w:rStyle w:val="VerbatimChar"/>
         </w:rPr>
-        <w:t xml:space="preserve">#&gt;&gt;   name: SEARCH</w:t>
+        <w:t xml:space="preserve">#&gt;&gt;   name: "SEARCH"</w:t>
       </w:r>
       <w:r>
         <w:br/>
@@ -26055,7 +26163,7 @@
         <w:rPr>
           <w:rStyle w:val="VerbatimChar"/>
         </w:rPr>
-        <w:t xml:space="preserve">#&gt;&gt; copyright: COPYRIGHT</w:t>
+        <w:t xml:space="preserve">#&gt;&gt; copyright: "COPYRIGHT"</w:t>
       </w:r>
       <w:r>
         <w:br/>
@@ -26163,73 +26271,91 @@
         <w:rPr>
           <w:rStyle w:val="VerbatimChar"/>
         </w:rPr>
-        <w:t xml:space="preserve">#&gt;&gt; cols_break: lg</w:t>
-      </w:r>
-      <w:r>
-        <w:br/>
-      </w:r>
-      <w:r>
-        <w:rPr>
-          <w:rStyle w:val="VerbatimChar"/>
-        </w:rPr>
-        <w:t xml:space="preserve">#&gt;&gt; cols_scroll: 1</w:t>
-      </w:r>
-      <w:r>
-        <w:br/>
-      </w:r>
-      <w:r>
-        <w:rPr>
-          <w:rStyle w:val="VerbatimChar"/>
-        </w:rPr>
-        <w:t xml:space="preserve">#&gt;&gt; cols_order: [ 1, 2, 3 ]</w:t>
-      </w:r>
-      <w:r>
-        <w:br/>
-      </w:r>
-      <w:r>
-        <w:rPr>
-          <w:rStyle w:val="VerbatimChar"/>
-        </w:rPr>
-        <w:t xml:space="preserve">#&gt;&gt; cols_reorder: [ 1, 3, 2 ]</w:t>
-      </w:r>
-      <w:r>
-        <w:br/>
-      </w:r>
-      <w:r>
-        <w:rPr>
-          <w:rStyle w:val="VerbatimChar"/>
-        </w:rPr>
-        <w:t xml:space="preserve">#&gt;&gt; cols_size: [ 3, 7, 2 ]</w:t>
-      </w:r>
-      <w:r>
-        <w:br/>
-      </w:r>
-      <w:r>
-        <w:rPr>
-          <w:rStyle w:val="VerbatimChar"/>
-        </w:rPr>
-        <w:t xml:space="preserve">#&gt;&gt; cols_resize: [ 6, 12, 6 ]</w:t>
-      </w:r>
-      <w:r>
-        <w:br/>
-      </w:r>
-      <w:r>
-        <w:br/>
-      </w:r>
-      <w:r>
-        <w:rPr>
-          <w:rStyle w:val="VerbatimChar"/>
-        </w:rPr>
-        <w:t xml:space="preserve">#&gt;&gt; metainfo: "&lt;date&gt; :: &lt;title&gt;&lt;|&gt; -- &lt;author|; &gt;"</w:t>
-      </w:r>
-      <w:r>
-        <w:br/>
-      </w:r>
-      <w:r>
-        <w:rPr>
-          <w:rStyle w:val="VerbatimChar"/>
-        </w:rPr>
-        <w:t xml:space="preserve">#&gt;&gt; metainfo_null: "*(none)*"</w:t>
+        <w:t xml:space="preserve">#&gt;&gt; cols:</w:t>
+      </w:r>
+      <w:r>
+        <w:br/>
+      </w:r>
+      <w:r>
+        <w:rPr>
+          <w:rStyle w:val="VerbatimChar"/>
+        </w:rPr>
+        <w:t xml:space="preserve">#&gt;&gt;   break: lg</w:t>
+      </w:r>
+      <w:r>
+        <w:br/>
+      </w:r>
+      <w:r>
+        <w:rPr>
+          <w:rStyle w:val="VerbatimChar"/>
+        </w:rPr>
+        <w:t xml:space="preserve">#&gt;&gt;   scroll: 1</w:t>
+      </w:r>
+      <w:r>
+        <w:br/>
+      </w:r>
+      <w:r>
+        <w:rPr>
+          <w:rStyle w:val="VerbatimChar"/>
+        </w:rPr>
+        <w:t xml:space="preserve">#&gt;&gt;   order: [ 1, 2, 3 ]</w:t>
+      </w:r>
+      <w:r>
+        <w:br/>
+      </w:r>
+      <w:r>
+        <w:rPr>
+          <w:rStyle w:val="VerbatimChar"/>
+        </w:rPr>
+        <w:t xml:space="preserve">#&gt;&gt;   reorder: [ 1, 3, 2 ]</w:t>
+      </w:r>
+      <w:r>
+        <w:br/>
+      </w:r>
+      <w:r>
+        <w:rPr>
+          <w:rStyle w:val="VerbatimChar"/>
+        </w:rPr>
+        <w:t xml:space="preserve">#&gt;&gt;   size: [ 3, 7, 2 ]</w:t>
+      </w:r>
+      <w:r>
+        <w:br/>
+      </w:r>
+      <w:r>
+        <w:rPr>
+          <w:rStyle w:val="VerbatimChar"/>
+        </w:rPr>
+        <w:t xml:space="preserve">#&gt;&gt;   resize: [ 6, 12, 6 ]</w:t>
+      </w:r>
+      <w:r>
+        <w:br/>
+      </w:r>
+      <w:r>
+        <w:br/>
+      </w:r>
+      <w:r>
+        <w:rPr>
+          <w:rStyle w:val="VerbatimChar"/>
+        </w:rPr>
+        <w:t xml:space="preserve">#&gt;&gt; metainfo:</w:t>
+      </w:r>
+      <w:r>
+        <w:br/>
+      </w:r>
+      <w:r>
+        <w:rPr>
+          <w:rStyle w:val="VerbatimChar"/>
+        </w:rPr>
+        <w:t xml:space="preserve">#&gt;&gt;   display: "&lt;date&gt; :: &lt;title&gt;&lt;|&gt; -- &lt;author|; &gt;"</w:t>
+      </w:r>
+      <w:r>
+        <w:br/>
+      </w:r>
+      <w:r>
+        <w:rPr>
+          <w:rStyle w:val="VerbatimChar"/>
+        </w:rPr>
+        <w:t xml:space="preserve">#&gt;&gt;   null: "*(none)*"</w:t>
       </w:r>
       <w:r>
         <w:br/>
@@ -26298,22 +26424,76 @@
         <w:br/>
       </w:r>
       <w:r>
-        <w:br/>
-      </w:r>
-      <w:r>
-        <w:rPr>
-          <w:rStyle w:val="VerbatimChar"/>
-        </w:rPr>
-        <w:t xml:space="preserve">#&gt;&gt; readtime: "*Reading time: &lt;word&gt; words, &lt;time&gt; minutes*"</w:t>
-      </w:r>
-      <w:r>
-        <w:br/>
-      </w:r>
-      <w:r>
-        <w:rPr>
-          <w:rStyle w:val="VerbatimChar"/>
-        </w:rPr>
-        <w:t xml:space="preserve">#&gt;&gt; readtime_wpm: 220</w:t>
+        <w:rPr>
+          <w:rStyle w:val="VerbatimChar"/>
+        </w:rPr>
+        <w:t xml:space="preserve">#&gt;&gt; readtime:</w:t>
+      </w:r>
+      <w:r>
+        <w:br/>
+      </w:r>
+      <w:r>
+        <w:rPr>
+          <w:rStyle w:val="VerbatimChar"/>
+        </w:rPr>
+        <w:t xml:space="preserve">#&gt;&gt;   display: "*Reading time: &lt;word&gt; words, &lt;time&gt; minutes*"</w:t>
+      </w:r>
+      <w:r>
+        <w:br/>
+      </w:r>
+      <w:r>
+        <w:rPr>
+          <w:rStyle w:val="VerbatimChar"/>
+        </w:rPr>
+        <w:t xml:space="preserve">#&gt;&gt;   wpm: 220</w:t>
+      </w:r>
+      <w:r>
+        <w:br/>
+      </w:r>
+      <w:r>
+        <w:br/>
+      </w:r>
+      <w:r>
+        <w:rPr>
+          <w:rStyle w:val="VerbatimChar"/>
+        </w:rPr>
+        <w:t xml:space="preserve">#&gt;&gt; redirect:</w:t>
+      </w:r>
+      <w:r>
+        <w:br/>
+      </w:r>
+      <w:r>
+        <w:rPr>
+          <w:rStyle w:val="VerbatimChar"/>
+        </w:rPr>
+        <w:t xml:space="preserve">#&gt;&gt;   title: "Moved To"</w:t>
+      </w:r>
+      <w:r>
+        <w:br/>
+      </w:r>
+      <w:r>
+        <w:rPr>
+          <w:rStyle w:val="VerbatimChar"/>
+        </w:rPr>
+        <w:t xml:space="preserve">#&gt;&gt;   display: "**This link has been permanently moved to: &lt;link&gt;**"</w:t>
+      </w:r>
+      <w:r>
+        <w:br/>
+      </w:r>
+      <w:r>
+        <w:rPr>
+          <w:rStyle w:val="VerbatimChar"/>
+        </w:rPr>
+        <w:t xml:space="preserve">#&gt;&gt;   match: "*"</w:t>
+      </w:r>
+      <w:r>
+        <w:br/>
+      </w:r>
+      <w:r>
+        <w:rPr>
+          <w:rStyle w:val="VerbatimChar"/>
+        </w:rPr>
+        <w:t xml:space="preserve">#&gt;&gt;   time: 5</w:t>
       </w:r>
       <w:r>
         <w:br/>
@@ -26361,6 +26541,15 @@
         <w:br/>
       </w:r>
       <w:r>
+        <w:rPr>
+          <w:rStyle w:val="VerbatimChar"/>
+        </w:rPr>
+        <w:t xml:space="preserve">#&gt;&gt; anchor_links: 1</w:t>
+      </w:r>
+      <w:r>
+        <w:br/>
+      </w:r>
+      <w:r>
         <w:br/>
       </w:r>
       <w:r>
@@ -26379,112 +26568,139 @@
         <w:rPr>
           <w:rStyle w:val="VerbatimChar"/>
         </w:rPr>
-        <w:t xml:space="preserve">#&gt;&gt; digest_title: "Latest Updates"</w:t>
-      </w:r>
-      <w:r>
-        <w:br/>
-      </w:r>
-      <w:r>
-        <w:rPr>
-          <w:rStyle w:val="VerbatimChar"/>
-        </w:rPr>
-        <w:t xml:space="preserve">#&gt;&gt; digest_continue: "[...]"</w:t>
-      </w:r>
-      <w:r>
-        <w:br/>
-      </w:r>
-      <w:r>
-        <w:rPr>
-          <w:rStyle w:val="VerbatimChar"/>
-        </w:rPr>
-        <w:t xml:space="preserve">#&gt;&gt; digest_permalink: "*(permalink to full text)*"</w:t>
-      </w:r>
-      <w:r>
-        <w:br/>
-      </w:r>
-      <w:r>
-        <w:rPr>
-          <w:rStyle w:val="VerbatimChar"/>
-        </w:rPr>
-        <w:t xml:space="preserve">#&gt;&gt; digest_chars: 1024</w:t>
-      </w:r>
-      <w:r>
-        <w:br/>
-      </w:r>
-      <w:r>
-        <w:rPr>
-          <w:rStyle w:val="VerbatimChar"/>
-        </w:rPr>
-        <w:t xml:space="preserve">#&gt;&gt; digest_count: 10</w:t>
-      </w:r>
-      <w:r>
-        <w:br/>
-      </w:r>
-      <w:r>
-        <w:rPr>
-          <w:rStyle w:val="VerbatimChar"/>
-        </w:rPr>
-        <w:t xml:space="preserve">#&gt;&gt; digest_expanded: 0</w:t>
-      </w:r>
-      <w:r>
-        <w:br/>
-      </w:r>
-      <w:r>
-        <w:rPr>
-          <w:rStyle w:val="VerbatimChar"/>
-        </w:rPr>
-        <w:t xml:space="preserve">#&gt;&gt; digest_spacer: 1</w:t>
-      </w:r>
-      <w:r>
-        <w:br/>
-      </w:r>
-      <w:r>
-        <w:br/>
-      </w:r>
-      <w:r>
-        <w:rPr>
-          <w:rStyle w:val="VerbatimChar"/>
-        </w:rPr>
-        <w:t xml:space="preserve">#&gt;&gt; lists_expanded: 0</w:t>
-      </w:r>
-      <w:r>
-        <w:br/>
-      </w:r>
-      <w:r>
-        <w:rPr>
-          <w:rStyle w:val="VerbatimChar"/>
-        </w:rPr>
-        <w:t xml:space="preserve">#&gt;&gt; lists_spacer: 1</w:t>
-      </w:r>
-      <w:r>
-        <w:br/>
-      </w:r>
-      <w:r>
-        <w:br/>
-      </w:r>
-      <w:r>
-        <w:rPr>
-          <w:rStyle w:val="VerbatimChar"/>
-        </w:rPr>
-        <w:t xml:space="preserve">#&gt;&gt; sitemap_title: "Site Map"</w:t>
-      </w:r>
-      <w:r>
-        <w:br/>
-      </w:r>
-      <w:r>
-        <w:rPr>
-          <w:rStyle w:val="VerbatimChar"/>
-        </w:rPr>
-        <w:t xml:space="preserve">#&gt;&gt; sitemap_expanded: 0</w:t>
-      </w:r>
-      <w:r>
-        <w:br/>
-      </w:r>
-      <w:r>
-        <w:rPr>
-          <w:rStyle w:val="VerbatimChar"/>
-        </w:rPr>
-        <w:t xml:space="preserve">#&gt;&gt; sitemap_spacer: 1</w:t>
+        <w:t xml:space="preserve">#&gt;&gt; digest:</w:t>
+      </w:r>
+      <w:r>
+        <w:br/>
+      </w:r>
+      <w:r>
+        <w:rPr>
+          <w:rStyle w:val="VerbatimChar"/>
+        </w:rPr>
+        <w:t xml:space="preserve">#&gt;&gt;   title: "Latest Updates"</w:t>
+      </w:r>
+      <w:r>
+        <w:br/>
+      </w:r>
+      <w:r>
+        <w:rPr>
+          <w:rStyle w:val="VerbatimChar"/>
+        </w:rPr>
+        <w:t xml:space="preserve">#&gt;&gt;   continue: "*[...]*"</w:t>
+      </w:r>
+      <w:r>
+        <w:br/>
+      </w:r>
+      <w:r>
+        <w:rPr>
+          <w:rStyle w:val="VerbatimChar"/>
+        </w:rPr>
+        <w:t xml:space="preserve">#&gt;&gt;   permalink: "*(link to full page)*"</w:t>
+      </w:r>
+      <w:r>
+        <w:br/>
+      </w:r>
+      <w:r>
+        <w:rPr>
+          <w:rStyle w:val="VerbatimChar"/>
+        </w:rPr>
+        <w:t xml:space="preserve">#&gt;&gt;   chars: 1024</w:t>
+      </w:r>
+      <w:r>
+        <w:br/>
+      </w:r>
+      <w:r>
+        <w:rPr>
+          <w:rStyle w:val="VerbatimChar"/>
+        </w:rPr>
+        <w:t xml:space="preserve">#&gt;&gt;   count: 10</w:t>
+      </w:r>
+      <w:r>
+        <w:br/>
+      </w:r>
+      <w:r>
+        <w:rPr>
+          <w:rStyle w:val="VerbatimChar"/>
+        </w:rPr>
+        <w:t xml:space="preserve">#&gt;&gt;   expanded: 0</w:t>
+      </w:r>
+      <w:r>
+        <w:br/>
+      </w:r>
+      <w:r>
+        <w:rPr>
+          <w:rStyle w:val="VerbatimChar"/>
+        </w:rPr>
+        <w:t xml:space="preserve">#&gt;&gt;   spacer: 1</w:t>
+      </w:r>
+      <w:r>
+        <w:br/>
+      </w:r>
+      <w:r>
+        <w:br/>
+      </w:r>
+      <w:r>
+        <w:rPr>
+          <w:rStyle w:val="VerbatimChar"/>
+        </w:rPr>
+        <w:t xml:space="preserve">#&gt;&gt; lists:</w:t>
+      </w:r>
+      <w:r>
+        <w:br/>
+      </w:r>
+      <w:r>
+        <w:rPr>
+          <w:rStyle w:val="VerbatimChar"/>
+        </w:rPr>
+        <w:t xml:space="preserve">#&gt;&gt;   expanded: 0</w:t>
+      </w:r>
+      <w:r>
+        <w:br/>
+      </w:r>
+      <w:r>
+        <w:rPr>
+          <w:rStyle w:val="VerbatimChar"/>
+        </w:rPr>
+        <w:t xml:space="preserve">#&gt;&gt;   spacer: 1</w:t>
+      </w:r>
+      <w:r>
+        <w:br/>
+      </w:r>
+      <w:r>
+        <w:br/>
+      </w:r>
+      <w:r>
+        <w:rPr>
+          <w:rStyle w:val="VerbatimChar"/>
+        </w:rPr>
+        <w:t xml:space="preserve">#&gt;&gt; sitemap:</w:t>
+      </w:r>
+      <w:r>
+        <w:br/>
+      </w:r>
+      <w:r>
+        <w:rPr>
+          <w:rStyle w:val="VerbatimChar"/>
+        </w:rPr>
+        <w:t xml:space="preserve">#&gt;&gt;   title: "Site Map"</w:t>
+      </w:r>
+      <w:r>
+        <w:br/>
+      </w:r>
+      <w:r>
+        <w:rPr>
+          <w:rStyle w:val="VerbatimChar"/>
+        </w:rPr>
+        <w:t xml:space="preserve">#&gt;&gt;   expanded: 0</w:t>
+      </w:r>
+      <w:r>
+        <w:br/>
+      </w:r>
+      <w:r>
+        <w:rPr>
+          <w:rStyle w:val="VerbatimChar"/>
+        </w:rPr>
+        <w:t xml:space="preserve">#&gt;&gt;   spacer: 1</w:t>
       </w:r>
       <w:r>
         <w:br/>
@@ -26643,7 +26859,7 @@
         <w:rPr>
           <w:rStyle w:val="VerbatimChar"/>
         </w:rPr>
-        <w:t xml:space="preserve">          - Metainfo File: &lt;composer_root&gt;/config/pages/2022-01-01+template_00.html</w:t>
+        <w:t xml:space="preserve">          - Metainfo File: &lt;composer_root&gt;/config/pages/2022-01-01+template_0.html</w:t>
       </w:r>
       <w:r>
         <w:br/>
@@ -29408,6 +29624,15 @@
         <w:rPr>
           <w:rStyle w:val="VerbatimChar"/>
         </w:rPr>
+        <w:t xml:space="preserve">COMPOSER_LIBRARY_ANCHOR_LINKS</w:t>
+      </w:r>
+      <w:r>
+        <w:br/>
+      </w:r>
+      <w:r>
+        <w:rPr>
+          <w:rStyle w:val="VerbatimChar"/>
+        </w:rPr>
         <w:t xml:space="preserve">COMPOSER_LIBRARY_AUTO_UPDATE</w:t>
       </w:r>
       <w:r>
@@ -29633,6 +29858,15 @@
         <w:rPr>
           <w:rStyle w:val="VerbatimChar"/>
         </w:rPr>
+        <w:t xml:space="preserve">COMPOSER_RELDATE</w:t>
+      </w:r>
+      <w:r>
+        <w:br/>
+      </w:r>
+      <w:r>
+        <w:rPr>
+          <w:rStyle w:val="VerbatimChar"/>
+        </w:rPr>
         <w:t xml:space="preserve">COMPOSER_RELEASE</w:t>
       </w:r>
       <w:r>
@@ -30371,6 +30605,123 @@
         <w:rPr>
           <w:rStyle w:val="VerbatimChar"/>
         </w:rPr>
+        <w:t xml:space="preserve">DISPLAY_BANNER_AUTO</w:t>
+      </w:r>
+      <w:r>
+        <w:br/>
+      </w:r>
+      <w:r>
+        <w:rPr>
+          <w:rStyle w:val="VerbatimChar"/>
+        </w:rPr>
+        <w:t xml:space="preserve">DISPLAY_BANNER_AUTO_MOD</w:t>
+      </w:r>
+      <w:r>
+        <w:br/>
+      </w:r>
+      <w:r>
+        <w:rPr>
+          <w:rStyle w:val="VerbatimChar"/>
+        </w:rPr>
+        <w:t xml:space="preserve">DISPLAY_BANNER_TIME</w:t>
+      </w:r>
+      <w:r>
+        <w:br/>
+      </w:r>
+      <w:r>
+        <w:rPr>
+          <w:rStyle w:val="VerbatimChar"/>
+        </w:rPr>
+        <w:t xml:space="preserve">DISPLAY_BANNER_TIME_MOD</w:t>
+      </w:r>
+      <w:r>
+        <w:br/>
+      </w:r>
+      <w:r>
+        <w:rPr>
+          <w:rStyle w:val="VerbatimChar"/>
+        </w:rPr>
+        <w:t xml:space="preserve">DISPLAY_SHELF_AUTO</w:t>
+      </w:r>
+      <w:r>
+        <w:br/>
+      </w:r>
+      <w:r>
+        <w:rPr>
+          <w:rStyle w:val="VerbatimChar"/>
+        </w:rPr>
+        <w:t xml:space="preserve">DISPLAY_SHELF_AUTO_MOD</w:t>
+      </w:r>
+      <w:r>
+        <w:br/>
+      </w:r>
+      <w:r>
+        <w:rPr>
+          <w:rStyle w:val="VerbatimChar"/>
+        </w:rPr>
+        <w:t xml:space="preserve">DISPLAY_SHELF_SHOW</w:t>
+      </w:r>
+      <w:r>
+        <w:br/>
+      </w:r>
+      <w:r>
+        <w:rPr>
+          <w:rStyle w:val="VerbatimChar"/>
+        </w:rPr>
+        <w:t xml:space="preserve">DISPLAY_SHELF_SHOW_MOD</w:t>
+      </w:r>
+      <w:r>
+        <w:br/>
+      </w:r>
+      <w:r>
+        <w:rPr>
+          <w:rStyle w:val="VerbatimChar"/>
+        </w:rPr>
+        <w:t xml:space="preserve">DISPLAY_SHELF_SIZE</w:t>
+      </w:r>
+      <w:r>
+        <w:br/>
+      </w:r>
+      <w:r>
+        <w:rPr>
+          <w:rStyle w:val="VerbatimChar"/>
+        </w:rPr>
+        <w:t xml:space="preserve">DISPLAY_SHELF_SIZE_MOD</w:t>
+      </w:r>
+      <w:r>
+        <w:br/>
+      </w:r>
+      <w:r>
+        <w:rPr>
+          <w:rStyle w:val="VerbatimChar"/>
+        </w:rPr>
+        <w:t xml:space="preserve">DISPLAY_SHELF_TIME</w:t>
+      </w:r>
+      <w:r>
+        <w:br/>
+      </w:r>
+      <w:r>
+        <w:rPr>
+          <w:rStyle w:val="VerbatimChar"/>
+        </w:rPr>
+        <w:t xml:space="preserve">DISPLAY_SHELF_TIME_MOD</w:t>
+      </w:r>
+      <w:r>
+        <w:br/>
+      </w:r>
+      <w:r>
+        <w:rPr>
+          <w:rStyle w:val="VerbatimChar"/>
+        </w:rPr>
+        <w:t xml:space="preserve">DISPLAY_SHOW_DEFAULT</w:t>
+      </w:r>
+      <w:r>
+        <w:br/>
+      </w:r>
+      <w:r>
+        <w:rPr>
+          <w:rStyle w:val="VerbatimChar"/>
+        </w:rPr>
         <w:t xml:space="preserve">DISTRIB</w:t>
       </w:r>
       <w:r>
@@ -31226,6 +31577,24 @@
         <w:rPr>
           <w:rStyle w:val="VerbatimChar"/>
         </w:rPr>
+        <w:t xml:space="preserve">HEREDOC_COMPOSER_MK_PUBLISH_CONFIGS_HACK</w:t>
+      </w:r>
+      <w:r>
+        <w:br/>
+      </w:r>
+      <w:r>
+        <w:rPr>
+          <w:rStyle w:val="VerbatimChar"/>
+        </w:rPr>
+        <w:t xml:space="preserve">HEREDOC_COMPOSER_MK_PUBLISH_CONFIGS_HACK_DONE</w:t>
+      </w:r>
+      <w:r>
+        <w:br/>
+      </w:r>
+      <w:r>
+        <w:rPr>
+          <w:rStyle w:val="VerbatimChar"/>
+        </w:rPr>
         <w:t xml:space="preserve">HEREDOC_COMPOSER_MK_PUBLISH_EXAMPLE</w:t>
       </w:r>
       <w:r>
@@ -31622,6 +31991,24 @@
         <w:rPr>
           <w:rStyle w:val="VerbatimChar"/>
         </w:rPr>
+        <w:t xml:space="preserve">HEREDOC_REDIRECT_MD</w:t>
+      </w:r>
+      <w:r>
+        <w:br/>
+      </w:r>
+      <w:r>
+        <w:rPr>
+          <w:rStyle w:val="VerbatimChar"/>
+        </w:rPr>
+        <w:t xml:space="preserve">HEREDOC_REDIRECT_YML</w:t>
+      </w:r>
+      <w:r>
+        <w:br/>
+      </w:r>
+      <w:r>
+        <w:rPr>
+          <w:rStyle w:val="VerbatimChar"/>
+        </w:rPr>
         <w:t xml:space="preserve">HEREDOC_SPELL_WORDLIST</w:t>
       </w:r>
       <w:r>
@@ -31721,6 +32108,33 @@
         <w:rPr>
           <w:rStyle w:val="VerbatimChar"/>
         </w:rPr>
+        <w:t xml:space="preserve">LIBRARY_ANCHOR_LINKS</w:t>
+      </w:r>
+      <w:r>
+        <w:br/>
+      </w:r>
+      <w:r>
+        <w:rPr>
+          <w:rStyle w:val="VerbatimChar"/>
+        </w:rPr>
+        <w:t xml:space="preserve">LIBRARY_ANCHOR_LINKS_ALT</w:t>
+      </w:r>
+      <w:r>
+        <w:br/>
+      </w:r>
+      <w:r>
+        <w:rPr>
+          <w:rStyle w:val="VerbatimChar"/>
+        </w:rPr>
+        <w:t xml:space="preserve">LIBRARY_ANCHOR_LINKS_MOD</w:t>
+      </w:r>
+      <w:r>
+        <w:br/>
+      </w:r>
+      <w:r>
+        <w:rPr>
+          <w:rStyle w:val="VerbatimChar"/>
+        </w:rPr>
         <w:t xml:space="preserve">LIBRARY_APPEND</w:t>
       </w:r>
       <w:r>
@@ -31766,6 +32180,15 @@
         <w:rPr>
           <w:rStyle w:val="VerbatimChar"/>
         </w:rPr>
+        <w:t xml:space="preserve">LIBRARY_AUTO_UPDATE_MOD</w:t>
+      </w:r>
+      <w:r>
+        <w:br/>
+      </w:r>
+      <w:r>
+        <w:rPr>
+          <w:rStyle w:val="VerbatimChar"/>
+        </w:rPr>
         <w:t xml:space="preserve">LIBRARY_DIGEST_CHARS</w:t>
       </w:r>
       <w:r>
@@ -31784,6 +32207,15 @@
         <w:rPr>
           <w:rStyle w:val="VerbatimChar"/>
         </w:rPr>
+        <w:t xml:space="preserve">LIBRARY_DIGEST_CHARS_MOD</w:t>
+      </w:r>
+      <w:r>
+        <w:br/>
+      </w:r>
+      <w:r>
+        <w:rPr>
+          <w:rStyle w:val="VerbatimChar"/>
+        </w:rPr>
         <w:t xml:space="preserve">LIBRARY_DIGEST_CONTINUE</w:t>
       </w:r>
       <w:r>
@@ -31802,6 +32234,15 @@
         <w:rPr>
           <w:rStyle w:val="VerbatimChar"/>
         </w:rPr>
+        <w:t xml:space="preserve">LIBRARY_DIGEST_CONTINUE_MOD</w:t>
+      </w:r>
+      <w:r>
+        <w:br/>
+      </w:r>
+      <w:r>
+        <w:rPr>
+          <w:rStyle w:val="VerbatimChar"/>
+        </w:rPr>
         <w:t xml:space="preserve">LIBRARY_DIGEST_COUNT</w:t>
       </w:r>
       <w:r>
@@ -31820,6 +32261,15 @@
         <w:rPr>
           <w:rStyle w:val="VerbatimChar"/>
         </w:rPr>
+        <w:t xml:space="preserve">LIBRARY_DIGEST_COUNT_MOD</w:t>
+      </w:r>
+      <w:r>
+        <w:br/>
+      </w:r>
+      <w:r>
+        <w:rPr>
+          <w:rStyle w:val="VerbatimChar"/>
+        </w:rPr>
         <w:t xml:space="preserve">LIBRARY_DIGEST_EXPANDED</w:t>
       </w:r>
       <w:r>
@@ -31865,6 +32315,15 @@
         <w:rPr>
           <w:rStyle w:val="VerbatimChar"/>
         </w:rPr>
+        <w:t xml:space="preserve">LIBRARY_DIGEST_PERMALINK_MOD</w:t>
+      </w:r>
+      <w:r>
+        <w:br/>
+      </w:r>
+      <w:r>
+        <w:rPr>
+          <w:rStyle w:val="VerbatimChar"/>
+        </w:rPr>
         <w:t xml:space="preserve">LIBRARY_DIGEST_SPACER</w:t>
       </w:r>
       <w:r>
@@ -31883,6 +32342,15 @@
         <w:rPr>
           <w:rStyle w:val="VerbatimChar"/>
         </w:rPr>
+        <w:t xml:space="preserve">LIBRARY_DIGEST_SPACER_MOD</w:t>
+      </w:r>
+      <w:r>
+        <w:br/>
+      </w:r>
+      <w:r>
+        <w:rPr>
+          <w:rStyle w:val="VerbatimChar"/>
+        </w:rPr>
         <w:t xml:space="preserve">LIBRARY_DIGEST_TITLE</w:t>
       </w:r>
       <w:r>
@@ -31928,6 +32396,15 @@
         <w:rPr>
           <w:rStyle w:val="VerbatimChar"/>
         </w:rPr>
+        <w:t xml:space="preserve">LIBRARY_FOLDER_MOD</w:t>
+      </w:r>
+      <w:r>
+        <w:br/>
+      </w:r>
+      <w:r>
+        <w:rPr>
+          <w:rStyle w:val="VerbatimChar"/>
+        </w:rPr>
         <w:t xml:space="preserve">LIBRARY_LISTS_EXPANDED</w:t>
       </w:r>
       <w:r>
@@ -31973,6 +32450,15 @@
         <w:rPr>
           <w:rStyle w:val="VerbatimChar"/>
         </w:rPr>
+        <w:t xml:space="preserve">LIBRARY_LISTS_SPACER_MOD</w:t>
+      </w:r>
+      <w:r>
+        <w:br/>
+      </w:r>
+      <w:r>
+        <w:rPr>
+          <w:rStyle w:val="VerbatimChar"/>
+        </w:rPr>
         <w:t xml:space="preserve">LIBRARY_SITEMAP_EXPANDED</w:t>
       </w:r>
       <w:r>
@@ -32018,6 +32504,15 @@
         <w:rPr>
           <w:rStyle w:val="VerbatimChar"/>
         </w:rPr>
+        <w:t xml:space="preserve">LIBRARY_SITEMAP_SPACER_MOD</w:t>
+      </w:r>
+      <w:r>
+        <w:br/>
+      </w:r>
+      <w:r>
+        <w:rPr>
+          <w:rStyle w:val="VerbatimChar"/>
+        </w:rPr>
         <w:t xml:space="preserve">LIBRARY_SITEMAP_TITLE</w:t>
       </w:r>
       <w:r>
@@ -33107,6 +33602,15 @@
         <w:rPr>
           <w:rStyle w:val="VerbatimChar"/>
         </w:rPr>
+        <w:t xml:space="preserve">PUBLISH_COLS_BREAK_MOD</w:t>
+      </w:r>
+      <w:r>
+        <w:br/>
+      </w:r>
+      <w:r>
+        <w:rPr>
+          <w:rStyle w:val="VerbatimChar"/>
+        </w:rPr>
         <w:t xml:space="preserve">PUBLISH_COLS_ORDER_C</w:t>
       </w:r>
       <w:r>
@@ -33503,6 +34007,15 @@
         <w:rPr>
           <w:rStyle w:val="VerbatimChar"/>
         </w:rPr>
+        <w:t xml:space="preserve">PUBLISH_COPY_PROTECT_MOD</w:t>
+      </w:r>
+      <w:r>
+        <w:br/>
+      </w:r>
+      <w:r>
+        <w:rPr>
+          <w:rStyle w:val="VerbatimChar"/>
+        </w:rPr>
         <w:t xml:space="preserve">PUBLISH_CREATORS</w:t>
       </w:r>
       <w:r>
@@ -33512,25 +34025,25 @@
         <w:rPr>
           <w:rStyle w:val="VerbatimChar"/>
         </w:rPr>
-        <w:t xml:space="preserve">PUBLISH_CREATORS_PRINT</w:t>
-      </w:r>
-      <w:r>
-        <w:br/>
-      </w:r>
-      <w:r>
-        <w:rPr>
-          <w:rStyle w:val="VerbatimChar"/>
-        </w:rPr>
-        <w:t xml:space="preserve">PUBLISH_CREATORS_PRINT_ALT</w:t>
-      </w:r>
-      <w:r>
-        <w:br/>
-      </w:r>
-      <w:r>
-        <w:rPr>
-          <w:rStyle w:val="VerbatimChar"/>
-        </w:rPr>
-        <w:t xml:space="preserve">PUBLISH_CREATORS_PRINT_MOD</w:t>
+        <w:t xml:space="preserve">PUBLISH_CREATORS_DISPLAY</w:t>
+      </w:r>
+      <w:r>
+        <w:br/>
+      </w:r>
+      <w:r>
+        <w:rPr>
+          <w:rStyle w:val="VerbatimChar"/>
+        </w:rPr>
+        <w:t xml:space="preserve">PUBLISH_CREATORS_DISPLAY_ALT</w:t>
+      </w:r>
+      <w:r>
+        <w:br/>
+      </w:r>
+      <w:r>
+        <w:rPr>
+          <w:rStyle w:val="VerbatimChar"/>
+        </w:rPr>
+        <w:t xml:space="preserve">PUBLISH_CREATORS_DISPLAY_MOD</w:t>
       </w:r>
       <w:r>
         <w:br/>
@@ -33584,6 +34097,15 @@
         <w:rPr>
           <w:rStyle w:val="VerbatimChar"/>
         </w:rPr>
+        <w:t xml:space="preserve">PUBLISH_CSS_OVERLAY_MOD</w:t>
+      </w:r>
+      <w:r>
+        <w:br/>
+      </w:r>
+      <w:r>
+        <w:rPr>
+          <w:rStyle w:val="VerbatimChar"/>
+        </w:rPr>
         <w:t xml:space="preserve">PUBLISH_DIRS</w:t>
       </w:r>
       <w:r>
@@ -33782,25 +34304,34 @@
         <w:rPr>
           <w:rStyle w:val="VerbatimChar"/>
         </w:rPr>
-        <w:t xml:space="preserve">PUBLISH_METAINFO</w:t>
-      </w:r>
-      <w:r>
-        <w:br/>
-      </w:r>
-      <w:r>
-        <w:rPr>
-          <w:rStyle w:val="VerbatimChar"/>
-        </w:rPr>
-        <w:t xml:space="preserve">PUBLISH_METAINFO_ALT</w:t>
-      </w:r>
-      <w:r>
-        <w:br/>
-      </w:r>
-      <w:r>
-        <w:rPr>
-          <w:rStyle w:val="VerbatimChar"/>
-        </w:rPr>
-        <w:t xml:space="preserve">PUBLISH_METAINFO_MOD</w:t>
+        <w:t xml:space="preserve">PUBLISH_LIBRARY_ITEM</w:t>
+      </w:r>
+      <w:r>
+        <w:br/>
+      </w:r>
+      <w:r>
+        <w:rPr>
+          <w:rStyle w:val="VerbatimChar"/>
+        </w:rPr>
+        <w:t xml:space="preserve">PUBLISH_METAINFO_DISPLAY</w:t>
+      </w:r>
+      <w:r>
+        <w:br/>
+      </w:r>
+      <w:r>
+        <w:rPr>
+          <w:rStyle w:val="VerbatimChar"/>
+        </w:rPr>
+        <w:t xml:space="preserve">PUBLISH_METAINFO_DISPLAY_ALT</w:t>
+      </w:r>
+      <w:r>
+        <w:br/>
+      </w:r>
+      <w:r>
+        <w:rPr>
+          <w:rStyle w:val="VerbatimChar"/>
+        </w:rPr>
+        <w:t xml:space="preserve">PUBLISH_METAINFO_DISPLAY_MOD</w:t>
       </w:r>
       <w:r>
         <w:br/>
@@ -33827,6 +34358,15 @@
         <w:rPr>
           <w:rStyle w:val="VerbatimChar"/>
         </w:rPr>
+        <w:t xml:space="preserve">PUBLISH_METAINFO_NULL_MOD</w:t>
+      </w:r>
+      <w:r>
+        <w:br/>
+      </w:r>
+      <w:r>
+        <w:rPr>
+          <w:rStyle w:val="VerbatimChar"/>
+        </w:rPr>
         <w:t xml:space="preserve">PUBLISH_METALIST</w:t>
       </w:r>
       <w:r>
@@ -33836,25 +34376,25 @@
         <w:rPr>
           <w:rStyle w:val="VerbatimChar"/>
         </w:rPr>
-        <w:t xml:space="preserve">PUBLISH_METALIST_PRINT</w:t>
-      </w:r>
-      <w:r>
-        <w:br/>
-      </w:r>
-      <w:r>
-        <w:rPr>
-          <w:rStyle w:val="VerbatimChar"/>
-        </w:rPr>
-        <w:t xml:space="preserve">PUBLISH_METALIST_PRINT_ALT</w:t>
-      </w:r>
-      <w:r>
-        <w:br/>
-      </w:r>
-      <w:r>
-        <w:rPr>
-          <w:rStyle w:val="VerbatimChar"/>
-        </w:rPr>
-        <w:t xml:space="preserve">PUBLISH_METALIST_PRINT_MOD</w:t>
+        <w:t xml:space="preserve">PUBLISH_METALIST_DISPLAY</w:t>
+      </w:r>
+      <w:r>
+        <w:br/>
+      </w:r>
+      <w:r>
+        <w:rPr>
+          <w:rStyle w:val="VerbatimChar"/>
+        </w:rPr>
+        <w:t xml:space="preserve">PUBLISH_METALIST_DISPLAY_ALT</w:t>
+      </w:r>
+      <w:r>
+        <w:br/>
+      </w:r>
+      <w:r>
+        <w:rPr>
+          <w:rStyle w:val="VerbatimChar"/>
+        </w:rPr>
+        <w:t xml:space="preserve">PUBLISH_METALIST_DISPLAY_MOD</w:t>
       </w:r>
       <w:r>
         <w:br/>
@@ -33908,6 +34448,51 @@
         <w:rPr>
           <w:rStyle w:val="VerbatimChar"/>
         </w:rPr>
+        <w:t xml:space="preserve">PUBLISH_PAGEONE</w:t>
+      </w:r>
+      <w:r>
+        <w:br/>
+      </w:r>
+      <w:r>
+        <w:rPr>
+          <w:rStyle w:val="VerbatimChar"/>
+        </w:rPr>
+        <w:t xml:space="preserve">PUBLISH_PAGES_DATE</w:t>
+      </w:r>
+      <w:r>
+        <w:br/>
+      </w:r>
+      <w:r>
+        <w:rPr>
+          <w:rStyle w:val="VerbatimChar"/>
+        </w:rPr>
+        <w:t xml:space="preserve">PUBLISH_PAGES_JOIN</w:t>
+      </w:r>
+      <w:r>
+        <w:br/>
+      </w:r>
+      <w:r>
+        <w:rPr>
+          <w:rStyle w:val="VerbatimChar"/>
+        </w:rPr>
+        <w:t xml:space="preserve">PUBLISH_PAGES_NUMS</w:t>
+      </w:r>
+      <w:r>
+        <w:br/>
+      </w:r>
+      <w:r>
+        <w:rPr>
+          <w:rStyle w:val="VerbatimChar"/>
+        </w:rPr>
+        <w:t xml:space="preserve">PUBLISH_PAGES_YEARS</w:t>
+      </w:r>
+      <w:r>
+        <w:br/>
+      </w:r>
+      <w:r>
+        <w:rPr>
+          <w:rStyle w:val="VerbatimChar"/>
+        </w:rPr>
         <w:t xml:space="preserve">PUBLISH_PAGE_1</w:t>
       </w:r>
       <w:r>
@@ -33989,15 +34574,6 @@
         <w:rPr>
           <w:rStyle w:val="VerbatimChar"/>
         </w:rPr>
-        <w:t xml:space="preserve">PUBLISH_PAGE_3_CONFIGS</w:t>
-      </w:r>
-      <w:r>
-        <w:br/>
-      </w:r>
-      <w:r>
-        <w:rPr>
-          <w:rStyle w:val="VerbatimChar"/>
-        </w:rPr>
         <w:t xml:space="preserve">PUBLISH_PAGE_3_FOOTER</w:t>
       </w:r>
       <w:r>
@@ -34223,6 +34799,24 @@
         <w:rPr>
           <w:rStyle w:val="VerbatimChar"/>
         </w:rPr>
+        <w:t xml:space="preserve">PUBLISH_PAGE_PAGEONE</w:t>
+      </w:r>
+      <w:r>
+        <w:br/>
+      </w:r>
+      <w:r>
+        <w:rPr>
+          <w:rStyle w:val="VerbatimChar"/>
+        </w:rPr>
+        <w:t xml:space="preserve">PUBLISH_PAGE_PAGEONE_NAME</w:t>
+      </w:r>
+      <w:r>
+        <w:br/>
+      </w:r>
+      <w:r>
+        <w:rPr>
+          <w:rStyle w:val="VerbatimChar"/>
+        </w:rPr>
         <w:t xml:space="preserve">PUBLISH_PAGE_SHOWDIR</w:t>
       </w:r>
       <w:r>
@@ -34250,34 +34844,25 @@
         <w:rPr>
           <w:rStyle w:val="VerbatimChar"/>
         </w:rPr>
-        <w:t xml:space="preserve">PUBLISH_PAGE_TESTING</w:t>
-      </w:r>
-      <w:r>
-        <w:br/>
-      </w:r>
-      <w:r>
-        <w:rPr>
-          <w:rStyle w:val="VerbatimChar"/>
-        </w:rPr>
-        <w:t xml:space="preserve">PUBLISH_PAGE_TESTING_NAME</w:t>
-      </w:r>
-      <w:r>
-        <w:br/>
-      </w:r>
-      <w:r>
-        <w:rPr>
-          <w:rStyle w:val="VerbatimChar"/>
-        </w:rPr>
-        <w:t xml:space="preserve">PUBLISH_READTIME</w:t>
-      </w:r>
-      <w:r>
-        <w:br/>
-      </w:r>
-      <w:r>
-        <w:rPr>
-          <w:rStyle w:val="VerbatimChar"/>
-        </w:rPr>
-        <w:t xml:space="preserve">PUBLISH_READTIME_ALT</w:t>
+        <w:t xml:space="preserve">PUBLISH_READTIME_DISPLAY</w:t>
+      </w:r>
+      <w:r>
+        <w:br/>
+      </w:r>
+      <w:r>
+        <w:rPr>
+          <w:rStyle w:val="VerbatimChar"/>
+        </w:rPr>
+        <w:t xml:space="preserve">PUBLISH_READTIME_DISPLAY_ALT</w:t>
+      </w:r>
+      <w:r>
+        <w:br/>
+      </w:r>
+      <w:r>
+        <w:rPr>
+          <w:rStyle w:val="VerbatimChar"/>
+        </w:rPr>
+        <w:t xml:space="preserve">PUBLISH_READTIME_DISPLAY_MOD</w:t>
       </w:r>
       <w:r>
         <w:br/>
@@ -34304,6 +34889,123 @@
         <w:rPr>
           <w:rStyle w:val="VerbatimChar"/>
         </w:rPr>
+        <w:t xml:space="preserve">PUBLISH_READTIME_WPM_MOD</w:t>
+      </w:r>
+      <w:r>
+        <w:br/>
+      </w:r>
+      <w:r>
+        <w:rPr>
+          <w:rStyle w:val="VerbatimChar"/>
+        </w:rPr>
+        <w:t xml:space="preserve">PUBLISH_REDIRECT_DISPLAY</w:t>
+      </w:r>
+      <w:r>
+        <w:br/>
+      </w:r>
+      <w:r>
+        <w:rPr>
+          <w:rStyle w:val="VerbatimChar"/>
+        </w:rPr>
+        <w:t xml:space="preserve">PUBLISH_REDIRECT_DISPLAY_ALT</w:t>
+      </w:r>
+      <w:r>
+        <w:br/>
+      </w:r>
+      <w:r>
+        <w:rPr>
+          <w:rStyle w:val="VerbatimChar"/>
+        </w:rPr>
+        <w:t xml:space="preserve">PUBLISH_REDIRECT_DISPLAY_MOD</w:t>
+      </w:r>
+      <w:r>
+        <w:br/>
+      </w:r>
+      <w:r>
+        <w:rPr>
+          <w:rStyle w:val="VerbatimChar"/>
+        </w:rPr>
+        <w:t xml:space="preserve">PUBLISH_REDIRECT_MATCH</w:t>
+      </w:r>
+      <w:r>
+        <w:br/>
+      </w:r>
+      <w:r>
+        <w:rPr>
+          <w:rStyle w:val="VerbatimChar"/>
+        </w:rPr>
+        <w:t xml:space="preserve">PUBLISH_REDIRECT_MATCH_ALT</w:t>
+      </w:r>
+      <w:r>
+        <w:br/>
+      </w:r>
+      <w:r>
+        <w:rPr>
+          <w:rStyle w:val="VerbatimChar"/>
+        </w:rPr>
+        <w:t xml:space="preserve">PUBLISH_REDIRECT_MATCH_MOD</w:t>
+      </w:r>
+      <w:r>
+        <w:br/>
+      </w:r>
+      <w:r>
+        <w:rPr>
+          <w:rStyle w:val="VerbatimChar"/>
+        </w:rPr>
+        <w:t xml:space="preserve">PUBLISH_REDIRECT_TIME</w:t>
+      </w:r>
+      <w:r>
+        <w:br/>
+      </w:r>
+      <w:r>
+        <w:rPr>
+          <w:rStyle w:val="VerbatimChar"/>
+        </w:rPr>
+        <w:t xml:space="preserve">PUBLISH_REDIRECT_TIME_ALT</w:t>
+      </w:r>
+      <w:r>
+        <w:br/>
+      </w:r>
+      <w:r>
+        <w:rPr>
+          <w:rStyle w:val="VerbatimChar"/>
+        </w:rPr>
+        <w:t xml:space="preserve">PUBLISH_REDIRECT_TIME_MOD</w:t>
+      </w:r>
+      <w:r>
+        <w:br/>
+      </w:r>
+      <w:r>
+        <w:rPr>
+          <w:rStyle w:val="VerbatimChar"/>
+        </w:rPr>
+        <w:t xml:space="preserve">PUBLISH_REDIRECT_TITLE</w:t>
+      </w:r>
+      <w:r>
+        <w:br/>
+      </w:r>
+      <w:r>
+        <w:rPr>
+          <w:rStyle w:val="VerbatimChar"/>
+        </w:rPr>
+        <w:t xml:space="preserve">PUBLISH_REDIRECT_TITLE_ALT</w:t>
+      </w:r>
+      <w:r>
+        <w:br/>
+      </w:r>
+      <w:r>
+        <w:rPr>
+          <w:rStyle w:val="VerbatimChar"/>
+        </w:rPr>
+        <w:t xml:space="preserve">PUBLISH_REDIRECT_TITLE_MOD</w:t>
+      </w:r>
+      <w:r>
+        <w:br/>
+      </w:r>
+      <w:r>
+        <w:rPr>
+          <w:rStyle w:val="VerbatimChar"/>
+        </w:rPr>
         <w:t xml:space="preserve">PUBLISH_ROOT</w:t>
       </w:r>
       <w:r>
@@ -34313,6 +35015,15 @@
         <w:rPr>
           <w:rStyle w:val="VerbatimChar"/>
         </w:rPr>
+        <w:t xml:space="preserve">PUBLISH_ROOT_TESTING</w:t>
+      </w:r>
+      <w:r>
+        <w:br/>
+      </w:r>
+      <w:r>
+        <w:rPr>
+          <w:rStyle w:val="VerbatimChar"/>
+        </w:rPr>
         <w:t xml:space="preserve">PUBLISH_SHOWDIR</w:t>
       </w:r>
       <w:r>
@@ -34358,15 +35069,6 @@
         <w:rPr>
           <w:rStyle w:val="VerbatimChar"/>
         </w:rPr>
-        <w:t xml:space="preserve">PUBLISH_TESTING</w:t>
-      </w:r>
-      <w:r>
-        <w:br/>
-      </w:r>
-      <w:r>
-        <w:rPr>
-          <w:rStyle w:val="VerbatimChar"/>
-        </w:rPr>
         <w:t xml:space="preserve">READ_ALIASES</w:t>
       </w:r>
       <w:r>
@@ -34394,6 +35096,42 @@
         <w:rPr>
           <w:rStyle w:val="VerbatimChar"/>
         </w:rPr>
+        <w:t xml:space="preserve">REDIRECT_DISPLAY</w:t>
+      </w:r>
+      <w:r>
+        <w:br/>
+      </w:r>
+      <w:r>
+        <w:rPr>
+          <w:rStyle w:val="VerbatimChar"/>
+        </w:rPr>
+        <w:t xml:space="preserve">REDIRECT_MATCH</w:t>
+      </w:r>
+      <w:r>
+        <w:br/>
+      </w:r>
+      <w:r>
+        <w:rPr>
+          <w:rStyle w:val="VerbatimChar"/>
+        </w:rPr>
+        <w:t xml:space="preserve">REDIRECT_TIME</w:t>
+      </w:r>
+      <w:r>
+        <w:br/>
+      </w:r>
+      <w:r>
+        <w:rPr>
+          <w:rStyle w:val="VerbatimChar"/>
+        </w:rPr>
+        <w:t xml:space="preserve">REDIRECT_TITLE</w:t>
+      </w:r>
+      <w:r>
+        <w:br/>
+      </w:r>
+      <w:r>
+        <w:rPr>
+          <w:rStyle w:val="VerbatimChar"/>
+        </w:rPr>
         <w:t xml:space="preserve">REPOSITORIES_LIST</w:t>
       </w:r>
       <w:r>
@@ -35978,6 +36716,24 @@
         <w:rPr>
           <w:rStyle w:val="VerbatimChar"/>
         </w:rPr>
+        <w:t xml:space="preserve">export-redirect-files</w:t>
+      </w:r>
+      <w:r>
+        <w:br/>
+      </w:r>
+      <w:r>
+        <w:rPr>
+          <w:rStyle w:val="VerbatimChar"/>
+        </w:rPr>
+        <w:t xml:space="preserve">export-redirect-list</w:t>
+      </w:r>
+      <w:r>
+        <w:br/>
+      </w:r>
+      <w:r>
+        <w:rPr>
+          <w:rStyle w:val="VerbatimChar"/>
+        </w:rPr>
         <w:t xml:space="preserve">help-all-custom</w:t>
       </w:r>
       <w:r>
@@ -36464,6 +37220,15 @@
         <w:rPr>
           <w:rStyle w:val="VerbatimChar"/>
         </w:rPr>
+        <w:t xml:space="preserve">site-library-index-title</w:t>
+      </w:r>
+      <w:r>
+        <w:br/>
+      </w:r>
+      <w:r>
+        <w:rPr>
+          <w:rStyle w:val="VerbatimChar"/>
+        </w:rPr>
         <w:t xml:space="preserve">site-library-metadata</w:t>
       </w:r>
       <w:r>
@@ -36825,15 +37590,6 @@
           <w:rStyle w:val="VerbatimChar"/>
         </w:rPr>
         <w:t xml:space="preserve">targets-list</w:t>
-      </w:r>
-      <w:r>
-        <w:br/>
-      </w:r>
-      <w:r>
-        <w:rPr>
-          <w:rStyle w:val="VerbatimChar"/>
-        </w:rPr>
-        <w:t xml:space="preserve">targets-targets</w:t>
       </w:r>
       <w:r>
         <w:br/>

--- a/projects/composer/README.docx
+++ b/projects/composer/README.docx
@@ -143,7 +143,7 @@
                     <a:graphicData uri="http://schemas.openxmlformats.org/drawingml/2006/picture">
                       <pic:pic>
                         <pic:nvPicPr>
-                          <pic:cNvPr descr="artifacts/images/icon-v1.0.png" id="22" name="Picture"/>
+                          <pic:cNvPr descr="_artifacts/images/icon-v1.0.png" id="22" name="Picture"/>
                           <pic:cNvPicPr>
                             <a:picLocks noChangeArrowheads="1" noChangeAspect="1"/>
                           </pic:cNvPicPr>
@@ -712,7 +712,7 @@
               <a:graphicData uri="http://schemas.openxmlformats.org/drawingml/2006/picture">
                 <pic:pic>
                   <pic:nvPicPr>
-                    <pic:cNvPr descr="artifacts/images/screenshot-v4.0.png" id="39" name="Picture"/>
+                    <pic:cNvPr descr="_artifacts/images/screenshot-v4.0.png" id="39" name="Picture"/>
                     <pic:cNvPicPr>
                       <a:picLocks noChangeArrowheads="1" noChangeAspect="1"/>
                     </pic:cNvPicPr>
@@ -1021,16 +1021,16 @@
         <w:rPr>
           <w:rStyle w:val="VerbatimChar"/>
         </w:rPr>
-        <w:t xml:space="preserve">mv .../composer .Composer</w:t>
-      </w:r>
-      <w:r>
-        <w:br/>
-      </w:r>
-      <w:r>
-        <w:rPr>
-          <w:rStyle w:val="VerbatimChar"/>
-        </w:rPr>
-        <w:t xml:space="preserve">make -f .Composer/Makefile install-all</w:t>
+        <w:t xml:space="preserve">make -f .../.Composer/Makefile init</w:t>
+      </w:r>
+      <w:r>
+        <w:br/>
+      </w:r>
+      <w:r>
+        <w:rPr>
+          <w:rStyle w:val="VerbatimChar"/>
+        </w:rPr>
+        <w:t xml:space="preserve">make -f .../.Composer/Makefile install-all</w:t>
       </w:r>
       <w:r>
         <w:br/>
@@ -2923,7 +2923,7 @@
         <w:pStyle w:val="FirstParagraph"/>
       </w:pPr>
       <w:r>
-        <w:t xml:space="preserve">To save on disk space, using a central</w:t>
+        <w:t xml:space="preserve">To save on disk space using a central</w:t>
       </w:r>
       <w:r>
         <w:t xml:space="preserve"> </w:t>
@@ -2951,7 +2951,7 @@
       <w:r>
         <w:t xml:space="preserve"> </w:t>
       </w:r>
-      <w:hyperlink w:anchor="init--init-force">
+      <w:hyperlink w:anchor="init">
         <w:r>
           <w:rPr>
             <w:rStyle w:val="Hyperlink"/>
@@ -2978,7 +2978,44 @@
         <w:t xml:space="preserve"> </w:t>
       </w:r>
       <w:r>
-        <w:t xml:space="preserve">directory:</w:t>
+        <w:t xml:space="preserve">directory,</w:t>
+      </w:r>
+      <w:r>
+        <w:t xml:space="preserve"> </w:t>
+      </w:r>
+      <w:r>
+        <w:t xml:space="preserve">and then the entire directory tree can be converted to a</w:t>
+      </w:r>
+      <w:r>
+        <w:t xml:space="preserve"> </w:t>
+      </w:r>
+      <w:hyperlink r:id="rId25">
+        <w:r>
+          <w:rPr>
+            <w:rStyle w:val="Hyperlink"/>
+          </w:rPr>
+          <w:t xml:space="preserve">Composer</w:t>
+        </w:r>
+      </w:hyperlink>
+      <w:r>
+        <w:t xml:space="preserve"> </w:t>
+      </w:r>
+      <w:r>
+        <w:t xml:space="preserve">documentation archive (</w:t>
+      </w:r>
+      <w:hyperlink w:anchor="quick-start">
+        <w:r>
+          <w:rPr>
+            <w:rStyle w:val="Hyperlink"/>
+          </w:rPr>
+          <w:t xml:space="preserve">Quick Start</w:t>
+        </w:r>
+      </w:hyperlink>
+      <w:r>
+        <w:t xml:space="preserve"> </w:t>
+      </w:r>
+      <w:r>
+        <w:t xml:space="preserve">example):</w:t>
       </w:r>
     </w:p>
     <w:p>
@@ -2989,63 +3026,25 @@
         <w:rPr>
           <w:rStyle w:val="VerbatimChar"/>
         </w:rPr>
-        <w:t xml:space="preserve">make -f .../Makefile init</w:t>
-      </w:r>
-    </w:p>
-    <w:p>
-      <w:pPr>
-        <w:pStyle w:val="FirstParagraph"/>
-      </w:pPr>
-      <w:r>
-        <w:t xml:space="preserve">The directory tree can then be converted to a</w:t>
-      </w:r>
-      <w:r>
-        <w:t xml:space="preserve"> </w:t>
-      </w:r>
-      <w:hyperlink r:id="rId25">
-        <w:r>
-          <w:rPr>
-            <w:rStyle w:val="Hyperlink"/>
-          </w:rPr>
-          <w:t xml:space="preserve">Composer</w:t>
-        </w:r>
-      </w:hyperlink>
-      <w:r>
-        <w:t xml:space="preserve"> </w:t>
-      </w:r>
-      <w:r>
-        <w:t xml:space="preserve">documentation archive</w:t>
-      </w:r>
-      <w:r>
-        <w:t xml:space="preserve"> </w:t>
-      </w:r>
-      <w:r>
-        <w:t xml:space="preserve">(</w:t>
-      </w:r>
-      <w:hyperlink w:anchor="quick-start">
-        <w:r>
-          <w:rPr>
-            <w:rStyle w:val="Hyperlink"/>
-          </w:rPr>
-          <w:t xml:space="preserve">Quick Start</w:t>
-        </w:r>
-      </w:hyperlink>
-      <w:r>
-        <w:t xml:space="preserve"> </w:t>
-      </w:r>
-      <w:r>
-        <w:t xml:space="preserve">example):</w:t>
-      </w:r>
-    </w:p>
-    <w:p>
-      <w:pPr>
-        <w:pStyle w:val="SourceCode"/>
-      </w:pPr>
-      <w:r>
-        <w:rPr>
-          <w:rStyle w:val="VerbatimChar"/>
-        </w:rPr>
-        <w:t xml:space="preserve">make -f .Composer/Makefile install-all</w:t>
+        <w:t xml:space="preserve">cd .../documents</w:t>
+      </w:r>
+      <w:r>
+        <w:br/>
+      </w:r>
+      <w:r>
+        <w:rPr>
+          <w:rStyle w:val="VerbatimChar"/>
+        </w:rPr>
+        <w:t xml:space="preserve">make -f .../.Composer/Makefile init</w:t>
+      </w:r>
+      <w:r>
+        <w:br/>
+      </w:r>
+      <w:r>
+        <w:rPr>
+          <w:rStyle w:val="VerbatimChar"/>
+        </w:rPr>
+        <w:t xml:space="preserve">make -f .../.Composer/Makefile install-all</w:t>
       </w:r>
       <w:r>
         <w:br/>
@@ -3671,34 +3670,34 @@
         <w:rPr>
           <w:rStyle w:val="VerbatimChar"/>
         </w:rPr>
-        <w:t xml:space="preserve">.../artifacts/pandoc/template.*</w:t>
-      </w:r>
-      <w:r>
-        <w:br/>
-      </w:r>
-      <w:r>
-        <w:rPr>
-          <w:rStyle w:val="VerbatimChar"/>
-        </w:rPr>
-        <w:t xml:space="preserve">.../artifacts/pandoc/reference.*</w:t>
-      </w:r>
-      <w:r>
-        <w:br/>
-      </w:r>
-      <w:r>
-        <w:rPr>
-          <w:rStyle w:val="VerbatimChar"/>
-        </w:rPr>
-        <w:t xml:space="preserve">.../artifacts/composer/composer-site.css</w:t>
-      </w:r>
-      <w:r>
-        <w:br/>
-      </w:r>
-      <w:r>
-        <w:rPr>
-          <w:rStyle w:val="VerbatimChar"/>
-        </w:rPr>
-        <w:t xml:space="preserve">.../artifacts/composer/composer-html.css</w:t>
+        <w:t xml:space="preserve">.../_artifacts/pandoc/template.*</w:t>
+      </w:r>
+      <w:r>
+        <w:br/>
+      </w:r>
+      <w:r>
+        <w:rPr>
+          <w:rStyle w:val="VerbatimChar"/>
+        </w:rPr>
+        <w:t xml:space="preserve">.../_artifacts/pandoc/reference.*</w:t>
+      </w:r>
+      <w:r>
+        <w:br/>
+      </w:r>
+      <w:r>
+        <w:rPr>
+          <w:rStyle w:val="VerbatimChar"/>
+        </w:rPr>
+        <w:t xml:space="preserve">.../_artifacts/composer/composer-site.css</w:t>
+      </w:r>
+      <w:r>
+        <w:br/>
+      </w:r>
+      <w:r>
+        <w:rPr>
+          <w:rStyle w:val="VerbatimChar"/>
+        </w:rPr>
+        <w:t xml:space="preserve">.../_artifacts/composer/composer-html.css</w:t>
       </w:r>
     </w:p>
     <w:p>
@@ -4138,61 +4137,61 @@
         <w:rPr>
           <w:rStyle w:val="VerbatimChar"/>
         </w:rPr>
-        <w:t xml:space="preserve">.../artifacts/bootstrap/bootstrap.js</w:t>
-      </w:r>
-      <w:r>
-        <w:br/>
-      </w:r>
-      <w:r>
-        <w:rPr>
-          <w:rStyle w:val="VerbatimChar"/>
-        </w:rPr>
-        <w:t xml:space="preserve">.../artifacts/bootstrap/bootstrap.css</w:t>
-      </w:r>
-      <w:r>
-        <w:br/>
-      </w:r>
-      <w:r>
-        <w:rPr>
-          <w:rStyle w:val="VerbatimChar"/>
-        </w:rPr>
-        <w:t xml:space="preserve">.../artifacts/composer/composer.site.css</w:t>
-      </w:r>
-      <w:r>
-        <w:br/>
-      </w:r>
-      <w:r>
-        <w:rPr>
-          <w:rStyle w:val="VerbatimChar"/>
-        </w:rPr>
-        <w:t xml:space="preserve">.../artifacts/composer/composer.site.overlay.light.css</w:t>
-      </w:r>
-      <w:r>
-        <w:br/>
-      </w:r>
-      <w:r>
-        <w:rPr>
-          <w:rStyle w:val="VerbatimChar"/>
-        </w:rPr>
-        <w:t xml:space="preserve">.../artifacts/composer/composer.site.overlay.dark.css</w:t>
-      </w:r>
-      <w:r>
-        <w:br/>
-      </w:r>
-      <w:r>
-        <w:rPr>
-          <w:rStyle w:val="VerbatimChar"/>
-        </w:rPr>
-        <w:t xml:space="preserve">.../artifacts/images/logo.img</w:t>
-      </w:r>
-      <w:r>
-        <w:br/>
-      </w:r>
-      <w:r>
-        <w:rPr>
-          <w:rStyle w:val="VerbatimChar"/>
-        </w:rPr>
-        <w:t xml:space="preserve">.../artifacts/images/icon.img</w:t>
+        <w:t xml:space="preserve">.../_artifacts/bootstrap/bootstrap.js</w:t>
+      </w:r>
+      <w:r>
+        <w:br/>
+      </w:r>
+      <w:r>
+        <w:rPr>
+          <w:rStyle w:val="VerbatimChar"/>
+        </w:rPr>
+        <w:t xml:space="preserve">.../_artifacts/bootstrap/bootstrap.css</w:t>
+      </w:r>
+      <w:r>
+        <w:br/>
+      </w:r>
+      <w:r>
+        <w:rPr>
+          <w:rStyle w:val="VerbatimChar"/>
+        </w:rPr>
+        <w:t xml:space="preserve">.../_artifacts/composer/composer.site.css</w:t>
+      </w:r>
+      <w:r>
+        <w:br/>
+      </w:r>
+      <w:r>
+        <w:rPr>
+          <w:rStyle w:val="VerbatimChar"/>
+        </w:rPr>
+        <w:t xml:space="preserve">.../_artifacts/composer/composer.site.overlay.light.css</w:t>
+      </w:r>
+      <w:r>
+        <w:br/>
+      </w:r>
+      <w:r>
+        <w:rPr>
+          <w:rStyle w:val="VerbatimChar"/>
+        </w:rPr>
+        <w:t xml:space="preserve">.../_artifacts/composer/composer.site.overlay.dark.css</w:t>
+      </w:r>
+      <w:r>
+        <w:br/>
+      </w:r>
+      <w:r>
+        <w:rPr>
+          <w:rStyle w:val="VerbatimChar"/>
+        </w:rPr>
+        <w:t xml:space="preserve">.../_artifacts/images/logo.img</w:t>
+      </w:r>
+      <w:r>
+        <w:br/>
+      </w:r>
+      <w:r>
+        <w:rPr>
+          <w:rStyle w:val="VerbatimChar"/>
+        </w:rPr>
+        <w:t xml:space="preserve">.../_artifacts/images/icon.img</w:t>
       </w:r>
     </w:p>
     <w:p>
@@ -4608,7 +4607,7 @@
         <w:rPr>
           <w:rStyle w:val="VerbatimChar"/>
         </w:rPr>
-        <w:t xml:space="preserve">.../artifacts/composer/composer-pdf.header</w:t>
+        <w:t xml:space="preserve">.../_artifacts/composer/composer-pdf.header</w:t>
       </w:r>
     </w:p>
     <w:p>
@@ -4622,7 +4621,7 @@
         <w:t xml:space="preserve"> </w:t>
       </w:r>
       <w:r>
-        <w:t xml:space="preserve"># …/artifacts/composer/composer.pdf.latex</w:t>
+        <w:t xml:space="preserve"># …/_artifacts/composer/composer.pdf.latex</w:t>
       </w:r>
     </w:p>
     <w:p>
@@ -4813,7 +4812,7 @@
         <w:rPr>
           <w:rStyle w:val="VerbatimChar"/>
         </w:rPr>
-        <w:t xml:space="preserve">.../artifacts/composer/composer-revealjs.css</w:t>
+        <w:t xml:space="preserve">.../_artifacts/composer/composer-revealjs.css</w:t>
       </w:r>
     </w:p>
     <w:p>
@@ -4827,7 +4826,7 @@
         <w:t xml:space="preserve"> </w:t>
       </w:r>
       <w:r>
-        <w:t xml:space="preserve"># …/artifacts/composer/composer.revealjs.css</w:t>
+        <w:t xml:space="preserve"># …/_artifacts/composer/composer.revealjs.css</w:t>
       </w:r>
     </w:p>
     <w:p>
@@ -4918,7 +4917,7 @@
         <w:rPr>
           <w:rStyle w:val="VerbatimChar"/>
         </w:rPr>
-        <w:t xml:space="preserve">.../artifacts/images/logo.img</w:t>
+        <w:t xml:space="preserve">.../_artifacts/images/logo.img</w:t>
       </w:r>
     </w:p>
     <w:p>
@@ -5003,7 +5002,7 @@
         <w:t xml:space="preserve"> </w:t>
       </w:r>
       <w:r>
-        <w:t xml:space="preserve">ln -rs …/.Composer/artifacts/composer/composer.revealjs.css ./.composer-revealjs.css</w:t>
+        <w:t xml:space="preserve">ln -rs …/.Composer/_artifacts/composer/composer.revealjs.css ./.composer-revealjs.css</w:t>
       </w:r>
       <w:r>
         <w:t xml:space="preserve"> </w:t>
@@ -5127,16 +5126,16 @@
         <w:rPr>
           <w:rStyle w:val="VerbatimChar"/>
         </w:rPr>
-        <w:t xml:space="preserve">.../artifacts/pandoc/reference.docx</w:t>
-      </w:r>
-      <w:r>
-        <w:br/>
-      </w:r>
-      <w:r>
-        <w:rPr>
-          <w:rStyle w:val="VerbatimChar"/>
-        </w:rPr>
-        <w:t xml:space="preserve">.../artifacts/pandoc/reference.pptx</w:t>
+        <w:t xml:space="preserve">.../_artifacts/pandoc/reference.docx</w:t>
+      </w:r>
+      <w:r>
+        <w:br/>
+      </w:r>
+      <w:r>
+        <w:rPr>
+          <w:rStyle w:val="VerbatimChar"/>
+        </w:rPr>
+        <w:t xml:space="preserve">.../_artifacts/pandoc/reference.pptx</w:t>
       </w:r>
     </w:p>
     <w:p>
@@ -5977,7 +5976,7 @@
         <w:rPr>
           <w:rStyle w:val="VerbatimChar"/>
         </w:rPr>
-        <w:t xml:space="preserve">.../artifacts/.composer.yml</w:t>
+        <w:t xml:space="preserve">.../_artifacts/.composer.yml</w:t>
       </w:r>
     </w:p>
     <w:p>
@@ -5985,7 +5984,13 @@
         <w:pStyle w:val="FirstParagraph"/>
       </w:pPr>
       <w:r>
-        <w:t xml:space="preserve">#WORK …/artifacts/README.site.yml</w:t>
+        <w:t xml:space="preserve">#WORK</w:t>
+      </w:r>
+      <w:r>
+        <w:t xml:space="preserve"> </w:t>
+      </w:r>
+      <w:r>
+        <w:t xml:space="preserve">…/_artifacts/README.site.yml</w:t>
       </w:r>
       <w:r>
         <w:t xml:space="preserve"> </w:t>
@@ -6216,7 +6221,7 @@
         <w:rPr>
           <w:rStyle w:val="VerbatimChar"/>
         </w:rPr>
-        <w:t xml:space="preserve">.../artifacts/composer/composer-pdf.header</w:t>
+        <w:t xml:space="preserve">.../_artifacts/composer/composer-pdf.header</w:t>
       </w:r>
       <w:r>
         <w:br/>
@@ -6259,7 +6264,7 @@
         <w:rPr>
           <w:rStyle w:val="VerbatimChar"/>
         </w:rPr>
-        <w:t xml:space="preserve">.../artifacts/composer/composer-html.css</w:t>
+        <w:t xml:space="preserve">.../_artifacts/composer/composer-html.css</w:t>
       </w:r>
       <w:r>
         <w:br/>
@@ -6423,7 +6428,7 @@
         </w:r>
       </w:hyperlink>
       <w:r>
-        <w:t xml:space="preserve">/artifacts/composer/composer-</w:t>
+        <w:t xml:space="preserve">/_artifacts/composer/composer-</w:t>
       </w:r>
       <w:hyperlink w:anchor="c_type--c_base--c_list">
         <w:r>
@@ -6860,7 +6865,7 @@
         <w:rPr>
           <w:rStyle w:val="VerbatimChar"/>
         </w:rPr>
-        <w:t xml:space="preserve">subdirs-all-artifacts: subdirs-all-pandoc</w:t>
+        <w:t xml:space="preserve">subdirs-all-_artifacts: subdirs-all-pandoc</w:t>
       </w:r>
     </w:p>
     <w:p>
@@ -6919,7 +6924,7 @@
         <w:rPr>
           <w:rStyle w:val="VerbatimChar"/>
         </w:rPr>
-        <w:t xml:space="preserve">artifacts</w:t>
+        <w:t xml:space="preserve">_artifacts</w:t>
       </w:r>
       <w:r>
         <w:t xml:space="preserve">. Directories need to be specified</w:t>
@@ -10429,7 +10434,7 @@
         <w:t xml:space="preserve"> </w:t>
       </w:r>
       <w:r>
-        <w:t xml:space="preserve"># document /.g/_data/zactive/coding/composer/artifacts/images</w:t>
+        <w:t xml:space="preserve"># document /.g/_data/zactive/coding/composer/_artifacts/images</w:t>
       </w:r>
     </w:p>
     <w:p>
@@ -10440,7 +10445,7 @@
         <w:rPr>
           <w:rStyle w:val="VerbatimChar"/>
         </w:rPr>
-        <w:t xml:space="preserve">.../artifacts/images</w:t>
+        <w:t xml:space="preserve">.../_artifacts/images</w:t>
       </w:r>
     </w:p>
     <w:bookmarkEnd w:id="96"/>
@@ -10512,7 +10517,7 @@
         <w:t xml:space="preserve"> </w:t>
       </w:r>
       <w:r>
-        <w:t xml:space="preserve"># document /.g/_data/zactive/coding/composer/artifacts/theme</w:t>
+        <w:t xml:space="preserve"># document /.g/_data/zactive/coding/composer/_artifacts/theme</w:t>
       </w:r>
     </w:p>
     <w:p>
@@ -10523,7 +10528,7 @@
         <w:rPr>
           <w:rStyle w:val="VerbatimChar"/>
         </w:rPr>
-        <w:t xml:space="preserve">.../artifacts/themes</w:t>
+        <w:t xml:space="preserve">.../_artifacts/themes</w:t>
       </w:r>
     </w:p>
     <w:p>
@@ -12477,35 +12482,6 @@
           <w:iCs/>
           <w:i/>
         </w:rPr>
-        <w:t xml:space="preserve">c_jobs</w:t>
-      </w:r>
-      <w:r>
-        <w:rPr>
-          <w:iCs/>
-          <w:i/>
-        </w:rPr>
-        <w:t xml:space="preserve"> </w:t>
-      </w:r>
-      <w:r>
-        <w:rPr>
-          <w:iCs/>
-          <w:i/>
-        </w:rPr>
-        <w:t xml:space="preserve">~</w:t>
-      </w:r>
-      <w:r>
-        <w:rPr>
-          <w:iCs/>
-          <w:i/>
-        </w:rPr>
-        <w:t xml:space="preserve"> </w:t>
-      </w:r>
-      <w:r>
-        <w:rPr>
-          <w:rStyle w:val="VerbatimChar"/>
-          <w:iCs/>
-          <w:i/>
-        </w:rPr>
         <w:t xml:space="preserve">J</w:t>
       </w:r>
     </w:p>
@@ -12554,35 +12530,6 @@
           <w:iCs/>
           <w:i/>
         </w:rPr>
-        <w:t xml:space="preserve">c_debug</w:t>
-      </w:r>
-      <w:r>
-        <w:rPr>
-          <w:iCs/>
-          <w:i/>
-        </w:rPr>
-        <w:t xml:space="preserve"> </w:t>
-      </w:r>
-      <w:r>
-        <w:rPr>
-          <w:iCs/>
-          <w:i/>
-        </w:rPr>
-        <w:t xml:space="preserve">~</w:t>
-      </w:r>
-      <w:r>
-        <w:rPr>
-          <w:iCs/>
-          <w:i/>
-        </w:rPr>
-        <w:t xml:space="preserve"> </w:t>
-      </w:r>
-      <w:r>
-        <w:rPr>
-          <w:rStyle w:val="VerbatimChar"/>
-          <w:iCs/>
-          <w:i/>
-        </w:rPr>
         <w:t xml:space="preserve">V</w:t>
       </w:r>
     </w:p>
@@ -12631,8 +12578,27 @@
           <w:iCs/>
           <w:i/>
         </w:rPr>
-        <w:t xml:space="preserve">c_color</w:t>
-      </w:r>
+        <w:t xml:space="preserve">C</w:t>
+      </w:r>
+    </w:p>
+    <w:p>
+      <w:pPr>
+        <w:numPr>
+          <w:ilvl w:val="0"/>
+          <w:numId w:val="1016"/>
+        </w:numPr>
+        <w:pStyle w:val="Compact"/>
+      </w:pPr>
+      <w:hyperlink w:anchor="composer_keeping">
+        <w:r>
+          <w:rPr>
+            <w:rStyle w:val="Hyperlink"/>
+            <w:iCs/>
+            <w:i/>
+          </w:rPr>
+          <w:t xml:space="preserve">COMPOSER_KEEPING</w:t>
+        </w:r>
+      </w:hyperlink>
       <w:r>
         <w:rPr>
           <w:iCs/>
@@ -12660,7 +12626,7 @@
           <w:iCs/>
           <w:i/>
         </w:rPr>
-        <w:t xml:space="preserve">C</w:t>
+        <w:t xml:space="preserve">K</w:t>
       </w:r>
     </w:p>
     <w:p>
@@ -16338,7 +16304,7 @@
               </w:r>
             </w:hyperlink>
             <w:r>
-              <w:t xml:space="preserve">/artifacts</w:t>
+              <w:t xml:space="preserve">/_artifacts</w:t>
             </w:r>
           </w:p>
         </w:tc>
@@ -20149,7 +20115,7 @@
               <w:pStyle w:val="Compact"/>
               <w:jc w:val="left"/>
             </w:pPr>
-            <w:hyperlink w:anchor="init--init-force">
+            <w:hyperlink w:anchor="init">
               <w:r>
                 <w:rPr>
                   <w:rStyle w:val="Hyperlink"/>
@@ -20183,46 +20149,6 @@
             </w:r>
             <w:r>
               <w:t xml:space="preserve">in current directory</w:t>
-            </w:r>
-          </w:p>
-        </w:tc>
-      </w:tr>
-      <w:tr>
-        <w:tc>
-          <w:tcPr/>
-          <w:p>
-            <w:pPr>
-              <w:pStyle w:val="Compact"/>
-              <w:jc w:val="left"/>
-            </w:pPr>
-            <w:hyperlink w:anchor="init--init-force">
-              <w:r>
-                <w:rPr>
-                  <w:rStyle w:val="Hyperlink"/>
-                </w:rPr>
-                <w:t xml:space="preserve">init-force</w:t>
-              </w:r>
-            </w:hyperlink>
-          </w:p>
-        </w:tc>
-        <w:tc>
-          <w:tcPr/>
-          <w:p>
-            <w:pPr>
-              <w:pStyle w:val="Compact"/>
-              <w:jc w:val="left"/>
-            </w:pPr>
-            <w:r>
-              <w:t xml:space="preserve">Completely reset and relink an existing</w:t>
-            </w:r>
-            <w:r>
-              <w:t xml:space="preserve"> </w:t>
-            </w:r>
-            <w:r>
-              <w:rPr>
-                <w:rStyle w:val="VerbatimChar"/>
-              </w:rPr>
-              <w:t xml:space="preserve">.Composer</w:t>
             </w:r>
           </w:p>
         </w:tc>
@@ -20778,7 +20704,13 @@
         <w:pStyle w:val="FirstParagraph"/>
       </w:pPr>
       <w:r>
-        <w:t xml:space="preserve">#WORK break this up into two sections…</w:t>
+        <w:t xml:space="preserve">#WORK</w:t>
+      </w:r>
+      <w:r>
+        <w:t xml:space="preserve"> </w:t>
+      </w:r>
+      <w:r>
+        <w:t xml:space="preserve"># break this up into two sections…</w:t>
       </w:r>
     </w:p>
     <w:p>
@@ -21720,7 +21652,13 @@
         <w:pStyle w:val="FirstParagraph"/>
       </w:pPr>
       <w:r>
-        <w:t xml:space="preserve">#WORK break this up into two sections…</w:t>
+        <w:t xml:space="preserve">#WORK</w:t>
+      </w:r>
+      <w:r>
+        <w:t xml:space="preserve"> </w:t>
+      </w:r>
+      <w:r>
+        <w:t xml:space="preserve"># break this up into two sections…</w:t>
       </w:r>
     </w:p>
     <w:p>
@@ -22111,7 +22049,7 @@
       </w:r>
     </w:p>
     <w:bookmarkEnd w:id="144"/>
-    <w:bookmarkStart w:id="145" w:name="init--init-force"/>
+    <w:bookmarkStart w:id="145" w:name="init"/>
     <w:p>
       <w:pPr>
         <w:pStyle w:val="Heading3"/>
@@ -22126,7 +22064,7 @@
         <w:tab/>
       </w:r>
       <w:r>
-        <w:t xml:space="preserve">init / init-force</w:t>
+        <w:t xml:space="preserve">init</w:t>
       </w:r>
     </w:p>
     <w:p>
@@ -22572,7 +22510,7 @@
         <w:rPr>
           <w:rStyle w:val="VerbatimChar"/>
         </w:rPr>
-        <w:t xml:space="preserve">make commit c_list="Makefile artifacts"</w:t>
+        <w:t xml:space="preserve">make commit c_list="Makefile _artifacts"</w:t>
       </w:r>
     </w:p>
     <w:bookmarkEnd w:id="146"/>
@@ -22905,6 +22843,32 @@
             </w:hyperlink>
             <w:r>
               <w:t xml:space="preserve">)</w:t>
+            </w:r>
+          </w:p>
+        </w:tc>
+      </w:tr>
+      <w:tr>
+        <w:tc>
+          <w:tcPr/>
+          <w:p>
+            <w:pPr>
+              <w:pStyle w:val="Compact"/>
+              <w:jc w:val="left"/>
+            </w:pPr>
+            <w:r>
+              <w:t xml:space="preserve">[help-template]</w:t>
+            </w:r>
+          </w:p>
+        </w:tc>
+        <w:tc>
+          <w:tcPr/>
+          <w:p>
+            <w:pPr>
+              <w:pStyle w:val="Compact"/>
+              <w:jc w:val="left"/>
+            </w:pPr>
+            <w:r>
+              <w:t xml:space="preserve">Animated demonstration, for screenshots and for fun!</w:t>
             </w:r>
           </w:p>
         </w:tc>
@@ -23165,6 +23129,57 @@
               <w:pStyle w:val="Compact"/>
               <w:jc w:val="left"/>
             </w:pPr>
+            <w:r>
+              <w:t xml:space="preserve">[+release-+test]</w:t>
+            </w:r>
+          </w:p>
+        </w:tc>
+        <w:tc>
+          <w:tcPr/>
+          <w:p>
+            <w:pPr>
+              <w:pStyle w:val="Compact"/>
+              <w:jc w:val="left"/>
+            </w:pPr>
+            <w:r>
+              <w:t xml:space="preserve">Full validation pass, with</w:t>
+            </w:r>
+            <w:r>
+              <w:t xml:space="preserve"> </w:t>
+            </w:r>
+            <w:hyperlink w:anchor="debug--debug-file">
+              <w:r>
+                <w:rPr>
+                  <w:rStyle w:val="Hyperlink"/>
+                </w:rPr>
+                <w:t xml:space="preserve">+debug</w:t>
+              </w:r>
+            </w:hyperlink>
+            <w:r>
+              <w:t xml:space="preserve">, skips</w:t>
+            </w:r>
+            <w:r>
+              <w:t xml:space="preserve"> </w:t>
+            </w:r>
+            <w:hyperlink w:anchor="Xa8fb5052e33cb3be3321197977bba6b7259754f">
+              <w:r>
+                <w:rPr>
+                  <w:rStyle w:val="Hyperlink"/>
+                </w:rPr>
+                <w:t xml:space="preserve">+update</w:t>
+              </w:r>
+            </w:hyperlink>
+          </w:p>
+        </w:tc>
+      </w:tr>
+      <w:tr>
+        <w:tc>
+          <w:tcPr/>
+          <w:p>
+            <w:pPr>
+              <w:pStyle w:val="Compact"/>
+              <w:jc w:val="left"/>
+            </w:pPr>
             <w:hyperlink w:anchor="internal-targets">
               <w:r>
                 <w:rPr>
@@ -23925,223 +23940,284 @@
         <w:rPr>
           <w:rStyle w:val="VerbatimChar"/>
         </w:rPr>
-        <w:t xml:space="preserve">ascii_identifiers</w:t>
-      </w:r>
-      <w:r>
-        <w:br/>
-      </w:r>
-      <w:r>
-        <w:rPr>
-          <w:rStyle w:val="VerbatimChar"/>
-        </w:rPr>
-        <w:t xml:space="preserve">auto_identifiers</w:t>
-      </w:r>
-      <w:r>
-        <w:br/>
-      </w:r>
-      <w:r>
-        <w:rPr>
-          <w:rStyle w:val="VerbatimChar"/>
-        </w:rPr>
-        <w:t xml:space="preserve">emoji</w:t>
-      </w:r>
-      <w:r>
-        <w:br/>
-      </w:r>
-      <w:r>
-        <w:rPr>
-          <w:rStyle w:val="VerbatimChar"/>
-        </w:rPr>
-        <w:t xml:space="preserve">fancy_lists</w:t>
-      </w:r>
-      <w:r>
-        <w:br/>
-      </w:r>
-      <w:r>
-        <w:rPr>
-          <w:rStyle w:val="VerbatimChar"/>
-        </w:rPr>
-        <w:t xml:space="preserve">fenced_divs</w:t>
-      </w:r>
-      <w:r>
-        <w:br/>
-      </w:r>
-      <w:r>
-        <w:rPr>
-          <w:rStyle w:val="VerbatimChar"/>
-        </w:rPr>
-        <w:t xml:space="preserve">footnotes</w:t>
-      </w:r>
-      <w:r>
-        <w:br/>
-      </w:r>
-      <w:r>
-        <w:rPr>
-          <w:rStyle w:val="VerbatimChar"/>
-        </w:rPr>
-        <w:t xml:space="preserve">gfm_auto_identifiers</w:t>
-      </w:r>
-      <w:r>
-        <w:br/>
-      </w:r>
-      <w:r>
-        <w:rPr>
-          <w:rStyle w:val="VerbatimChar"/>
-        </w:rPr>
-        <w:t xml:space="preserve">header_attributes</w:t>
-      </w:r>
-      <w:r>
-        <w:br/>
-      </w:r>
-      <w:r>
-        <w:rPr>
-          <w:rStyle w:val="VerbatimChar"/>
-        </w:rPr>
-        <w:t xml:space="preserve">implicit_figures</w:t>
-      </w:r>
-      <w:r>
-        <w:br/>
-      </w:r>
-      <w:r>
-        <w:rPr>
-          <w:rStyle w:val="VerbatimChar"/>
-        </w:rPr>
-        <w:t xml:space="preserve">implicit_header_references</w:t>
-      </w:r>
-      <w:r>
-        <w:br/>
-      </w:r>
-      <w:r>
-        <w:rPr>
-          <w:rStyle w:val="VerbatimChar"/>
-        </w:rPr>
-        <w:t xml:space="preserve">inline_notes</w:t>
-      </w:r>
-      <w:r>
-        <w:br/>
-      </w:r>
-      <w:r>
-        <w:rPr>
-          <w:rStyle w:val="VerbatimChar"/>
-        </w:rPr>
-        <w:t xml:space="preserve">intraword_underscores</w:t>
-      </w:r>
-      <w:r>
-        <w:br/>
-      </w:r>
-      <w:r>
-        <w:rPr>
-          <w:rStyle w:val="VerbatimChar"/>
-        </w:rPr>
-        <w:t xml:space="preserve">line_blocks</w:t>
-      </w:r>
-      <w:r>
-        <w:br/>
-      </w:r>
-      <w:r>
-        <w:rPr>
-          <w:rStyle w:val="VerbatimChar"/>
-        </w:rPr>
-        <w:t xml:space="preserve">link_attributes</w:t>
-      </w:r>
-      <w:r>
-        <w:br/>
-      </w:r>
-      <w:r>
-        <w:rPr>
-          <w:rStyle w:val="VerbatimChar"/>
-        </w:rPr>
-        <w:t xml:space="preserve">markdown_in_html_blocks</w:t>
-      </w:r>
-      <w:r>
-        <w:br/>
-      </w:r>
-      <w:r>
-        <w:rPr>
-          <w:rStyle w:val="VerbatimChar"/>
-        </w:rPr>
-        <w:t xml:space="preserve">pandoc_title_block</w:t>
-      </w:r>
-      <w:r>
-        <w:br/>
-      </w:r>
-      <w:r>
-        <w:rPr>
-          <w:rStyle w:val="VerbatimChar"/>
-        </w:rPr>
-        <w:t xml:space="preserve">pipe_tables</w:t>
-      </w:r>
-      <w:r>
-        <w:br/>
-      </w:r>
-      <w:r>
-        <w:rPr>
-          <w:rStyle w:val="VerbatimChar"/>
-        </w:rPr>
-        <w:t xml:space="preserve">raw_html</w:t>
-      </w:r>
-      <w:r>
-        <w:br/>
-      </w:r>
-      <w:r>
-        <w:rPr>
-          <w:rStyle w:val="VerbatimChar"/>
-        </w:rPr>
-        <w:t xml:space="preserve">raw_tex</w:t>
-      </w:r>
-      <w:r>
-        <w:br/>
-      </w:r>
-      <w:r>
-        <w:rPr>
-          <w:rStyle w:val="VerbatimChar"/>
-        </w:rPr>
-        <w:t xml:space="preserve">shortcut_reference_links</w:t>
-      </w:r>
-      <w:r>
-        <w:br/>
-      </w:r>
-      <w:r>
-        <w:rPr>
-          <w:rStyle w:val="VerbatimChar"/>
-        </w:rPr>
-        <w:t xml:space="preserve">smart</w:t>
-      </w:r>
-      <w:r>
-        <w:br/>
-      </w:r>
-      <w:r>
-        <w:rPr>
-          <w:rStyle w:val="VerbatimChar"/>
-        </w:rPr>
-        <w:t xml:space="preserve">strikeout</w:t>
-      </w:r>
-      <w:r>
-        <w:br/>
-      </w:r>
-      <w:r>
-        <w:rPr>
-          <w:rStyle w:val="VerbatimChar"/>
-        </w:rPr>
-        <w:t xml:space="preserve">superscript</w:t>
-      </w:r>
-      <w:r>
-        <w:br/>
-      </w:r>
-      <w:r>
-        <w:rPr>
-          <w:rStyle w:val="VerbatimChar"/>
-        </w:rPr>
-        <w:t xml:space="preserve">task_lists</w:t>
-      </w:r>
-      <w:r>
-        <w:br/>
-      </w:r>
-      <w:r>
-        <w:rPr>
-          <w:rStyle w:val="VerbatimChar"/>
-        </w:rPr>
-        <w:t xml:space="preserve">yaml_metadata_block</w:t>
+        <w:t xml:space="preserve">+ascii_identifiers</w:t>
+      </w:r>
+      <w:r>
+        <w:br/>
+      </w:r>
+      <w:r>
+        <w:rPr>
+          <w:rStyle w:val="VerbatimChar"/>
+        </w:rPr>
+        <w:t xml:space="preserve">+auto_identifiers</w:t>
+      </w:r>
+      <w:r>
+        <w:br/>
+      </w:r>
+      <w:r>
+        <w:rPr>
+          <w:rStyle w:val="VerbatimChar"/>
+        </w:rPr>
+        <w:t xml:space="preserve">+emoji</w:t>
+      </w:r>
+      <w:r>
+        <w:br/>
+      </w:r>
+      <w:r>
+        <w:rPr>
+          <w:rStyle w:val="VerbatimChar"/>
+        </w:rPr>
+        <w:t xml:space="preserve">+fancy_lists</w:t>
+      </w:r>
+      <w:r>
+        <w:br/>
+      </w:r>
+      <w:r>
+        <w:rPr>
+          <w:rStyle w:val="VerbatimChar"/>
+        </w:rPr>
+        <w:t xml:space="preserve">+fenced_divs</w:t>
+      </w:r>
+      <w:r>
+        <w:br/>
+      </w:r>
+      <w:r>
+        <w:rPr>
+          <w:rStyle w:val="VerbatimChar"/>
+        </w:rPr>
+        <w:t xml:space="preserve">+footnotes</w:t>
+      </w:r>
+      <w:r>
+        <w:br/>
+      </w:r>
+      <w:r>
+        <w:rPr>
+          <w:rStyle w:val="VerbatimChar"/>
+        </w:rPr>
+        <w:t xml:space="preserve">+gfm_auto_identifiers</w:t>
+      </w:r>
+      <w:r>
+        <w:br/>
+      </w:r>
+      <w:r>
+        <w:rPr>
+          <w:rStyle w:val="VerbatimChar"/>
+        </w:rPr>
+        <w:t xml:space="preserve">+header_attributes</w:t>
+      </w:r>
+      <w:r>
+        <w:br/>
+      </w:r>
+      <w:r>
+        <w:rPr>
+          <w:rStyle w:val="VerbatimChar"/>
+        </w:rPr>
+        <w:t xml:space="preserve">+implicit_figures</w:t>
+      </w:r>
+      <w:r>
+        <w:br/>
+      </w:r>
+      <w:r>
+        <w:rPr>
+          <w:rStyle w:val="VerbatimChar"/>
+        </w:rPr>
+        <w:t xml:space="preserve">+implicit_header_references</w:t>
+      </w:r>
+      <w:r>
+        <w:br/>
+      </w:r>
+      <w:r>
+        <w:rPr>
+          <w:rStyle w:val="VerbatimChar"/>
+        </w:rPr>
+        <w:t xml:space="preserve">+inline_notes</w:t>
+      </w:r>
+      <w:r>
+        <w:br/>
+      </w:r>
+      <w:r>
+        <w:rPr>
+          <w:rStyle w:val="VerbatimChar"/>
+        </w:rPr>
+        <w:t xml:space="preserve">+intraword_underscores</w:t>
+      </w:r>
+      <w:r>
+        <w:br/>
+      </w:r>
+      <w:r>
+        <w:rPr>
+          <w:rStyle w:val="VerbatimChar"/>
+        </w:rPr>
+        <w:t xml:space="preserve">+line_blocks</w:t>
+      </w:r>
+      <w:r>
+        <w:br/>
+      </w:r>
+      <w:r>
+        <w:rPr>
+          <w:rStyle w:val="VerbatimChar"/>
+        </w:rPr>
+        <w:t xml:space="preserve">+link_attributes</w:t>
+      </w:r>
+      <w:r>
+        <w:br/>
+      </w:r>
+      <w:r>
+        <w:rPr>
+          <w:rStyle w:val="VerbatimChar"/>
+        </w:rPr>
+        <w:t xml:space="preserve">+lists_without_preceding_blankline</w:t>
+      </w:r>
+      <w:r>
+        <w:br/>
+      </w:r>
+      <w:r>
+        <w:rPr>
+          <w:rStyle w:val="VerbatimChar"/>
+        </w:rPr>
+        <w:t xml:space="preserve">+markdown_in_html_blocks</w:t>
+      </w:r>
+      <w:r>
+        <w:br/>
+      </w:r>
+      <w:r>
+        <w:rPr>
+          <w:rStyle w:val="VerbatimChar"/>
+        </w:rPr>
+        <w:t xml:space="preserve">+pandoc_title_block</w:t>
+      </w:r>
+      <w:r>
+        <w:br/>
+      </w:r>
+      <w:r>
+        <w:rPr>
+          <w:rStyle w:val="VerbatimChar"/>
+        </w:rPr>
+        <w:t xml:space="preserve">+pipe_tables</w:t>
+      </w:r>
+      <w:r>
+        <w:br/>
+      </w:r>
+      <w:r>
+        <w:rPr>
+          <w:rStyle w:val="VerbatimChar"/>
+        </w:rPr>
+        <w:t xml:space="preserve">+raw_attribute</w:t>
+      </w:r>
+      <w:r>
+        <w:br/>
+      </w:r>
+      <w:r>
+        <w:rPr>
+          <w:rStyle w:val="VerbatimChar"/>
+        </w:rPr>
+        <w:t xml:space="preserve">+raw_html</w:t>
+      </w:r>
+      <w:r>
+        <w:br/>
+      </w:r>
+      <w:r>
+        <w:rPr>
+          <w:rStyle w:val="VerbatimChar"/>
+        </w:rPr>
+        <w:t xml:space="preserve">+raw_tex</w:t>
+      </w:r>
+      <w:r>
+        <w:br/>
+      </w:r>
+      <w:r>
+        <w:rPr>
+          <w:rStyle w:val="VerbatimChar"/>
+        </w:rPr>
+        <w:t xml:space="preserve">+shortcut_reference_links</w:t>
+      </w:r>
+      <w:r>
+        <w:br/>
+      </w:r>
+      <w:r>
+        <w:rPr>
+          <w:rStyle w:val="VerbatimChar"/>
+        </w:rPr>
+        <w:t xml:space="preserve">+smart</w:t>
+      </w:r>
+      <w:r>
+        <w:br/>
+      </w:r>
+      <w:r>
+        <w:rPr>
+          <w:rStyle w:val="VerbatimChar"/>
+        </w:rPr>
+        <w:t xml:space="preserve">+strikeout</w:t>
+      </w:r>
+      <w:r>
+        <w:br/>
+      </w:r>
+      <w:r>
+        <w:rPr>
+          <w:rStyle w:val="VerbatimChar"/>
+        </w:rPr>
+        <w:t xml:space="preserve">+superscript</w:t>
+      </w:r>
+      <w:r>
+        <w:br/>
+      </w:r>
+      <w:r>
+        <w:rPr>
+          <w:rStyle w:val="VerbatimChar"/>
+        </w:rPr>
+        <w:t xml:space="preserve">+task_lists</w:t>
+      </w:r>
+      <w:r>
+        <w:br/>
+      </w:r>
+      <w:r>
+        <w:rPr>
+          <w:rStyle w:val="VerbatimChar"/>
+        </w:rPr>
+        <w:t xml:space="preserve">+yaml_metadata_block</w:t>
+      </w:r>
+    </w:p>
+    <w:p>
+      <w:pPr>
+        <w:pStyle w:val="FirstParagraph"/>
+      </w:pPr>
+      <w:r>
+        <w:t xml:space="preserve">When reading</w:t>
+      </w:r>
+      <w:r>
+        <w:t xml:space="preserve"> </w:t>
+      </w:r>
+      <w:r>
+        <w:rPr>
+          <w:rStyle w:val="VerbatimChar"/>
+        </w:rPr>
+        <w:t xml:space="preserve">docx</w:t>
+      </w:r>
+      <w:r>
+        <w:t xml:space="preserve"> </w:t>
+      </w:r>
+      <w:r>
+        <w:t xml:space="preserve">files with [extract], these import extensions are used:</w:t>
+      </w:r>
+    </w:p>
+    <w:p>
+      <w:pPr>
+        <w:pStyle w:val="SourceCode"/>
+      </w:pPr>
+      <w:r>
+        <w:rPr>
+          <w:rStyle w:val="VerbatimChar"/>
+        </w:rPr>
+        <w:t xml:space="preserve">-empty_paragraphs</w:t>
+      </w:r>
+      <w:r>
+        <w:br/>
+      </w:r>
+      <w:r>
+        <w:rPr>
+          <w:rStyle w:val="VerbatimChar"/>
+        </w:rPr>
+        <w:t xml:space="preserve">-styles</w:t>
       </w:r>
     </w:p>
     <w:bookmarkEnd w:id="153"/>
@@ -24379,25 +24455,25 @@
         <w:rPr>
           <w:rStyle w:val="VerbatimChar"/>
         </w:rPr>
-        <w:t xml:space="preserve"># override c_logo := $(COMPOSER_DIR)/artifacts/images/logo.img</w:t>
-      </w:r>
-      <w:r>
-        <w:br/>
-      </w:r>
-      <w:r>
-        <w:rPr>
-          <w:rStyle w:val="VerbatimChar"/>
-        </w:rPr>
-        <w:t xml:space="preserve"># override c_icon := $(COMPOSER_DIR)/artifacts/images/icon.img</w:t>
-      </w:r>
-      <w:r>
-        <w:br/>
-      </w:r>
-      <w:r>
-        <w:rPr>
-          <w:rStyle w:val="VerbatimChar"/>
-        </w:rPr>
-        <w:t xml:space="preserve"># override c_css := $(COMPOSER_DIR)/artifacts/themes/theme.html-default.css</w:t>
+        <w:t xml:space="preserve"># override c_logo := $(COMPOSER_DIR)/_artifacts/images/logo.img</w:t>
+      </w:r>
+      <w:r>
+        <w:br/>
+      </w:r>
+      <w:r>
+        <w:rPr>
+          <w:rStyle w:val="VerbatimChar"/>
+        </w:rPr>
+        <w:t xml:space="preserve"># override c_icon := $(COMPOSER_DIR)/_artifacts/images/icon.img</w:t>
+      </w:r>
+      <w:r>
+        <w:br/>
+      </w:r>
+      <w:r>
+        <w:rPr>
+          <w:rStyle w:val="VerbatimChar"/>
+        </w:rPr>
+        <w:t xml:space="preserve"># override c_css := $(COMPOSER_DIR)/_artifacts/themes/theme.html-default.css</w:t>
       </w:r>
       <w:r>
         <w:br/>
@@ -24628,25 +24704,664 @@
         <w:rPr>
           <w:rStyle w:val="VerbatimChar"/>
         </w:rPr>
-        <w:t xml:space="preserve">#     brand: null</w:t>
-      </w:r>
-      <w:r>
-        <w:br/>
-      </w:r>
-      <w:r>
-        <w:rPr>
-          <w:rStyle w:val="VerbatimChar"/>
-        </w:rPr>
-        <w:t xml:space="preserve">#     homepage: null</w:t>
-      </w:r>
-      <w:r>
-        <w:br/>
-      </w:r>
-      <w:r>
-        <w:rPr>
-          <w:rStyle w:val="VerbatimChar"/>
-        </w:rPr>
-        <w:t xml:space="preserve">#     search:</w:t>
+        <w:t xml:space="preserve">#     navbars:</w:t>
+      </w:r>
+      <w:r>
+        <w:br/>
+      </w:r>
+      <w:r>
+        <w:rPr>
+          <w:rStyle w:val="VerbatimChar"/>
+        </w:rPr>
+        <w:t xml:space="preserve">#       brand: null</w:t>
+      </w:r>
+      <w:r>
+        <w:br/>
+      </w:r>
+      <w:r>
+        <w:rPr>
+          <w:rStyle w:val="VerbatimChar"/>
+        </w:rPr>
+        <w:t xml:space="preserve">#       homepage: null</w:t>
+      </w:r>
+      <w:r>
+        <w:br/>
+      </w:r>
+      <w:r>
+        <w:rPr>
+          <w:rStyle w:val="VerbatimChar"/>
+        </w:rPr>
+        <w:t xml:space="preserve">#       search:</w:t>
+      </w:r>
+      <w:r>
+        <w:br/>
+      </w:r>
+      <w:r>
+        <w:rPr>
+          <w:rStyle w:val="VerbatimChar"/>
+        </w:rPr>
+        <w:t xml:space="preserve">#         name: null</w:t>
+      </w:r>
+      <w:r>
+        <w:br/>
+      </w:r>
+      <w:r>
+        <w:rPr>
+          <w:rStyle w:val="VerbatimChar"/>
+        </w:rPr>
+        <w:t xml:space="preserve">#         site: null</w:t>
+      </w:r>
+      <w:r>
+        <w:br/>
+      </w:r>
+      <w:r>
+        <w:rPr>
+          <w:rStyle w:val="VerbatimChar"/>
+        </w:rPr>
+        <w:t xml:space="preserve">#         call: null</w:t>
+      </w:r>
+      <w:r>
+        <w:br/>
+      </w:r>
+      <w:r>
+        <w:rPr>
+          <w:rStyle w:val="VerbatimChar"/>
+        </w:rPr>
+        <w:t xml:space="preserve">#         form: null</w:t>
+      </w:r>
+      <w:r>
+        <w:br/>
+      </w:r>
+      <w:r>
+        <w:rPr>
+          <w:rStyle w:val="VerbatimChar"/>
+        </w:rPr>
+        <w:t xml:space="preserve">#       copyright: null</w:t>
+      </w:r>
+      <w:r>
+        <w:br/>
+      </w:r>
+      <w:r>
+        <w:rPr>
+          <w:rStyle w:val="VerbatimChar"/>
+        </w:rPr>
+        <w:t xml:space="preserve">#       composer: 1</w:t>
+      </w:r>
+      <w:r>
+        <w:br/>
+      </w:r>
+      <w:r>
+        <w:rPr>
+          <w:rStyle w:val="VerbatimChar"/>
+        </w:rPr>
+        <w:t xml:space="preserve">#     pages:</w:t>
+      </w:r>
+      <w:r>
+        <w:br/>
+      </w:r>
+      <w:r>
+        <w:rPr>
+          <w:rStyle w:val="VerbatimChar"/>
+        </w:rPr>
+        <w:t xml:space="preserve">#       css_overlay: dark</w:t>
+      </w:r>
+      <w:r>
+        <w:br/>
+      </w:r>
+      <w:r>
+        <w:rPr>
+          <w:rStyle w:val="VerbatimChar"/>
+        </w:rPr>
+        <w:t xml:space="preserve">#       copy_protect: null</w:t>
+      </w:r>
+      <w:r>
+        <w:br/>
+      </w:r>
+      <w:r>
+        <w:rPr>
+          <w:rStyle w:val="VerbatimChar"/>
+        </w:rPr>
+        <w:t xml:space="preserve">#       header:</w:t>
+      </w:r>
+      <w:r>
+        <w:br/>
+      </w:r>
+      <w:r>
+        <w:rPr>
+          <w:rStyle w:val="VerbatimChar"/>
+        </w:rPr>
+        <w:t xml:space="preserve">#         - null</w:t>
+      </w:r>
+      <w:r>
+        <w:br/>
+      </w:r>
+      <w:r>
+        <w:rPr>
+          <w:rStyle w:val="VerbatimChar"/>
+        </w:rPr>
+        <w:t xml:space="preserve">#       footer:</w:t>
+      </w:r>
+      <w:r>
+        <w:br/>
+      </w:r>
+      <w:r>
+        <w:rPr>
+          <w:rStyle w:val="VerbatimChar"/>
+        </w:rPr>
+        <w:t xml:space="preserve">#         - null</w:t>
+      </w:r>
+      <w:r>
+        <w:br/>
+      </w:r>
+      <w:r>
+        <w:rPr>
+          <w:rStyle w:val="VerbatimChar"/>
+        </w:rPr>
+        <w:t xml:space="preserve">#     cols:</w:t>
+      </w:r>
+      <w:r>
+        <w:br/>
+      </w:r>
+      <w:r>
+        <w:rPr>
+          <w:rStyle w:val="VerbatimChar"/>
+        </w:rPr>
+        <w:t xml:space="preserve">#       break: lg</w:t>
+      </w:r>
+      <w:r>
+        <w:br/>
+      </w:r>
+      <w:r>
+        <w:rPr>
+          <w:rStyle w:val="VerbatimChar"/>
+        </w:rPr>
+        <w:t xml:space="preserve">#       scroll: 1</w:t>
+      </w:r>
+      <w:r>
+        <w:br/>
+      </w:r>
+      <w:r>
+        <w:rPr>
+          <w:rStyle w:val="VerbatimChar"/>
+        </w:rPr>
+        <w:t xml:space="preserve">#       order:</w:t>
+      </w:r>
+      <w:r>
+        <w:br/>
+      </w:r>
+      <w:r>
+        <w:rPr>
+          <w:rStyle w:val="VerbatimChar"/>
+        </w:rPr>
+        <w:t xml:space="preserve">#         - 1</w:t>
+      </w:r>
+      <w:r>
+        <w:br/>
+      </w:r>
+      <w:r>
+        <w:rPr>
+          <w:rStyle w:val="VerbatimChar"/>
+        </w:rPr>
+        <w:t xml:space="preserve">#         - 2</w:t>
+      </w:r>
+      <w:r>
+        <w:br/>
+      </w:r>
+      <w:r>
+        <w:rPr>
+          <w:rStyle w:val="VerbatimChar"/>
+        </w:rPr>
+        <w:t xml:space="preserve">#         - 3</w:t>
+      </w:r>
+      <w:r>
+        <w:br/>
+      </w:r>
+      <w:r>
+        <w:rPr>
+          <w:rStyle w:val="VerbatimChar"/>
+        </w:rPr>
+        <w:t xml:space="preserve">#       reorder:</w:t>
+      </w:r>
+      <w:r>
+        <w:br/>
+      </w:r>
+      <w:r>
+        <w:rPr>
+          <w:rStyle w:val="VerbatimChar"/>
+        </w:rPr>
+        <w:t xml:space="preserve">#         - 1</w:t>
+      </w:r>
+      <w:r>
+        <w:br/>
+      </w:r>
+      <w:r>
+        <w:rPr>
+          <w:rStyle w:val="VerbatimChar"/>
+        </w:rPr>
+        <w:t xml:space="preserve">#         - 3</w:t>
+      </w:r>
+      <w:r>
+        <w:br/>
+      </w:r>
+      <w:r>
+        <w:rPr>
+          <w:rStyle w:val="VerbatimChar"/>
+        </w:rPr>
+        <w:t xml:space="preserve">#         - 2</w:t>
+      </w:r>
+      <w:r>
+        <w:br/>
+      </w:r>
+      <w:r>
+        <w:rPr>
+          <w:rStyle w:val="VerbatimChar"/>
+        </w:rPr>
+        <w:t xml:space="preserve">#       size:</w:t>
+      </w:r>
+      <w:r>
+        <w:br/>
+      </w:r>
+      <w:r>
+        <w:rPr>
+          <w:rStyle w:val="VerbatimChar"/>
+        </w:rPr>
+        <w:t xml:space="preserve">#         - 3</w:t>
+      </w:r>
+      <w:r>
+        <w:br/>
+      </w:r>
+      <w:r>
+        <w:rPr>
+          <w:rStyle w:val="VerbatimChar"/>
+        </w:rPr>
+        <w:t xml:space="preserve">#         - 7</w:t>
+      </w:r>
+      <w:r>
+        <w:br/>
+      </w:r>
+      <w:r>
+        <w:rPr>
+          <w:rStyle w:val="VerbatimChar"/>
+        </w:rPr>
+        <w:t xml:space="preserve">#         - 2</w:t>
+      </w:r>
+      <w:r>
+        <w:br/>
+      </w:r>
+      <w:r>
+        <w:rPr>
+          <w:rStyle w:val="VerbatimChar"/>
+        </w:rPr>
+        <w:t xml:space="preserve">#       resize:</w:t>
+      </w:r>
+      <w:r>
+        <w:br/>
+      </w:r>
+      <w:r>
+        <w:rPr>
+          <w:rStyle w:val="VerbatimChar"/>
+        </w:rPr>
+        <w:t xml:space="preserve">#         - 6</w:t>
+      </w:r>
+      <w:r>
+        <w:br/>
+      </w:r>
+      <w:r>
+        <w:rPr>
+          <w:rStyle w:val="VerbatimChar"/>
+        </w:rPr>
+        <w:t xml:space="preserve">#         - 12</w:t>
+      </w:r>
+      <w:r>
+        <w:br/>
+      </w:r>
+      <w:r>
+        <w:rPr>
+          <w:rStyle w:val="VerbatimChar"/>
+        </w:rPr>
+        <w:t xml:space="preserve">#         - 6</w:t>
+      </w:r>
+      <w:r>
+        <w:br/>
+      </w:r>
+      <w:r>
+        <w:rPr>
+          <w:rStyle w:val="VerbatimChar"/>
+        </w:rPr>
+        <w:t xml:space="preserve">#     dates:</w:t>
+      </w:r>
+      <w:r>
+        <w:br/>
+      </w:r>
+      <w:r>
+        <w:rPr>
+          <w:rStyle w:val="VerbatimChar"/>
+        </w:rPr>
+        <w:t xml:space="preserve">#       parse:</w:t>
+      </w:r>
+      <w:r>
+        <w:br/>
+      </w:r>
+      <w:r>
+        <w:rPr>
+          <w:rStyle w:val="VerbatimChar"/>
+        </w:rPr>
+        <w:t xml:space="preserve">#         - "2006-01-02T15:04:05-07:00"</w:t>
+      </w:r>
+      <w:r>
+        <w:br/>
+      </w:r>
+      <w:r>
+        <w:rPr>
+          <w:rStyle w:val="VerbatimChar"/>
+        </w:rPr>
+        <w:t xml:space="preserve">#         - 2006-01-02 15:04 -07:00</w:t>
+      </w:r>
+      <w:r>
+        <w:br/>
+      </w:r>
+      <w:r>
+        <w:rPr>
+          <w:rStyle w:val="VerbatimChar"/>
+        </w:rPr>
+        <w:t xml:space="preserve">#         - "2006-01-02"</w:t>
+      </w:r>
+      <w:r>
+        <w:br/>
+      </w:r>
+      <w:r>
+        <w:rPr>
+          <w:rStyle w:val="VerbatimChar"/>
+        </w:rPr>
+        <w:t xml:space="preserve">#         - January 2, 2006</w:t>
+      </w:r>
+      <w:r>
+        <w:br/>
+      </w:r>
+      <w:r>
+        <w:rPr>
+          <w:rStyle w:val="VerbatimChar"/>
+        </w:rPr>
+        <w:t xml:space="preserve">#         - January 2, 2006 3:04 PM MST -07:00</w:t>
+      </w:r>
+      <w:r>
+        <w:br/>
+      </w:r>
+      <w:r>
+        <w:rPr>
+          <w:rStyle w:val="VerbatimChar"/>
+        </w:rPr>
+        <w:t xml:space="preserve">#       display: "2006-01-02"</w:t>
+      </w:r>
+      <w:r>
+        <w:br/>
+      </w:r>
+      <w:r>
+        <w:rPr>
+          <w:rStyle w:val="VerbatimChar"/>
+        </w:rPr>
+        <w:t xml:space="preserve">#       library: "2006"</w:t>
+      </w:r>
+      <w:r>
+        <w:br/>
+      </w:r>
+      <w:r>
+        <w:rPr>
+          <w:rStyle w:val="VerbatimChar"/>
+        </w:rPr>
+        <w:t xml:space="preserve">#       timezone: -08:00</w:t>
+      </w:r>
+      <w:r>
+        <w:br/>
+      </w:r>
+      <w:r>
+        <w:rPr>
+          <w:rStyle w:val="VerbatimChar"/>
+        </w:rPr>
+        <w:t xml:space="preserve">#   site-helpers:</w:t>
+      </w:r>
+      <w:r>
+        <w:br/>
+      </w:r>
+      <w:r>
+        <w:rPr>
+          <w:rStyle w:val="VerbatimChar"/>
+        </w:rPr>
+        <w:t xml:space="preserve">#     metainfo:</w:t>
+      </w:r>
+      <w:r>
+        <w:br/>
+      </w:r>
+      <w:r>
+        <w:rPr>
+          <w:rStyle w:val="VerbatimChar"/>
+        </w:rPr>
+        <w:t xml:space="preserve">#       display: '&lt;date&gt; :: &lt;title&gt;&lt;|&gt; -- &lt;author|; &gt;'</w:t>
+      </w:r>
+      <w:r>
+        <w:br/>
+      </w:r>
+      <w:r>
+        <w:rPr>
+          <w:rStyle w:val="VerbatimChar"/>
+        </w:rPr>
+        <w:t xml:space="preserve">#       empty: '*(no metadata)*'</w:t>
+      </w:r>
+      <w:r>
+        <w:br/>
+      </w:r>
+      <w:r>
+        <w:rPr>
+          <w:rStyle w:val="VerbatimChar"/>
+        </w:rPr>
+        <w:t xml:space="preserve">#     metalist:</w:t>
+      </w:r>
+      <w:r>
+        <w:br/>
+      </w:r>
+      <w:r>
+        <w:rPr>
+          <w:rStyle w:val="VerbatimChar"/>
+        </w:rPr>
+        <w:t xml:space="preserve">#       title:</w:t>
+      </w:r>
+      <w:r>
+        <w:br/>
+      </w:r>
+      <w:r>
+        <w:rPr>
+          <w:rStyle w:val="VerbatimChar"/>
+        </w:rPr>
+        <w:t xml:space="preserve">#         title: 'Title: &lt;name&gt;'</w:t>
+      </w:r>
+      <w:r>
+        <w:br/>
+      </w:r>
+      <w:r>
+        <w:rPr>
+          <w:rStyle w:val="VerbatimChar"/>
+        </w:rPr>
+        <w:t xml:space="preserve">#         display: 'Title: &lt;|&gt;, &lt;|&gt;'</w:t>
+      </w:r>
+      <w:r>
+        <w:br/>
+      </w:r>
+      <w:r>
+        <w:rPr>
+          <w:rStyle w:val="VerbatimChar"/>
+        </w:rPr>
+        <w:t xml:space="preserve">#         empty: '*(no title)*'</w:t>
+      </w:r>
+      <w:r>
+        <w:br/>
+      </w:r>
+      <w:r>
+        <w:rPr>
+          <w:rStyle w:val="VerbatimChar"/>
+        </w:rPr>
+        <w:t xml:space="preserve">#       date:</w:t>
+      </w:r>
+      <w:r>
+        <w:br/>
+      </w:r>
+      <w:r>
+        <w:rPr>
+          <w:rStyle w:val="VerbatimChar"/>
+        </w:rPr>
+        <w:t xml:space="preserve">#         title: 'Year: &lt;name&gt;'</w:t>
+      </w:r>
+      <w:r>
+        <w:br/>
+      </w:r>
+      <w:r>
+        <w:rPr>
+          <w:rStyle w:val="VerbatimChar"/>
+        </w:rPr>
+        <w:t xml:space="preserve">#         display: 'Date: &lt;|&gt;, &lt;|&gt;'</w:t>
+      </w:r>
+      <w:r>
+        <w:br/>
+      </w:r>
+      <w:r>
+        <w:rPr>
+          <w:rStyle w:val="VerbatimChar"/>
+        </w:rPr>
+        <w:t xml:space="preserve">#         empty: '*(no date)*'</w:t>
+      </w:r>
+      <w:r>
+        <w:br/>
+      </w:r>
+      <w:r>
+        <w:rPr>
+          <w:rStyle w:val="VerbatimChar"/>
+        </w:rPr>
+        <w:t xml:space="preserve">#       author:</w:t>
+      </w:r>
+      <w:r>
+        <w:br/>
+      </w:r>
+      <w:r>
+        <w:rPr>
+          <w:rStyle w:val="VerbatimChar"/>
+        </w:rPr>
+        <w:t xml:space="preserve">#         title: 'Author: &lt;name&gt;'</w:t>
+      </w:r>
+      <w:r>
+        <w:br/>
+      </w:r>
+      <w:r>
+        <w:rPr>
+          <w:rStyle w:val="VerbatimChar"/>
+        </w:rPr>
+        <w:t xml:space="preserve">#         display: 'Authors: &lt;|&gt;, &lt;|&gt;'</w:t>
+      </w:r>
+      <w:r>
+        <w:br/>
+      </w:r>
+      <w:r>
+        <w:rPr>
+          <w:rStyle w:val="VerbatimChar"/>
+        </w:rPr>
+        <w:t xml:space="preserve">#         empty: '*(no author)*'</w:t>
+      </w:r>
+      <w:r>
+        <w:br/>
+      </w:r>
+      <w:r>
+        <w:rPr>
+          <w:rStyle w:val="VerbatimChar"/>
+        </w:rPr>
+        <w:t xml:space="preserve">#     readtime:</w:t>
+      </w:r>
+      <w:r>
+        <w:br/>
+      </w:r>
+      <w:r>
+        <w:rPr>
+          <w:rStyle w:val="VerbatimChar"/>
+        </w:rPr>
+        <w:t xml:space="preserve">#       display: '*Reading time: &lt;word&gt; words, &lt;time&gt; minutes*'</w:t>
+      </w:r>
+      <w:r>
+        <w:br/>
+      </w:r>
+      <w:r>
+        <w:rPr>
+          <w:rStyle w:val="VerbatimChar"/>
+        </w:rPr>
+        <w:t xml:space="preserve">#       wpm: 220</w:t>
+      </w:r>
+      <w:r>
+        <w:br/>
+      </w:r>
+      <w:r>
+        <w:rPr>
+          <w:rStyle w:val="VerbatimChar"/>
+        </w:rPr>
+        <w:t xml:space="preserve">#     redirect:</w:t>
+      </w:r>
+      <w:r>
+        <w:br/>
+      </w:r>
+      <w:r>
+        <w:rPr>
+          <w:rStyle w:val="VerbatimChar"/>
+        </w:rPr>
+        <w:t xml:space="preserve">#       title: 'Moved To: &lt;link&gt;'</w:t>
+      </w:r>
+      <w:r>
+        <w:br/>
+      </w:r>
+      <w:r>
+        <w:rPr>
+          <w:rStyle w:val="VerbatimChar"/>
+        </w:rPr>
+        <w:t xml:space="preserve">#       display: '**This link has been permanently moved to: &lt;link&gt;**'</w:t>
+      </w:r>
+      <w:r>
+        <w:br/>
+      </w:r>
+      <w:r>
+        <w:rPr>
+          <w:rStyle w:val="VerbatimChar"/>
+        </w:rPr>
+        <w:t xml:space="preserve">#       exclude:</w:t>
+      </w:r>
+      <w:r>
+        <w:br/>
+      </w:r>
+      <w:r>
+        <w:rPr>
+          <w:rStyle w:val="VerbatimChar"/>
+        </w:rPr>
+        <w:t xml:space="preserve">#         - "null"</w:t>
+      </w:r>
+      <w:r>
+        <w:br/>
+      </w:r>
+      <w:r>
+        <w:rPr>
+          <w:rStyle w:val="VerbatimChar"/>
+        </w:rPr>
+        <w:t xml:space="preserve">#       time: 5</w:t>
+      </w:r>
+      <w:r>
+        <w:br/>
+      </w:r>
+      <w:r>
+        <w:rPr>
+          <w:rStyle w:val="VerbatimChar"/>
+        </w:rPr>
+        <w:t xml:space="preserve">#   site-library:</w:t>
+      </w:r>
+      <w:r>
+        <w:br/>
+      </w:r>
+      <w:r>
+        <w:rPr>
+          <w:rStyle w:val="VerbatimChar"/>
+        </w:rPr>
+        <w:t xml:space="preserve">#     folder:</w:t>
       </w:r>
       <w:r>
         <w:br/>
@@ -24664,457 +25379,43 @@
         <w:rPr>
           <w:rStyle w:val="VerbatimChar"/>
         </w:rPr>
-        <w:t xml:space="preserve">#       site: null</w:t>
-      </w:r>
-      <w:r>
-        <w:br/>
-      </w:r>
-      <w:r>
-        <w:rPr>
-          <w:rStyle w:val="VerbatimChar"/>
-        </w:rPr>
-        <w:t xml:space="preserve">#       call: null</w:t>
-      </w:r>
-      <w:r>
-        <w:br/>
-      </w:r>
-      <w:r>
-        <w:rPr>
-          <w:rStyle w:val="VerbatimChar"/>
-        </w:rPr>
-        <w:t xml:space="preserve">#       form: null</w:t>
-      </w:r>
-      <w:r>
-        <w:br/>
-      </w:r>
-      <w:r>
-        <w:rPr>
-          <w:rStyle w:val="VerbatimChar"/>
-        </w:rPr>
-        <w:t xml:space="preserve">#     copyright: null</w:t>
-      </w:r>
-      <w:r>
-        <w:br/>
-      </w:r>
-      <w:r>
-        <w:rPr>
-          <w:rStyle w:val="VerbatimChar"/>
-        </w:rPr>
-        <w:t xml:space="preserve">#     composer: 1</w:t>
-      </w:r>
-      <w:r>
-        <w:br/>
-      </w:r>
-      <w:r>
-        <w:rPr>
-          <w:rStyle w:val="VerbatimChar"/>
-        </w:rPr>
-        <w:t xml:space="preserve">#     header: null</w:t>
-      </w:r>
-      <w:r>
-        <w:br/>
-      </w:r>
-      <w:r>
-        <w:rPr>
-          <w:rStyle w:val="VerbatimChar"/>
-        </w:rPr>
-        <w:t xml:space="preserve">#     footer: null</w:t>
-      </w:r>
-      <w:r>
-        <w:br/>
-      </w:r>
-      <w:r>
-        <w:rPr>
-          <w:rStyle w:val="VerbatimChar"/>
-        </w:rPr>
-        <w:t xml:space="preserve">#     css_overlay: dark</w:t>
-      </w:r>
-      <w:r>
-        <w:br/>
-      </w:r>
-      <w:r>
-        <w:rPr>
-          <w:rStyle w:val="VerbatimChar"/>
-        </w:rPr>
-        <w:t xml:space="preserve">#     copy_protect: null</w:t>
-      </w:r>
-      <w:r>
-        <w:br/>
-      </w:r>
-      <w:r>
-        <w:rPr>
-          <w:rStyle w:val="VerbatimChar"/>
-        </w:rPr>
-        <w:t xml:space="preserve">#     cols:</w:t>
-      </w:r>
-      <w:r>
-        <w:br/>
-      </w:r>
-      <w:r>
-        <w:rPr>
-          <w:rStyle w:val="VerbatimChar"/>
-        </w:rPr>
-        <w:t xml:space="preserve">#       break: lg</w:t>
-      </w:r>
-      <w:r>
-        <w:br/>
-      </w:r>
-      <w:r>
-        <w:rPr>
-          <w:rStyle w:val="VerbatimChar"/>
-        </w:rPr>
-        <w:t xml:space="preserve">#       scroll: 1</w:t>
-      </w:r>
-      <w:r>
-        <w:br/>
-      </w:r>
-      <w:r>
-        <w:rPr>
-          <w:rStyle w:val="VerbatimChar"/>
-        </w:rPr>
-        <w:t xml:space="preserve">#       order:</w:t>
-      </w:r>
-      <w:r>
-        <w:br/>
-      </w:r>
-      <w:r>
-        <w:rPr>
-          <w:rStyle w:val="VerbatimChar"/>
-        </w:rPr>
-        <w:t xml:space="preserve">#         - 1</w:t>
-      </w:r>
-      <w:r>
-        <w:br/>
-      </w:r>
-      <w:r>
-        <w:rPr>
-          <w:rStyle w:val="VerbatimChar"/>
-        </w:rPr>
-        <w:t xml:space="preserve">#         - 2</w:t>
-      </w:r>
-      <w:r>
-        <w:br/>
-      </w:r>
-      <w:r>
-        <w:rPr>
-          <w:rStyle w:val="VerbatimChar"/>
-        </w:rPr>
-        <w:t xml:space="preserve">#         - 3</w:t>
-      </w:r>
-      <w:r>
-        <w:br/>
-      </w:r>
-      <w:r>
-        <w:rPr>
-          <w:rStyle w:val="VerbatimChar"/>
-        </w:rPr>
-        <w:t xml:space="preserve">#       reorder:</w:t>
-      </w:r>
-      <w:r>
-        <w:br/>
-      </w:r>
-      <w:r>
-        <w:rPr>
-          <w:rStyle w:val="VerbatimChar"/>
-        </w:rPr>
-        <w:t xml:space="preserve">#         - 1</w:t>
-      </w:r>
-      <w:r>
-        <w:br/>
-      </w:r>
-      <w:r>
-        <w:rPr>
-          <w:rStyle w:val="VerbatimChar"/>
-        </w:rPr>
-        <w:t xml:space="preserve">#         - 3</w:t>
-      </w:r>
-      <w:r>
-        <w:br/>
-      </w:r>
-      <w:r>
-        <w:rPr>
-          <w:rStyle w:val="VerbatimChar"/>
-        </w:rPr>
-        <w:t xml:space="preserve">#         - 2</w:t>
-      </w:r>
-      <w:r>
-        <w:br/>
-      </w:r>
-      <w:r>
-        <w:rPr>
-          <w:rStyle w:val="VerbatimChar"/>
-        </w:rPr>
-        <w:t xml:space="preserve">#       size:</w:t>
-      </w:r>
-      <w:r>
-        <w:br/>
-      </w:r>
-      <w:r>
-        <w:rPr>
-          <w:rStyle w:val="VerbatimChar"/>
-        </w:rPr>
-        <w:t xml:space="preserve">#         - 3</w:t>
-      </w:r>
-      <w:r>
-        <w:br/>
-      </w:r>
-      <w:r>
-        <w:rPr>
-          <w:rStyle w:val="VerbatimChar"/>
-        </w:rPr>
-        <w:t xml:space="preserve">#         - 7</w:t>
-      </w:r>
-      <w:r>
-        <w:br/>
-      </w:r>
-      <w:r>
-        <w:rPr>
-          <w:rStyle w:val="VerbatimChar"/>
-        </w:rPr>
-        <w:t xml:space="preserve">#         - 2</w:t>
-      </w:r>
-      <w:r>
-        <w:br/>
-      </w:r>
-      <w:r>
-        <w:rPr>
-          <w:rStyle w:val="VerbatimChar"/>
-        </w:rPr>
-        <w:t xml:space="preserve">#       resize:</w:t>
-      </w:r>
-      <w:r>
-        <w:br/>
-      </w:r>
-      <w:r>
-        <w:rPr>
-          <w:rStyle w:val="VerbatimChar"/>
-        </w:rPr>
-        <w:t xml:space="preserve">#         - 6</w:t>
-      </w:r>
-      <w:r>
-        <w:br/>
-      </w:r>
-      <w:r>
-        <w:rPr>
-          <w:rStyle w:val="VerbatimChar"/>
-        </w:rPr>
-        <w:t xml:space="preserve">#         - 12</w:t>
-      </w:r>
-      <w:r>
-        <w:br/>
-      </w:r>
-      <w:r>
-        <w:rPr>
-          <w:rStyle w:val="VerbatimChar"/>
-        </w:rPr>
-        <w:t xml:space="preserve">#         - 6</w:t>
-      </w:r>
-      <w:r>
-        <w:br/>
-      </w:r>
-      <w:r>
-        <w:rPr>
-          <w:rStyle w:val="VerbatimChar"/>
-        </w:rPr>
-        <w:t xml:space="preserve">#     metainfo:</w:t>
-      </w:r>
-      <w:r>
-        <w:br/>
-      </w:r>
-      <w:r>
-        <w:rPr>
-          <w:rStyle w:val="VerbatimChar"/>
-        </w:rPr>
-        <w:t xml:space="preserve">#       display: '&lt;date&gt; :: &lt;title&gt;&lt;|&gt; -- &lt;author|; &gt;'</w:t>
-      </w:r>
-      <w:r>
-        <w:br/>
-      </w:r>
-      <w:r>
-        <w:rPr>
-          <w:rStyle w:val="VerbatimChar"/>
-        </w:rPr>
-        <w:t xml:space="preserve">#       null: '*(none)*'</w:t>
-      </w:r>
-      <w:r>
-        <w:br/>
-      </w:r>
-      <w:r>
-        <w:rPr>
-          <w:rStyle w:val="VerbatimChar"/>
-        </w:rPr>
-        <w:t xml:space="preserve">#     metalist:</w:t>
-      </w:r>
-      <w:r>
-        <w:br/>
-      </w:r>
-      <w:r>
-        <w:rPr>
-          <w:rStyle w:val="VerbatimChar"/>
-        </w:rPr>
-        <w:t xml:space="preserve">#       author:</w:t>
-      </w:r>
-      <w:r>
-        <w:br/>
-      </w:r>
-      <w:r>
-        <w:rPr>
-          <w:rStyle w:val="VerbatimChar"/>
-        </w:rPr>
-        <w:t xml:space="preserve">#         title: Author</w:t>
-      </w:r>
-      <w:r>
-        <w:br/>
-      </w:r>
-      <w:r>
-        <w:rPr>
-          <w:rStyle w:val="VerbatimChar"/>
-        </w:rPr>
-        <w:t xml:space="preserve">#         display: '*Authors: &lt;|&gt;, &lt;|&gt;*'</w:t>
-      </w:r>
-      <w:r>
-        <w:br/>
-      </w:r>
-      <w:r>
-        <w:rPr>
-          <w:rStyle w:val="VerbatimChar"/>
-        </w:rPr>
-        <w:t xml:space="preserve">#       tags:</w:t>
-      </w:r>
-      <w:r>
-        <w:br/>
-      </w:r>
-      <w:r>
-        <w:rPr>
-          <w:rStyle w:val="VerbatimChar"/>
-        </w:rPr>
-        <w:t xml:space="preserve">#         title: Tag</w:t>
-      </w:r>
-      <w:r>
-        <w:br/>
-      </w:r>
-      <w:r>
-        <w:rPr>
-          <w:rStyle w:val="VerbatimChar"/>
-        </w:rPr>
-        <w:t xml:space="preserve">#         display: '*Tags: &lt;|&gt;, &lt;|&gt;*'</w:t>
-      </w:r>
-      <w:r>
-        <w:br/>
-      </w:r>
-      <w:r>
-        <w:rPr>
-          <w:rStyle w:val="VerbatimChar"/>
-        </w:rPr>
-        <w:t xml:space="preserve">#     readtime:</w:t>
-      </w:r>
-      <w:r>
-        <w:br/>
-      </w:r>
-      <w:r>
-        <w:rPr>
-          <w:rStyle w:val="VerbatimChar"/>
-        </w:rPr>
-        <w:t xml:space="preserve">#       display: '*Reading time: &lt;word&gt; words, &lt;time&gt; minutes*'</w:t>
-      </w:r>
-      <w:r>
-        <w:br/>
-      </w:r>
-      <w:r>
-        <w:rPr>
-          <w:rStyle w:val="VerbatimChar"/>
-        </w:rPr>
-        <w:t xml:space="preserve">#       wpm: 220</w:t>
-      </w:r>
-      <w:r>
-        <w:br/>
-      </w:r>
-      <w:r>
-        <w:rPr>
-          <w:rStyle w:val="VerbatimChar"/>
-        </w:rPr>
-        <w:t xml:space="preserve">#     redirect:</w:t>
-      </w:r>
-      <w:r>
-        <w:br/>
-      </w:r>
-      <w:r>
-        <w:rPr>
-          <w:rStyle w:val="VerbatimChar"/>
-        </w:rPr>
-        <w:t xml:space="preserve">#       title: Moved To</w:t>
-      </w:r>
-      <w:r>
-        <w:br/>
-      </w:r>
-      <w:r>
-        <w:rPr>
-          <w:rStyle w:val="VerbatimChar"/>
-        </w:rPr>
-        <w:t xml:space="preserve">#       display: '**This link has been permanently moved to: &lt;link&gt;**'</w:t>
-      </w:r>
-      <w:r>
-        <w:br/>
-      </w:r>
-      <w:r>
-        <w:rPr>
-          <w:rStyle w:val="VerbatimChar"/>
-        </w:rPr>
-        <w:t xml:space="preserve">#       match: '*'</w:t>
-      </w:r>
-      <w:r>
-        <w:br/>
-      </w:r>
-      <w:r>
-        <w:rPr>
-          <w:rStyle w:val="VerbatimChar"/>
-        </w:rPr>
-        <w:t xml:space="preserve">#       time: 5</w:t>
-      </w:r>
-      <w:r>
-        <w:br/>
-      </w:r>
-      <w:r>
-        <w:rPr>
-          <w:rStyle w:val="VerbatimChar"/>
-        </w:rPr>
-        <w:t xml:space="preserve">#   site-library:</w:t>
-      </w:r>
-      <w:r>
-        <w:br/>
-      </w:r>
-      <w:r>
-        <w:rPr>
-          <w:rStyle w:val="VerbatimChar"/>
-        </w:rPr>
-        <w:t xml:space="preserve">#     folder: null</w:t>
-      </w:r>
-      <w:r>
-        <w:br/>
-      </w:r>
-      <w:r>
-        <w:rPr>
-          <w:rStyle w:val="VerbatimChar"/>
-        </w:rPr>
-        <w:t xml:space="preserve">#     auto_update: null</w:t>
-      </w:r>
-      <w:r>
-        <w:br/>
-      </w:r>
-      <w:r>
-        <w:rPr>
-          <w:rStyle w:val="VerbatimChar"/>
-        </w:rPr>
-        <w:t xml:space="preserve">#     anchor_links: 1</w:t>
-      </w:r>
-      <w:r>
-        <w:br/>
-      </w:r>
-      <w:r>
-        <w:rPr>
-          <w:rStyle w:val="VerbatimChar"/>
-        </w:rPr>
-        <w:t xml:space="preserve">#     append: null</w:t>
+        <w:t xml:space="preserve">#       auto_update: null</w:t>
+      </w:r>
+      <w:r>
+        <w:br/>
+      </w:r>
+      <w:r>
+        <w:rPr>
+          <w:rStyle w:val="VerbatimChar"/>
+        </w:rPr>
+        <w:t xml:space="preserve">#     pages:</w:t>
+      </w:r>
+      <w:r>
+        <w:br/>
+      </w:r>
+      <w:r>
+        <w:rPr>
+          <w:rStyle w:val="VerbatimChar"/>
+        </w:rPr>
+        <w:t xml:space="preserve">#       anchor_links: 1</w:t>
+      </w:r>
+      <w:r>
+        <w:br/>
+      </w:r>
+      <w:r>
+        <w:rPr>
+          <w:rStyle w:val="VerbatimChar"/>
+        </w:rPr>
+        <w:t xml:space="preserve">#       append:</w:t>
+      </w:r>
+      <w:r>
+        <w:br/>
+      </w:r>
+      <w:r>
+        <w:rPr>
+          <w:rStyle w:val="VerbatimChar"/>
+        </w:rPr>
+        <w:t xml:space="preserve">#         - null</w:t>
       </w:r>
       <w:r>
         <w:br/>
@@ -25240,6 +25541,24 @@
         <w:rPr>
           <w:rStyle w:val="VerbatimChar"/>
         </w:rPr>
+        <w:t xml:space="preserve">#       exclude:</w:t>
+      </w:r>
+      <w:r>
+        <w:br/>
+      </w:r>
+      <w:r>
+        <w:rPr>
+          <w:rStyle w:val="VerbatimChar"/>
+        </w:rPr>
+        <w:t xml:space="preserve">#         - "null"</w:t>
+      </w:r>
+      <w:r>
+        <w:br/>
+      </w:r>
+      <w:r>
+        <w:rPr>
+          <w:rStyle w:val="VerbatimChar"/>
+        </w:rPr>
         <w:t xml:space="preserve">#       expanded: 0</w:t>
       </w:r>
       <w:r>
@@ -25372,7 +25691,7 @@
         <w:rPr>
           <w:rStyle w:val="VerbatimChar"/>
         </w:rPr>
-        <w:t xml:space="preserve">date: 2024-12-03</w:t>
+        <w:t xml:space="preserve">date: 2024-12-03 20:00 -08:00</w:t>
       </w:r>
       <w:r>
         <w:br/>
@@ -25391,24 +25710,6 @@
           <w:rStyle w:val="VerbatimChar"/>
         </w:rPr>
         <w:t xml:space="preserve">  - Gary B. Genett</w:t>
-      </w:r>
-      <w:r>
-        <w:br/>
-      </w:r>
-      <w:r>
-        <w:rPr>
-          <w:rStyle w:val="VerbatimChar"/>
-        </w:rPr>
-        <w:t xml:space="preserve">tags:</w:t>
-      </w:r>
-      <w:r>
-        <w:br/>
-      </w:r>
-      <w:r>
-        <w:rPr>
-          <w:rStyle w:val="VerbatimChar"/>
-        </w:rPr>
-        <w:t xml:space="preserve">  - Composer</w:t>
       </w:r>
       <w:r>
         <w:br/>
@@ -25703,16 +26004,16 @@
         <w:rPr>
           <w:rStyle w:val="VerbatimChar"/>
         </w:rPr>
-        <w:t xml:space="preserve">README.% LICENSE.%: override c_logo := artifacts/images/logo-v1.0.png</w:t>
-      </w:r>
-      <w:r>
-        <w:br/>
-      </w:r>
-      <w:r>
-        <w:rPr>
-          <w:rStyle w:val="VerbatimChar"/>
-        </w:rPr>
-        <w:t xml:space="preserve">README.% LICENSE.%: override c_icon := artifacts/images/icon-v1.0.png</w:t>
+        <w:t xml:space="preserve">README.% LICENSE.%: override c_logo := _artifacts/images/logo-v1.0.png</w:t>
+      </w:r>
+      <w:r>
+        <w:br/>
+      </w:r>
+      <w:r>
+        <w:rPr>
+          <w:rStyle w:val="VerbatimChar"/>
+        </w:rPr>
+        <w:t xml:space="preserve">README.% LICENSE.%: override c_icon := _artifacts/images/icon-v1.0.png</w:t>
       </w:r>
       <w:r>
         <w:br/>
@@ -25754,7 +26055,7 @@
         <w:rPr>
           <w:rStyle w:val="VerbatimChar"/>
         </w:rPr>
-        <w:t xml:space="preserve">override README.site.html := artifacts/README.site.md</w:t>
+        <w:t xml:space="preserve">override README.site.html := _artifacts/README.site.md</w:t>
       </w:r>
       <w:r>
         <w:br/>
@@ -25796,7 +26097,7 @@
         <w:rPr>
           <w:rStyle w:val="VerbatimChar"/>
         </w:rPr>
-        <w:t xml:space="preserve">override README.revealjs.html := artifacts/README.revealjs.md</w:t>
+        <w:t xml:space="preserve">override README.revealjs.html := _artifacts/README.revealjs.md</w:t>
       </w:r>
       <w:r>
         <w:br/>
@@ -25906,7 +26207,7 @@
         <w:rPr>
           <w:rStyle w:val="VerbatimChar"/>
         </w:rPr>
-        <w:t xml:space="preserve">artifacts</w:t>
+        <w:t xml:space="preserve">_artifacts</w:t>
       </w:r>
       <w:r>
         <w:t xml:space="preserve"> </w:t>
@@ -26019,247 +26320,262 @@
         <w:rPr>
           <w:rStyle w:val="VerbatimChar"/>
         </w:rPr>
-        <w:t xml:space="preserve">    brand: "LOGO / BRAND"</w:t>
-      </w:r>
-      <w:r>
-        <w:br/>
-      </w:r>
-      <w:r>
-        <w:rPr>
-          <w:rStyle w:val="VerbatimChar"/>
-        </w:rPr>
-        <w:t xml:space="preserve">    homepage: http://www.garybgenett.net/projects/composer</w:t>
-      </w:r>
-      <w:r>
-        <w:br/>
-      </w:r>
-      <w:r>
-        <w:rPr>
-          <w:rStyle w:val="VerbatimChar"/>
-        </w:rPr>
-        <w:t xml:space="preserve">    search:</w:t>
-      </w:r>
-      <w:r>
-        <w:br/>
-      </w:r>
-      <w:r>
-        <w:rPr>
-          <w:rStyle w:val="VerbatimChar"/>
-        </w:rPr>
-        <w:t xml:space="preserve">#&gt;&gt;   name: "SEARCH"</w:t>
-      </w:r>
-      <w:r>
-        <w:br/>
-      </w:r>
-      <w:r>
-        <w:rPr>
-          <w:rStyle w:val="VerbatimChar"/>
-        </w:rPr>
-        <w:t xml:space="preserve">      name: |</w:t>
-      </w:r>
-      <w:r>
-        <w:br/>
-      </w:r>
-      <w:r>
-        <w:rPr>
-          <w:rStyle w:val="VerbatimChar"/>
-        </w:rPr>
-        <w:t xml:space="preserve">        &lt;!-- composer &gt;&gt; icon search --&gt;</w:t>
-      </w:r>
-      <w:r>
-        <w:br/>
-      </w:r>
-      <w:r>
-        <w:rPr>
-          <w:rStyle w:val="VerbatimChar"/>
-        </w:rPr>
-        <w:t xml:space="preserve">      site: https://duckduckgo.com</w:t>
-      </w:r>
-      <w:r>
-        <w:br/>
-      </w:r>
-      <w:r>
-        <w:rPr>
-          <w:rStyle w:val="VerbatimChar"/>
-        </w:rPr>
-        <w:t xml:space="preserve">      call: q</w:t>
-      </w:r>
-      <w:r>
-        <w:br/>
-      </w:r>
-      <w:r>
-        <w:rPr>
-          <w:rStyle w:val="VerbatimChar"/>
-        </w:rPr>
-        <w:t xml:space="preserve">      form: |</w:t>
-      </w:r>
-      <w:r>
-        <w:br/>
-      </w:r>
-      <w:r>
-        <w:rPr>
-          <w:rStyle w:val="VerbatimChar"/>
-        </w:rPr>
-        <w:t xml:space="preserve">        &lt;!-- composer &gt;&gt; form sites garybgenett.net --&gt;</w:t>
-      </w:r>
-      <w:r>
-        <w:br/>
-      </w:r>
-      <w:r>
-        <w:rPr>
-          <w:rStyle w:val="VerbatimChar"/>
-        </w:rPr>
-        <w:t xml:space="preserve">        &lt;!-- composer &gt;&gt; form ia web --&gt;</w:t>
-      </w:r>
-      <w:r>
-        <w:br/>
-      </w:r>
-      <w:r>
-        <w:rPr>
-          <w:rStyle w:val="VerbatimChar"/>
-        </w:rPr>
-        <w:t xml:space="preserve">        &lt;!-- composer &gt;&gt; form kae d --&gt;</w:t>
-      </w:r>
-      <w:r>
-        <w:br/>
-      </w:r>
-      <w:r>
-        <w:rPr>
-          <w:rStyle w:val="VerbatimChar"/>
-        </w:rPr>
-        <w:t xml:space="preserve">        &lt;!-- composer &gt;&gt; form ko 1 --&gt;</w:t>
-      </w:r>
-      <w:r>
-        <w:br/>
-      </w:r>
-      <w:r>
-        <w:rPr>
-          <w:rStyle w:val="VerbatimChar"/>
-        </w:rPr>
-        <w:t xml:space="preserve">        &lt;!-- composer &gt;&gt; form kp -1 --&gt;</w:t>
-      </w:r>
-      <w:r>
-        <w:br/>
-      </w:r>
-      <w:r>
-        <w:rPr>
-          <w:rStyle w:val="VerbatimChar"/>
-        </w:rPr>
-        <w:t xml:space="preserve">        &lt;!-- composer &gt;&gt; form kv 1 --&gt;</w:t>
-      </w:r>
-      <w:r>
-        <w:br/>
-      </w:r>
-      <w:r>
-        <w:rPr>
-          <w:rStyle w:val="VerbatimChar"/>
-        </w:rPr>
-        <w:t xml:space="preserve">        &lt;!-- composer &gt;&gt; form kz -1 --&gt;</w:t>
-      </w:r>
-      <w:r>
-        <w:br/>
-      </w:r>
-      <w:r>
-        <w:rPr>
-          <w:rStyle w:val="VerbatimChar"/>
-        </w:rPr>
-        <w:t xml:space="preserve">#&gt;&gt; copyright: "COPYRIGHT"</w:t>
-      </w:r>
-      <w:r>
-        <w:br/>
-      </w:r>
-      <w:r>
-        <w:rPr>
-          <w:rStyle w:val="VerbatimChar"/>
-        </w:rPr>
-        <w:t xml:space="preserve">    copyright: |</w:t>
-      </w:r>
-      <w:r>
-        <w:br/>
-      </w:r>
-      <w:r>
-        <w:rPr>
-          <w:rStyle w:val="VerbatimChar"/>
-        </w:rPr>
-        <w:t xml:space="preserve">      &lt;!-- composer &gt;&gt; icon gpl --&gt;</w:t>
-      </w:r>
-      <w:r>
-        <w:br/>
-      </w:r>
-      <w:r>
-        <w:rPr>
-          <w:rStyle w:val="VerbatimChar"/>
-        </w:rPr>
-        <w:t xml:space="preserve">      &lt;!-- composer &gt;&gt; icon cc-by-nc-nd --&gt;</w:t>
-      </w:r>
-      <w:r>
-        <w:br/>
-      </w:r>
-      <w:r>
-        <w:rPr>
-          <w:rStyle w:val="VerbatimChar"/>
-        </w:rPr>
-        <w:t xml:space="preserve">      &lt;!-- composer &gt;&gt; icon copyright --&gt;</w:t>
-      </w:r>
-      <w:r>
-        <w:br/>
-      </w:r>
-      <w:r>
-        <w:rPr>
-          <w:rStyle w:val="VerbatimChar"/>
-        </w:rPr>
-        <w:t xml:space="preserve">      COPYRIGHT</w:t>
-      </w:r>
-      <w:r>
-        <w:br/>
-      </w:r>
-      <w:r>
-        <w:rPr>
-          <w:rStyle w:val="VerbatimChar"/>
-        </w:rPr>
-        <w:t xml:space="preserve">#&gt;&gt; composer: 1</w:t>
-      </w:r>
-      <w:r>
-        <w:br/>
-      </w:r>
-      <w:r>
-        <w:br/>
-      </w:r>
-      <w:r>
-        <w:rPr>
-          <w:rStyle w:val="VerbatimChar"/>
-        </w:rPr>
-        <w:t xml:space="preserve">#&gt;&gt; header: null</w:t>
-      </w:r>
-      <w:r>
-        <w:br/>
-      </w:r>
-      <w:r>
-        <w:rPr>
-          <w:rStyle w:val="VerbatimChar"/>
-        </w:rPr>
-        <w:t xml:space="preserve">#&gt;&gt; footer: null</w:t>
-      </w:r>
-      <w:r>
-        <w:br/>
-      </w:r>
-      <w:r>
-        <w:br/>
-      </w:r>
-      <w:r>
-        <w:rPr>
-          <w:rStyle w:val="VerbatimChar"/>
-        </w:rPr>
-        <w:t xml:space="preserve">#&gt;&gt; css_overlay: dark</w:t>
-      </w:r>
-      <w:r>
-        <w:br/>
-      </w:r>
-      <w:r>
-        <w:rPr>
-          <w:rStyle w:val="VerbatimChar"/>
-        </w:rPr>
-        <w:t xml:space="preserve">#&gt;&gt; copy_protect: null</w:t>
+        <w:t xml:space="preserve">    navbars:</w:t>
+      </w:r>
+      <w:r>
+        <w:br/>
+      </w:r>
+      <w:r>
+        <w:rPr>
+          <w:rStyle w:val="VerbatimChar"/>
+        </w:rPr>
+        <w:t xml:space="preserve">      brand: "LOGO / BRAND"</w:t>
+      </w:r>
+      <w:r>
+        <w:br/>
+      </w:r>
+      <w:r>
+        <w:rPr>
+          <w:rStyle w:val="VerbatimChar"/>
+        </w:rPr>
+        <w:t xml:space="preserve">      homepage: http://www.garybgenett.net/projects/composer</w:t>
+      </w:r>
+      <w:r>
+        <w:br/>
+      </w:r>
+      <w:r>
+        <w:rPr>
+          <w:rStyle w:val="VerbatimChar"/>
+        </w:rPr>
+        <w:t xml:space="preserve">      search:</w:t>
+      </w:r>
+      <w:r>
+        <w:br/>
+      </w:r>
+      <w:r>
+        <w:rPr>
+          <w:rStyle w:val="VerbatimChar"/>
+        </w:rPr>
+        <w:t xml:space="preserve">#&gt;&gt;     name: "SEARCH"</w:t>
+      </w:r>
+      <w:r>
+        <w:br/>
+      </w:r>
+      <w:r>
+        <w:rPr>
+          <w:rStyle w:val="VerbatimChar"/>
+        </w:rPr>
+        <w:t xml:space="preserve">        name: |</w:t>
+      </w:r>
+      <w:r>
+        <w:br/>
+      </w:r>
+      <w:r>
+        <w:rPr>
+          <w:rStyle w:val="VerbatimChar"/>
+        </w:rPr>
+        <w:t xml:space="preserve">          &lt;!-- composer &gt;&gt; icon search --&gt;</w:t>
+      </w:r>
+      <w:r>
+        <w:br/>
+      </w:r>
+      <w:r>
+        <w:rPr>
+          <w:rStyle w:val="VerbatimChar"/>
+        </w:rPr>
+        <w:t xml:space="preserve">        site: https://duckduckgo.com</w:t>
+      </w:r>
+      <w:r>
+        <w:br/>
+      </w:r>
+      <w:r>
+        <w:rPr>
+          <w:rStyle w:val="VerbatimChar"/>
+        </w:rPr>
+        <w:t xml:space="preserve">        call: q</w:t>
+      </w:r>
+      <w:r>
+        <w:br/>
+      </w:r>
+      <w:r>
+        <w:rPr>
+          <w:rStyle w:val="VerbatimChar"/>
+        </w:rPr>
+        <w:t xml:space="preserve">        form: |</w:t>
+      </w:r>
+      <w:r>
+        <w:br/>
+      </w:r>
+      <w:r>
+        <w:rPr>
+          <w:rStyle w:val="VerbatimChar"/>
+        </w:rPr>
+        <w:t xml:space="preserve">          &lt;!-- composer &gt;&gt; form sites garybgenett.net --&gt;</w:t>
+      </w:r>
+      <w:r>
+        <w:br/>
+      </w:r>
+      <w:r>
+        <w:rPr>
+          <w:rStyle w:val="VerbatimChar"/>
+        </w:rPr>
+        <w:t xml:space="preserve">          &lt;!-- composer &gt;&gt; form ia web --&gt;</w:t>
+      </w:r>
+      <w:r>
+        <w:br/>
+      </w:r>
+      <w:r>
+        <w:rPr>
+          <w:rStyle w:val="VerbatimChar"/>
+        </w:rPr>
+        <w:t xml:space="preserve">          &lt;!-- composer &gt;&gt; form kae d --&gt;</w:t>
+      </w:r>
+      <w:r>
+        <w:br/>
+      </w:r>
+      <w:r>
+        <w:rPr>
+          <w:rStyle w:val="VerbatimChar"/>
+        </w:rPr>
+        <w:t xml:space="preserve">          &lt;!-- composer &gt;&gt; form ko 1 --&gt;</w:t>
+      </w:r>
+      <w:r>
+        <w:br/>
+      </w:r>
+      <w:r>
+        <w:rPr>
+          <w:rStyle w:val="VerbatimChar"/>
+        </w:rPr>
+        <w:t xml:space="preserve">          &lt;!-- composer &gt;&gt; form kp -1 --&gt;</w:t>
+      </w:r>
+      <w:r>
+        <w:br/>
+      </w:r>
+      <w:r>
+        <w:rPr>
+          <w:rStyle w:val="VerbatimChar"/>
+        </w:rPr>
+        <w:t xml:space="preserve">          &lt;!-- composer &gt;&gt; form kv 1 --&gt;</w:t>
+      </w:r>
+      <w:r>
+        <w:br/>
+      </w:r>
+      <w:r>
+        <w:rPr>
+          <w:rStyle w:val="VerbatimChar"/>
+        </w:rPr>
+        <w:t xml:space="preserve">          &lt;!-- composer &gt;&gt; form kz -1 --&gt;</w:t>
+      </w:r>
+      <w:r>
+        <w:br/>
+      </w:r>
+      <w:r>
+        <w:rPr>
+          <w:rStyle w:val="VerbatimChar"/>
+        </w:rPr>
+        <w:t xml:space="preserve">#&gt;&gt;   copyright: "COPYRIGHT"</w:t>
+      </w:r>
+      <w:r>
+        <w:br/>
+      </w:r>
+      <w:r>
+        <w:rPr>
+          <w:rStyle w:val="VerbatimChar"/>
+        </w:rPr>
+        <w:t xml:space="preserve">      copyright: |</w:t>
+      </w:r>
+      <w:r>
+        <w:br/>
+      </w:r>
+      <w:r>
+        <w:rPr>
+          <w:rStyle w:val="VerbatimChar"/>
+        </w:rPr>
+        <w:t xml:space="preserve">        &lt;!-- composer &gt;&gt; icon gpl --&gt;</w:t>
+      </w:r>
+      <w:r>
+        <w:br/>
+      </w:r>
+      <w:r>
+        <w:rPr>
+          <w:rStyle w:val="VerbatimChar"/>
+        </w:rPr>
+        <w:t xml:space="preserve">        &lt;!-- composer &gt;&gt; icon cc-by-nc-nd --&gt;</w:t>
+      </w:r>
+      <w:r>
+        <w:br/>
+      </w:r>
+      <w:r>
+        <w:rPr>
+          <w:rStyle w:val="VerbatimChar"/>
+        </w:rPr>
+        <w:t xml:space="preserve">        &lt;!-- composer &gt;&gt; icon copyright --&gt;</w:t>
+      </w:r>
+      <w:r>
+        <w:br/>
+      </w:r>
+      <w:r>
+        <w:rPr>
+          <w:rStyle w:val="VerbatimChar"/>
+        </w:rPr>
+        <w:t xml:space="preserve">        COPYRIGHT</w:t>
+      </w:r>
+      <w:r>
+        <w:br/>
+      </w:r>
+      <w:r>
+        <w:rPr>
+          <w:rStyle w:val="VerbatimChar"/>
+        </w:rPr>
+        <w:t xml:space="preserve">#&gt;&gt;   composer: 1</w:t>
+      </w:r>
+      <w:r>
+        <w:br/>
+      </w:r>
+      <w:r>
+        <w:br/>
+      </w:r>
+      <w:r>
+        <w:rPr>
+          <w:rStyle w:val="VerbatimChar"/>
+        </w:rPr>
+        <w:t xml:space="preserve">#&gt;&gt; pages:</w:t>
+      </w:r>
+      <w:r>
+        <w:br/>
+      </w:r>
+      <w:r>
+        <w:rPr>
+          <w:rStyle w:val="VerbatimChar"/>
+        </w:rPr>
+        <w:t xml:space="preserve">#&gt;&gt;   css_overlay: dark</w:t>
+      </w:r>
+      <w:r>
+        <w:br/>
+      </w:r>
+      <w:r>
+        <w:rPr>
+          <w:rStyle w:val="VerbatimChar"/>
+        </w:rPr>
+        <w:t xml:space="preserve">#&gt;&gt;   copy_protect: null</w:t>
+      </w:r>
+      <w:r>
+        <w:br/>
+      </w:r>
+      <w:r>
+        <w:rPr>
+          <w:rStyle w:val="VerbatimChar"/>
+        </w:rPr>
+        <w:t xml:space="preserve">#&gt;&gt;   header: [ "null" ]</w:t>
+      </w:r>
+      <w:r>
+        <w:br/>
+      </w:r>
+      <w:r>
+        <w:rPr>
+          <w:rStyle w:val="VerbatimChar"/>
+        </w:rPr>
+        <w:t xml:space="preserve">#&gt;&gt;   footer: [ "null" ]</w:t>
       </w:r>
       <w:r>
         <w:br/>
@@ -26337,6 +26653,75 @@
         <w:rPr>
           <w:rStyle w:val="VerbatimChar"/>
         </w:rPr>
+        <w:t xml:space="preserve">#&gt;&gt; dates:</w:t>
+      </w:r>
+      <w:r>
+        <w:br/>
+      </w:r>
+      <w:r>
+        <w:rPr>
+          <w:rStyle w:val="VerbatimChar"/>
+        </w:rPr>
+        <w:t xml:space="preserve">#&gt;&gt;   parse: [ "2006-01-02T15:04:05-07:00", "2006-01-02 15:04 -07:00", "2006-01-02", "January 2, 2006", "January 2, 2006 3:04 PM MST -07:00" ]</w:t>
+      </w:r>
+      <w:r>
+        <w:br/>
+      </w:r>
+      <w:r>
+        <w:rPr>
+          <w:rStyle w:val="VerbatimChar"/>
+        </w:rPr>
+        <w:t xml:space="preserve">#&gt;&gt;   display: "2006-01-02"</w:t>
+      </w:r>
+      <w:r>
+        <w:br/>
+      </w:r>
+      <w:r>
+        <w:rPr>
+          <w:rStyle w:val="VerbatimChar"/>
+        </w:rPr>
+        <w:t xml:space="preserve">#&gt;&gt;   library: "2006"</w:t>
+      </w:r>
+      <w:r>
+        <w:br/>
+      </w:r>
+      <w:r>
+        <w:rPr>
+          <w:rStyle w:val="VerbatimChar"/>
+        </w:rPr>
+        <w:t xml:space="preserve">#&gt;&gt;   timezone: "-08:00"</w:t>
+      </w:r>
+      <w:r>
+        <w:br/>
+      </w:r>
+      <w:r>
+        <w:br/>
+      </w:r>
+      <w:r>
+        <w:rPr>
+          <w:rStyle w:val="VerbatimChar"/>
+        </w:rPr>
+        <w:t xml:space="preserve">########################################</w:t>
+      </w:r>
+      <w:r>
+        <w:br/>
+      </w:r>
+      <w:r>
+        <w:rPr>
+          <w:rStyle w:val="VerbatimChar"/>
+        </w:rPr>
+        <w:t xml:space="preserve">  site-helpers:</w:t>
+      </w:r>
+      <w:r>
+        <w:br/>
+      </w:r>
+      <w:r>
+        <w:br/>
+      </w:r>
+      <w:r>
+        <w:rPr>
+          <w:rStyle w:val="VerbatimChar"/>
+        </w:rPr>
         <w:t xml:space="preserve">#&gt;&gt; metainfo:</w:t>
       </w:r>
       <w:r>
@@ -26355,16 +26740,91 @@
         <w:rPr>
           <w:rStyle w:val="VerbatimChar"/>
         </w:rPr>
-        <w:t xml:space="preserve">#&gt;&gt;   null: "*(none)*"</w:t>
-      </w:r>
-      <w:r>
-        <w:br/>
-      </w:r>
-      <w:r>
-        <w:rPr>
-          <w:rStyle w:val="VerbatimChar"/>
-        </w:rPr>
-        <w:t xml:space="preserve">#&gt;&gt; metalist:</w:t>
+        <w:t xml:space="preserve">#&gt;&gt;   empty: "*(no metadata)*"</w:t>
+      </w:r>
+      <w:r>
+        <w:br/>
+      </w:r>
+      <w:r>
+        <w:br/>
+      </w:r>
+      <w:r>
+        <w:rPr>
+          <w:rStyle w:val="VerbatimChar"/>
+        </w:rPr>
+        <w:t xml:space="preserve">    metalist:</w:t>
+      </w:r>
+      <w:r>
+        <w:br/>
+      </w:r>
+      <w:r>
+        <w:rPr>
+          <w:rStyle w:val="VerbatimChar"/>
+        </w:rPr>
+        <w:t xml:space="preserve">#&gt;&gt;   title:</w:t>
+      </w:r>
+      <w:r>
+        <w:br/>
+      </w:r>
+      <w:r>
+        <w:rPr>
+          <w:rStyle w:val="VerbatimChar"/>
+        </w:rPr>
+        <w:t xml:space="preserve">#&gt;&gt;     title: "Title: &lt;name&gt;"</w:t>
+      </w:r>
+      <w:r>
+        <w:br/>
+      </w:r>
+      <w:r>
+        <w:rPr>
+          <w:rStyle w:val="VerbatimChar"/>
+        </w:rPr>
+        <w:t xml:space="preserve">#&gt;&gt;     display: "Title: &lt;|&gt;, &lt;|&gt;"</w:t>
+      </w:r>
+      <w:r>
+        <w:br/>
+      </w:r>
+      <w:r>
+        <w:rPr>
+          <w:rStyle w:val="VerbatimChar"/>
+        </w:rPr>
+        <w:t xml:space="preserve">#&gt;&gt;     empty: "*(no title)*"</w:t>
+      </w:r>
+      <w:r>
+        <w:br/>
+      </w:r>
+      <w:r>
+        <w:rPr>
+          <w:rStyle w:val="VerbatimChar"/>
+        </w:rPr>
+        <w:t xml:space="preserve">#&gt;&gt;   date:</w:t>
+      </w:r>
+      <w:r>
+        <w:br/>
+      </w:r>
+      <w:r>
+        <w:rPr>
+          <w:rStyle w:val="VerbatimChar"/>
+        </w:rPr>
+        <w:t xml:space="preserve">#&gt;&gt;     title: "Year: &lt;name&gt;"</w:t>
+      </w:r>
+      <w:r>
+        <w:br/>
+      </w:r>
+      <w:r>
+        <w:rPr>
+          <w:rStyle w:val="VerbatimChar"/>
+        </w:rPr>
+        <w:t xml:space="preserve">#&gt;&gt;     display: "Date: &lt;|&gt;, &lt;|&gt;"</w:t>
+      </w:r>
+      <w:r>
+        <w:br/>
+      </w:r>
+      <w:r>
+        <w:rPr>
+          <w:rStyle w:val="VerbatimChar"/>
+        </w:rPr>
+        <w:t xml:space="preserve">#&gt;&gt;     empty: "*(no date)*"</w:t>
       </w:r>
       <w:r>
         <w:br/>
@@ -26382,43 +26842,64 @@
         <w:rPr>
           <w:rStyle w:val="VerbatimChar"/>
         </w:rPr>
-        <w:t xml:space="preserve">#&gt;&gt;     title: "Author"</w:t>
-      </w:r>
-      <w:r>
-        <w:br/>
-      </w:r>
-      <w:r>
-        <w:rPr>
-          <w:rStyle w:val="VerbatimChar"/>
-        </w:rPr>
-        <w:t xml:space="preserve">#&gt;&gt;     display: "*Authors: &lt;|&gt;, &lt;|&gt;*"</w:t>
-      </w:r>
-      <w:r>
-        <w:br/>
-      </w:r>
-      <w:r>
-        <w:rPr>
-          <w:rStyle w:val="VerbatimChar"/>
-        </w:rPr>
-        <w:t xml:space="preserve">#&gt;&gt;   tags:</w:t>
-      </w:r>
-      <w:r>
-        <w:br/>
-      </w:r>
-      <w:r>
-        <w:rPr>
-          <w:rStyle w:val="VerbatimChar"/>
-        </w:rPr>
-        <w:t xml:space="preserve">#&gt;&gt;     title: "Tag"</w:t>
-      </w:r>
-      <w:r>
-        <w:br/>
-      </w:r>
-      <w:r>
-        <w:rPr>
-          <w:rStyle w:val="VerbatimChar"/>
-        </w:rPr>
-        <w:t xml:space="preserve">#&gt;&gt;     display: "*Tags: &lt;|&gt;, &lt;|&gt;*"</w:t>
+        <w:t xml:space="preserve">#&gt;&gt;     title: "Author: &lt;name&gt;"</w:t>
+      </w:r>
+      <w:r>
+        <w:br/>
+      </w:r>
+      <w:r>
+        <w:rPr>
+          <w:rStyle w:val="VerbatimChar"/>
+        </w:rPr>
+        <w:t xml:space="preserve">#&gt;&gt;     display: "Authors: &lt;|&gt;, &lt;|&gt;"</w:t>
+      </w:r>
+      <w:r>
+        <w:br/>
+      </w:r>
+      <w:r>
+        <w:rPr>
+          <w:rStyle w:val="VerbatimChar"/>
+        </w:rPr>
+        <w:t xml:space="preserve">#&gt;&gt;     empty: "*(no author)*"</w:t>
+      </w:r>
+      <w:r>
+        <w:br/>
+      </w:r>
+      <w:r>
+        <w:rPr>
+          <w:rStyle w:val="VerbatimChar"/>
+        </w:rPr>
+        <w:t xml:space="preserve">      tags:</w:t>
+      </w:r>
+      <w:r>
+        <w:br/>
+      </w:r>
+      <w:r>
+        <w:rPr>
+          <w:rStyle w:val="VerbatimChar"/>
+        </w:rPr>
+        <w:t xml:space="preserve">        title: "Tag: &lt;name&gt;"</w:t>
+      </w:r>
+      <w:r>
+        <w:br/>
+      </w:r>
+      <w:r>
+        <w:rPr>
+          <w:rStyle w:val="VerbatimChar"/>
+        </w:rPr>
+        <w:t xml:space="preserve">        display: "Tags: &lt;|&gt;, &lt;|&gt;"</w:t>
+      </w:r>
+      <w:r>
+        <w:br/>
+      </w:r>
+      <w:r>
+        <w:rPr>
+          <w:rStyle w:val="VerbatimChar"/>
+        </w:rPr>
+        <w:t xml:space="preserve">        empty: "*(no tags)*"</w:t>
+      </w:r>
+      <w:r>
+        <w:br/>
       </w:r>
       <w:r>
         <w:br/>
@@ -26466,7 +26947,7 @@
         <w:rPr>
           <w:rStyle w:val="VerbatimChar"/>
         </w:rPr>
-        <w:t xml:space="preserve">#&gt;&gt;   title: "Moved To"</w:t>
+        <w:t xml:space="preserve">#&gt;&gt;   title: "Moved To: &lt;link&gt;"</w:t>
       </w:r>
       <w:r>
         <w:br/>
@@ -26484,7 +26965,7 @@
         <w:rPr>
           <w:rStyle w:val="VerbatimChar"/>
         </w:rPr>
-        <w:t xml:space="preserve">#&gt;&gt;   match: "*"</w:t>
+        <w:t xml:space="preserve">#&gt;&gt;   exclude: [ "null" ]</w:t>
       </w:r>
       <w:r>
         <w:br/>
@@ -26526,37 +27007,55 @@
         <w:rPr>
           <w:rStyle w:val="VerbatimChar"/>
         </w:rPr>
-        <w:t xml:space="preserve">    folder: #&gt;&gt; null</w:t>
-      </w:r>
-      <w:r>
-        <w:br/>
-      </w:r>
-      <w:r>
-        <w:rPr>
-          <w:rStyle w:val="VerbatimChar"/>
-        </w:rPr>
-        <w:t xml:space="preserve">#&gt;&gt; auto_update: null</w:t>
-      </w:r>
-      <w:r>
-        <w:br/>
-      </w:r>
-      <w:r>
-        <w:rPr>
-          <w:rStyle w:val="VerbatimChar"/>
-        </w:rPr>
-        <w:t xml:space="preserve">#&gt;&gt; anchor_links: 1</w:t>
-      </w:r>
-      <w:r>
-        <w:br/>
-      </w:r>
-      <w:r>
-        <w:br/>
-      </w:r>
-      <w:r>
-        <w:rPr>
-          <w:rStyle w:val="VerbatimChar"/>
-        </w:rPr>
-        <w:t xml:space="preserve">#&gt;&gt; append: null</w:t>
+        <w:t xml:space="preserve">    folder:</w:t>
+      </w:r>
+      <w:r>
+        <w:br/>
+      </w:r>
+      <w:r>
+        <w:rPr>
+          <w:rStyle w:val="VerbatimChar"/>
+        </w:rPr>
+        <w:t xml:space="preserve">      name: null</w:t>
+      </w:r>
+      <w:r>
+        <w:br/>
+      </w:r>
+      <w:r>
+        <w:rPr>
+          <w:rStyle w:val="VerbatimChar"/>
+        </w:rPr>
+        <w:t xml:space="preserve">#&gt;&gt;   auto_update: null</w:t>
+      </w:r>
+      <w:r>
+        <w:br/>
+      </w:r>
+      <w:r>
+        <w:br/>
+      </w:r>
+      <w:r>
+        <w:rPr>
+          <w:rStyle w:val="VerbatimChar"/>
+        </w:rPr>
+        <w:t xml:space="preserve">#&gt;&gt; pages:</w:t>
+      </w:r>
+      <w:r>
+        <w:br/>
+      </w:r>
+      <w:r>
+        <w:rPr>
+          <w:rStyle w:val="VerbatimChar"/>
+        </w:rPr>
+        <w:t xml:space="preserve">#&gt;&gt;   anchor_links: 1</w:t>
+      </w:r>
+      <w:r>
+        <w:br/>
+      </w:r>
+      <w:r>
+        <w:rPr>
+          <w:rStyle w:val="VerbatimChar"/>
+        </w:rPr>
+        <w:t xml:space="preserve">#&gt;&gt;   append: [ "null" ]</w:t>
       </w:r>
       <w:r>
         <w:br/>
@@ -26691,6 +27190,15 @@
         <w:rPr>
           <w:rStyle w:val="VerbatimChar"/>
         </w:rPr>
+        <w:t xml:space="preserve">#&gt;&gt;   exclude: [ "null" ]</w:t>
+      </w:r>
+      <w:r>
+        <w:br/>
+      </w:r>
+      <w:r>
+        <w:rPr>
+          <w:rStyle w:val="VerbatimChar"/>
+        </w:rPr>
         <w:t xml:space="preserve">#&gt;&gt;   expanded: 0</w:t>
       </w:r>
       <w:r>
@@ -27099,6 +27607,24 @@
         <w:rPr>
           <w:rStyle w:val="VerbatimChar"/>
         </w:rPr>
+        <w:t xml:space="preserve">      - metalist title</w:t>
+      </w:r>
+      <w:r>
+        <w:br/>
+      </w:r>
+      <w:r>
+        <w:rPr>
+          <w:rStyle w:val="VerbatimChar"/>
+        </w:rPr>
+        <w:t xml:space="preserve">      - metalist date</w:t>
+      </w:r>
+      <w:r>
+        <w:br/>
+      </w:r>
+      <w:r>
+        <w:rPr>
+          <w:rStyle w:val="VerbatimChar"/>
+        </w:rPr>
         <w:t xml:space="preserve">      - metalist author</w:t>
       </w:r>
       <w:r>
@@ -27321,6 +27847,42 @@
         <w:rPr>
           <w:rStyle w:val="VerbatimChar"/>
         </w:rPr>
+        <w:t xml:space="preserve">      - metalist title</w:t>
+      </w:r>
+      <w:r>
+        <w:br/>
+      </w:r>
+      <w:r>
+        <w:rPr>
+          <w:rStyle w:val="VerbatimChar"/>
+        </w:rPr>
+        <w:t xml:space="preserve">      - metalist date</w:t>
+      </w:r>
+      <w:r>
+        <w:br/>
+      </w:r>
+      <w:r>
+        <w:rPr>
+          <w:rStyle w:val="VerbatimChar"/>
+        </w:rPr>
+        <w:t xml:space="preserve">      - metalist author</w:t>
+      </w:r>
+      <w:r>
+        <w:br/>
+      </w:r>
+      <w:r>
+        <w:rPr>
+          <w:rStyle w:val="VerbatimChar"/>
+        </w:rPr>
+        <w:t xml:space="preserve">      - metalist tags</w:t>
+      </w:r>
+      <w:r>
+        <w:br/>
+      </w:r>
+      <w:r>
+        <w:rPr>
+          <w:rStyle w:val="VerbatimChar"/>
+        </w:rPr>
         <w:t xml:space="preserve">      - contents</w:t>
       </w:r>
       <w:r>
@@ -27348,24 +27910,6 @@
         <w:rPr>
           <w:rStyle w:val="VerbatimChar"/>
         </w:rPr>
-        <w:t xml:space="preserve">      - metalist author</w:t>
-      </w:r>
-      <w:r>
-        <w:br/>
-      </w:r>
-      <w:r>
-        <w:rPr>
-          <w:rStyle w:val="VerbatimChar"/>
-        </w:rPr>
-        <w:t xml:space="preserve">      - metalist tags</w:t>
-      </w:r>
-      <w:r>
-        <w:br/>
-      </w:r>
-      <w:r>
-        <w:rPr>
-          <w:rStyle w:val="VerbatimChar"/>
-        </w:rPr>
         <w:t xml:space="preserve">      - readtime</w:t>
       </w:r>
       <w:r>
@@ -27756,6 +28300,24 @@
         <w:rPr>
           <w:rStyle w:val="VerbatimChar"/>
         </w:rPr>
+        <w:t xml:space="preserve">#&gt;&gt;   - metalist title</w:t>
+      </w:r>
+      <w:r>
+        <w:br/>
+      </w:r>
+      <w:r>
+        <w:rPr>
+          <w:rStyle w:val="VerbatimChar"/>
+        </w:rPr>
+        <w:t xml:space="preserve">#&gt;&gt;   - metalist date</w:t>
+      </w:r>
+      <w:r>
+        <w:br/>
+      </w:r>
+      <w:r>
+        <w:rPr>
+          <w:rStyle w:val="VerbatimChar"/>
+        </w:rPr>
         <w:t xml:space="preserve">#&gt;&gt;   - metalist author</w:t>
       </w:r>
       <w:r>
@@ -27898,6 +28460,24 @@
           <w:rStyle w:val="VerbatimChar"/>
         </w:rPr>
         <w:t xml:space="preserve">#&gt;&gt;   - metainfo</w:t>
+      </w:r>
+      <w:r>
+        <w:br/>
+      </w:r>
+      <w:r>
+        <w:rPr>
+          <w:rStyle w:val="VerbatimChar"/>
+        </w:rPr>
+        <w:t xml:space="preserve">#&gt;&gt;   - metalist title</w:t>
+      </w:r>
+      <w:r>
+        <w:br/>
+      </w:r>
+      <w:r>
+        <w:rPr>
+          <w:rStyle w:val="VerbatimChar"/>
+        </w:rPr>
+        <w:t xml:space="preserve">#&gt;&gt;   - metalist date</w:t>
       </w:r>
       <w:r>
         <w:br/>
@@ -28164,6 +28744,15 @@
         <w:rPr>
           <w:rStyle w:val="VerbatimChar"/>
         </w:rPr>
+        <w:t xml:space="preserve">extract</w:t>
+      </w:r>
+      <w:r>
+        <w:br/>
+      </w:r>
+      <w:r>
+        <w:rPr>
+          <w:rStyle w:val="VerbatimChar"/>
+        </w:rPr>
         <w:t xml:space="preserve">help</w:t>
       </w:r>
       <w:r>
@@ -28283,6 +28872,15 @@
         <w:rPr>
           <w:rStyle w:val="VerbatimChar"/>
         </w:rPr>
+        <w:t xml:space="preserve">+test-+test</w:t>
+      </w:r>
+      <w:r>
+        <w:br/>
+      </w:r>
+      <w:r>
+        <w:rPr>
+          <w:rStyle w:val="VerbatimChar"/>
+        </w:rPr>
         <w:t xml:space="preserve">+test-.headers</w:t>
       </w:r>
       <w:r>
@@ -28724,6 +29322,24 @@
         <w:rPr>
           <w:rStyle w:val="VerbatimChar"/>
         </w:rPr>
+        <w:t xml:space="preserve">.headers-template-extension</w:t>
+      </w:r>
+      <w:r>
+        <w:br/>
+      </w:r>
+      <w:r>
+        <w:rPr>
+          <w:rStyle w:val="VerbatimChar"/>
+        </w:rPr>
+        <w:t xml:space="preserve">.headers-template-prefix</w:t>
+      </w:r>
+      <w:r>
+        <w:br/>
+      </w:r>
+      <w:r>
+        <w:rPr>
+          <w:rStyle w:val="VerbatimChar"/>
+        </w:rPr>
         <w:t xml:space="preserve">/</w:t>
       </w:r>
       <w:r>
@@ -29624,15 +30240,6 @@
         <w:rPr>
           <w:rStyle w:val="VerbatimChar"/>
         </w:rPr>
-        <w:t xml:space="preserve">COMPOSER_LIBRARY_ANCHOR_LINKS</w:t>
-      </w:r>
-      <w:r>
-        <w:br/>
-      </w:r>
-      <w:r>
-        <w:rPr>
-          <w:rStyle w:val="VerbatimChar"/>
-        </w:rPr>
         <w:t xml:space="preserve">COMPOSER_LIBRARY_AUTO_UPDATE</w:t>
       </w:r>
       <w:r>
@@ -30110,6 +30717,15 @@
         <w:rPr>
           <w:rStyle w:val="VerbatimChar"/>
         </w:rPr>
+        <w:t xml:space="preserve">COMPOSER_YML_ARRAY</w:t>
+      </w:r>
+      <w:r>
+        <w:br/>
+      </w:r>
+      <w:r>
+        <w:rPr>
+          <w:rStyle w:val="VerbatimChar"/>
+        </w:rPr>
         <w:t xml:space="preserve">COMPOSER_YML_DATA</w:t>
       </w:r>
       <w:r>
@@ -30452,6 +31068,15 @@
         <w:rPr>
           <w:rStyle w:val="VerbatimChar"/>
         </w:rPr>
+        <w:t xml:space="preserve">DATEFORMAT</w:t>
+      </w:r>
+      <w:r>
+        <w:br/>
+      </w:r>
+      <w:r>
+        <w:rPr>
+          <w:rStyle w:val="VerbatimChar"/>
+        </w:rPr>
         <w:t xml:space="preserve">DATEMARK</w:t>
       </w:r>
       <w:r>
@@ -31010,6 +31635,15 @@
         <w:rPr>
           <w:rStyle w:val="VerbatimChar"/>
         </w:rPr>
+        <w:t xml:space="preserve">EXTRACT</w:t>
+      </w:r>
+      <w:r>
+        <w:br/>
+      </w:r>
+      <w:r>
+        <w:rPr>
+          <w:rStyle w:val="VerbatimChar"/>
+        </w:rPr>
         <w:t xml:space="preserve">EXT_ICON_CC</w:t>
       </w:r>
       <w:r>
@@ -31631,6 +32265,15 @@
         <w:rPr>
           <w:rStyle w:val="VerbatimChar"/>
         </w:rPr>
+        <w:t xml:space="preserve">HEREDOC_COMPOSER_MK_PUBLISH_REDIRECT_FILE</w:t>
+      </w:r>
+      <w:r>
+        <w:br/>
+      </w:r>
+      <w:r>
+        <w:rPr>
+          <w:rStyle w:val="VerbatimChar"/>
+        </w:rPr>
         <w:t xml:space="preserve">HEREDOC_COMPOSER_MK_PUBLISH_SHOWDIR</w:t>
       </w:r>
       <w:r>
@@ -31694,6 +32337,15 @@
         <w:rPr>
           <w:rStyle w:val="VerbatimChar"/>
         </w:rPr>
+        <w:t xml:space="preserve">HEREDOC_COMPOSER_YML_PUBLISH_EXAMPLE_TESTING</w:t>
+      </w:r>
+      <w:r>
+        <w:br/>
+      </w:r>
+      <w:r>
+        <w:rPr>
+          <w:rStyle w:val="VerbatimChar"/>
+        </w:rPr>
         <w:t xml:space="preserve">HEREDOC_COMPOSER_YML_PUBLISH_LIBRARY</w:t>
       </w:r>
       <w:r>
@@ -31712,6 +32364,15 @@
         <w:rPr>
           <w:rStyle w:val="VerbatimChar"/>
         </w:rPr>
+        <w:t xml:space="preserve">HEREDOC_COMPOSER_YML_PUBLISH_NOTHING_TESTING</w:t>
+      </w:r>
+      <w:r>
+        <w:br/>
+      </w:r>
+      <w:r>
+        <w:rPr>
+          <w:rStyle w:val="VerbatimChar"/>
+        </w:rPr>
         <w:t xml:space="preserve">HEREDOC_COMPOSER_YML_PUBLISH_PAGEDIR</w:t>
       </w:r>
       <w:r>
@@ -31982,6 +32643,15 @@
         <w:rPr>
           <w:rStyle w:val="VerbatimChar"/>
         </w:rPr>
+        <w:t xml:space="preserve">HEREDOC_GITIGNORE_COMPOSER</w:t>
+      </w:r>
+      <w:r>
+        <w:br/>
+      </w:r>
+      <w:r>
+        <w:rPr>
+          <w:rStyle w:val="VerbatimChar"/>
+        </w:rPr>
         <w:t xml:space="preserve">HEREDOC_LICENSE</w:t>
       </w:r>
       <w:r>
@@ -32072,15 +32742,6 @@
         <w:rPr>
           <w:rStyle w:val="VerbatimChar"/>
         </w:rPr>
-        <w:t xml:space="preserve">INPUT</w:t>
-      </w:r>
-      <w:r>
-        <w:br/>
-      </w:r>
-      <w:r>
-        <w:rPr>
-          <w:rStyle w:val="VerbatimChar"/>
-        </w:rPr>
         <w:t xml:space="preserve">INSTALL</w:t>
       </w:r>
       <w:r>
@@ -32090,6 +32751,33 @@
         <w:rPr>
           <w:rStyle w:val="VerbatimChar"/>
         </w:rPr>
+        <w:t xml:space="preserve">KEY_DATE</w:t>
+      </w:r>
+      <w:r>
+        <w:br/>
+      </w:r>
+      <w:r>
+        <w:rPr>
+          <w:rStyle w:val="VerbatimChar"/>
+        </w:rPr>
+        <w:t xml:space="preserve">KEY_DATE_LIBRARY</w:t>
+      </w:r>
+      <w:r>
+        <w:br/>
+      </w:r>
+      <w:r>
+        <w:rPr>
+          <w:rStyle w:val="VerbatimChar"/>
+        </w:rPr>
+        <w:t xml:space="preserve">KEY_DATE_PARSE</w:t>
+      </w:r>
+      <w:r>
+        <w:br/>
+      </w:r>
+      <w:r>
+        <w:rPr>
+          <w:rStyle w:val="VerbatimChar"/>
+        </w:rPr>
         <w:t xml:space="preserve">KEY_FILEPATH</w:t>
       </w:r>
       <w:r>
@@ -32459,6 +33147,33 @@
         <w:rPr>
           <w:rStyle w:val="VerbatimChar"/>
         </w:rPr>
+        <w:t xml:space="preserve">LIBRARY_SITEMAP_EXCLUDE</w:t>
+      </w:r>
+      <w:r>
+        <w:br/>
+      </w:r>
+      <w:r>
+        <w:rPr>
+          <w:rStyle w:val="VerbatimChar"/>
+        </w:rPr>
+        <w:t xml:space="preserve">LIBRARY_SITEMAP_EXCLUDE_ALT</w:t>
+      </w:r>
+      <w:r>
+        <w:br/>
+      </w:r>
+      <w:r>
+        <w:rPr>
+          <w:rStyle w:val="VerbatimChar"/>
+        </w:rPr>
+        <w:t xml:space="preserve">LIBRARY_SITEMAP_EXCLUDE_MOD</w:t>
+      </w:r>
+      <w:r>
+        <w:br/>
+      </w:r>
+      <w:r>
+        <w:rPr>
+          <w:rStyle w:val="VerbatimChar"/>
+        </w:rPr>
         <w:t xml:space="preserve">LIBRARY_SITEMAP_EXPANDED</w:t>
       </w:r>
       <w:r>
@@ -33152,7 +33867,43 @@
         <w:rPr>
           <w:rStyle w:val="VerbatimChar"/>
         </w:rPr>
-        <w:t xml:space="preserve">PANDOC_EXTENSIONS</w:t>
+        <w:t xml:space="preserve">PANDOC_EXTENSIONS_COMMONMARK</w:t>
+      </w:r>
+      <w:r>
+        <w:br/>
+      </w:r>
+      <w:r>
+        <w:rPr>
+          <w:rStyle w:val="VerbatimChar"/>
+        </w:rPr>
+        <w:t xml:space="preserve">PANDOC_EXTENSIONS_DOCX</w:t>
+      </w:r>
+      <w:r>
+        <w:br/>
+      </w:r>
+      <w:r>
+        <w:rPr>
+          <w:rStyle w:val="VerbatimChar"/>
+        </w:rPr>
+        <w:t xml:space="preserve">PANDOC_EXTENSIONS_FROM</w:t>
+      </w:r>
+      <w:r>
+        <w:br/>
+      </w:r>
+      <w:r>
+        <w:rPr>
+          <w:rStyle w:val="VerbatimChar"/>
+        </w:rPr>
+        <w:t xml:space="preserve">PANDOC_EXTENSIONS_MARKDOWN</w:t>
+      </w:r>
+      <w:r>
+        <w:br/>
+      </w:r>
+      <w:r>
+        <w:rPr>
+          <w:rStyle w:val="VerbatimChar"/>
+        </w:rPr>
+        <w:t xml:space="preserve">PANDOC_EXTENSIONS_TO</w:t>
       </w:r>
       <w:r>
         <w:br/>
@@ -33611,241 +34362,79 @@
         <w:rPr>
           <w:rStyle w:val="VerbatimChar"/>
         </w:rPr>
-        <w:t xml:space="preserve">PUBLISH_COLS_ORDER_C</w:t>
-      </w:r>
-      <w:r>
-        <w:br/>
-      </w:r>
-      <w:r>
-        <w:rPr>
-          <w:rStyle w:val="VerbatimChar"/>
-        </w:rPr>
-        <w:t xml:space="preserve">PUBLISH_COLS_ORDER_C_ALT</w:t>
-      </w:r>
-      <w:r>
-        <w:br/>
-      </w:r>
-      <w:r>
-        <w:rPr>
-          <w:rStyle w:val="VerbatimChar"/>
-        </w:rPr>
-        <w:t xml:space="preserve">PUBLISH_COLS_ORDER_C_MOD</w:t>
-      </w:r>
-      <w:r>
-        <w:br/>
-      </w:r>
-      <w:r>
-        <w:rPr>
-          <w:rStyle w:val="VerbatimChar"/>
-        </w:rPr>
-        <w:t xml:space="preserve">PUBLISH_COLS_ORDER_L</w:t>
-      </w:r>
-      <w:r>
-        <w:br/>
-      </w:r>
-      <w:r>
-        <w:rPr>
-          <w:rStyle w:val="VerbatimChar"/>
-        </w:rPr>
-        <w:t xml:space="preserve">PUBLISH_COLS_ORDER_L_ALT</w:t>
-      </w:r>
-      <w:r>
-        <w:br/>
-      </w:r>
-      <w:r>
-        <w:rPr>
-          <w:rStyle w:val="VerbatimChar"/>
-        </w:rPr>
-        <w:t xml:space="preserve">PUBLISH_COLS_ORDER_L_MOD</w:t>
-      </w:r>
-      <w:r>
-        <w:br/>
-      </w:r>
-      <w:r>
-        <w:rPr>
-          <w:rStyle w:val="VerbatimChar"/>
-        </w:rPr>
-        <w:t xml:space="preserve">PUBLISH_COLS_ORDER_R</w:t>
-      </w:r>
-      <w:r>
-        <w:br/>
-      </w:r>
-      <w:r>
-        <w:rPr>
-          <w:rStyle w:val="VerbatimChar"/>
-        </w:rPr>
-        <w:t xml:space="preserve">PUBLISH_COLS_ORDER_R_ALT</w:t>
-      </w:r>
-      <w:r>
-        <w:br/>
-      </w:r>
-      <w:r>
-        <w:rPr>
-          <w:rStyle w:val="VerbatimChar"/>
-        </w:rPr>
-        <w:t xml:space="preserve">PUBLISH_COLS_ORDER_R_MOD</w:t>
-      </w:r>
-      <w:r>
-        <w:br/>
-      </w:r>
-      <w:r>
-        <w:rPr>
-          <w:rStyle w:val="VerbatimChar"/>
-        </w:rPr>
-        <w:t xml:space="preserve">PUBLISH_COLS_REORDER_C</w:t>
-      </w:r>
-      <w:r>
-        <w:br/>
-      </w:r>
-      <w:r>
-        <w:rPr>
-          <w:rStyle w:val="VerbatimChar"/>
-        </w:rPr>
-        <w:t xml:space="preserve">PUBLISH_COLS_REORDER_C_ALT</w:t>
-      </w:r>
-      <w:r>
-        <w:br/>
-      </w:r>
-      <w:r>
-        <w:rPr>
-          <w:rStyle w:val="VerbatimChar"/>
-        </w:rPr>
-        <w:t xml:space="preserve">PUBLISH_COLS_REORDER_C_MOD</w:t>
-      </w:r>
-      <w:r>
-        <w:br/>
-      </w:r>
-      <w:r>
-        <w:rPr>
-          <w:rStyle w:val="VerbatimChar"/>
-        </w:rPr>
-        <w:t xml:space="preserve">PUBLISH_COLS_REORDER_L</w:t>
-      </w:r>
-      <w:r>
-        <w:br/>
-      </w:r>
-      <w:r>
-        <w:rPr>
-          <w:rStyle w:val="VerbatimChar"/>
-        </w:rPr>
-        <w:t xml:space="preserve">PUBLISH_COLS_REORDER_L_ALT</w:t>
-      </w:r>
-      <w:r>
-        <w:br/>
-      </w:r>
-      <w:r>
-        <w:rPr>
-          <w:rStyle w:val="VerbatimChar"/>
-        </w:rPr>
-        <w:t xml:space="preserve">PUBLISH_COLS_REORDER_L_MOD</w:t>
-      </w:r>
-      <w:r>
-        <w:br/>
-      </w:r>
-      <w:r>
-        <w:rPr>
-          <w:rStyle w:val="VerbatimChar"/>
-        </w:rPr>
-        <w:t xml:space="preserve">PUBLISH_COLS_REORDER_R</w:t>
-      </w:r>
-      <w:r>
-        <w:br/>
-      </w:r>
-      <w:r>
-        <w:rPr>
-          <w:rStyle w:val="VerbatimChar"/>
-        </w:rPr>
-        <w:t xml:space="preserve">PUBLISH_COLS_REORDER_R_ALT</w:t>
-      </w:r>
-      <w:r>
-        <w:br/>
-      </w:r>
-      <w:r>
-        <w:rPr>
-          <w:rStyle w:val="VerbatimChar"/>
-        </w:rPr>
-        <w:t xml:space="preserve">PUBLISH_COLS_REORDER_R_MOD</w:t>
-      </w:r>
-      <w:r>
-        <w:br/>
-      </w:r>
-      <w:r>
-        <w:rPr>
-          <w:rStyle w:val="VerbatimChar"/>
-        </w:rPr>
-        <w:t xml:space="preserve">PUBLISH_COLS_RESIZE_C</w:t>
-      </w:r>
-      <w:r>
-        <w:br/>
-      </w:r>
-      <w:r>
-        <w:rPr>
-          <w:rStyle w:val="VerbatimChar"/>
-        </w:rPr>
-        <w:t xml:space="preserve">PUBLISH_COLS_RESIZE_C_ALT</w:t>
-      </w:r>
-      <w:r>
-        <w:br/>
-      </w:r>
-      <w:r>
-        <w:rPr>
-          <w:rStyle w:val="VerbatimChar"/>
-        </w:rPr>
-        <w:t xml:space="preserve">PUBLISH_COLS_RESIZE_C_MOD</w:t>
-      </w:r>
-      <w:r>
-        <w:br/>
-      </w:r>
-      <w:r>
-        <w:rPr>
-          <w:rStyle w:val="VerbatimChar"/>
-        </w:rPr>
-        <w:t xml:space="preserve">PUBLISH_COLS_RESIZE_L</w:t>
-      </w:r>
-      <w:r>
-        <w:br/>
-      </w:r>
-      <w:r>
-        <w:rPr>
-          <w:rStyle w:val="VerbatimChar"/>
-        </w:rPr>
-        <w:t xml:space="preserve">PUBLISH_COLS_RESIZE_L_ALT</w:t>
-      </w:r>
-      <w:r>
-        <w:br/>
-      </w:r>
-      <w:r>
-        <w:rPr>
-          <w:rStyle w:val="VerbatimChar"/>
-        </w:rPr>
-        <w:t xml:space="preserve">PUBLISH_COLS_RESIZE_L_MOD</w:t>
-      </w:r>
-      <w:r>
-        <w:br/>
-      </w:r>
-      <w:r>
-        <w:rPr>
-          <w:rStyle w:val="VerbatimChar"/>
-        </w:rPr>
-        <w:t xml:space="preserve">PUBLISH_COLS_RESIZE_R</w:t>
-      </w:r>
-      <w:r>
-        <w:br/>
-      </w:r>
-      <w:r>
-        <w:rPr>
-          <w:rStyle w:val="VerbatimChar"/>
-        </w:rPr>
-        <w:t xml:space="preserve">PUBLISH_COLS_RESIZE_R_ALT</w:t>
-      </w:r>
-      <w:r>
-        <w:br/>
-      </w:r>
-      <w:r>
-        <w:rPr>
-          <w:rStyle w:val="VerbatimChar"/>
-        </w:rPr>
-        <w:t xml:space="preserve">PUBLISH_COLS_RESIZE_R_MOD</w:t>
+        <w:t xml:space="preserve">PUBLISH_COLS_ORDER</w:t>
+      </w:r>
+      <w:r>
+        <w:br/>
+      </w:r>
+      <w:r>
+        <w:rPr>
+          <w:rStyle w:val="VerbatimChar"/>
+        </w:rPr>
+        <w:t xml:space="preserve">PUBLISH_COLS_ORDER_ALT</w:t>
+      </w:r>
+      <w:r>
+        <w:br/>
+      </w:r>
+      <w:r>
+        <w:rPr>
+          <w:rStyle w:val="VerbatimChar"/>
+        </w:rPr>
+        <w:t xml:space="preserve">PUBLISH_COLS_ORDER_MOD</w:t>
+      </w:r>
+      <w:r>
+        <w:br/>
+      </w:r>
+      <w:r>
+        <w:rPr>
+          <w:rStyle w:val="VerbatimChar"/>
+        </w:rPr>
+        <w:t xml:space="preserve">PUBLISH_COLS_REORDER</w:t>
+      </w:r>
+      <w:r>
+        <w:br/>
+      </w:r>
+      <w:r>
+        <w:rPr>
+          <w:rStyle w:val="VerbatimChar"/>
+        </w:rPr>
+        <w:t xml:space="preserve">PUBLISH_COLS_REORDER_ALT</w:t>
+      </w:r>
+      <w:r>
+        <w:br/>
+      </w:r>
+      <w:r>
+        <w:rPr>
+          <w:rStyle w:val="VerbatimChar"/>
+        </w:rPr>
+        <w:t xml:space="preserve">PUBLISH_COLS_REORDER_MOD</w:t>
+      </w:r>
+      <w:r>
+        <w:br/>
+      </w:r>
+      <w:r>
+        <w:rPr>
+          <w:rStyle w:val="VerbatimChar"/>
+        </w:rPr>
+        <w:t xml:space="preserve">PUBLISH_COLS_RESIZE</w:t>
+      </w:r>
+      <w:r>
+        <w:br/>
+      </w:r>
+      <w:r>
+        <w:rPr>
+          <w:rStyle w:val="VerbatimChar"/>
+        </w:rPr>
+        <w:t xml:space="preserve">PUBLISH_COLS_RESIZE_ALT</w:t>
+      </w:r>
+      <w:r>
+        <w:br/>
+      </w:r>
+      <w:r>
+        <w:rPr>
+          <w:rStyle w:val="VerbatimChar"/>
+        </w:rPr>
+        <w:t xml:space="preserve">PUBLISH_COLS_RESIZE_MOD</w:t>
       </w:r>
       <w:r>
         <w:br/>
@@ -33881,79 +34470,25 @@
         <w:rPr>
           <w:rStyle w:val="VerbatimChar"/>
         </w:rPr>
-        <w:t xml:space="preserve">PUBLISH_COLS_SIZE_C</w:t>
-      </w:r>
-      <w:r>
-        <w:br/>
-      </w:r>
-      <w:r>
-        <w:rPr>
-          <w:rStyle w:val="VerbatimChar"/>
-        </w:rPr>
-        <w:t xml:space="preserve">PUBLISH_COLS_SIZE_C_ALT</w:t>
-      </w:r>
-      <w:r>
-        <w:br/>
-      </w:r>
-      <w:r>
-        <w:rPr>
-          <w:rStyle w:val="VerbatimChar"/>
-        </w:rPr>
-        <w:t xml:space="preserve">PUBLISH_COLS_SIZE_C_MOD</w:t>
-      </w:r>
-      <w:r>
-        <w:br/>
-      </w:r>
-      <w:r>
-        <w:rPr>
-          <w:rStyle w:val="VerbatimChar"/>
-        </w:rPr>
-        <w:t xml:space="preserve">PUBLISH_COLS_SIZE_L</w:t>
-      </w:r>
-      <w:r>
-        <w:br/>
-      </w:r>
-      <w:r>
-        <w:rPr>
-          <w:rStyle w:val="VerbatimChar"/>
-        </w:rPr>
-        <w:t xml:space="preserve">PUBLISH_COLS_SIZE_L_ALT</w:t>
-      </w:r>
-      <w:r>
-        <w:br/>
-      </w:r>
-      <w:r>
-        <w:rPr>
-          <w:rStyle w:val="VerbatimChar"/>
-        </w:rPr>
-        <w:t xml:space="preserve">PUBLISH_COLS_SIZE_L_MOD</w:t>
-      </w:r>
-      <w:r>
-        <w:br/>
-      </w:r>
-      <w:r>
-        <w:rPr>
-          <w:rStyle w:val="VerbatimChar"/>
-        </w:rPr>
-        <w:t xml:space="preserve">PUBLISH_COLS_SIZE_R</w:t>
-      </w:r>
-      <w:r>
-        <w:br/>
-      </w:r>
-      <w:r>
-        <w:rPr>
-          <w:rStyle w:val="VerbatimChar"/>
-        </w:rPr>
-        <w:t xml:space="preserve">PUBLISH_COLS_SIZE_R_ALT</w:t>
-      </w:r>
-      <w:r>
-        <w:br/>
-      </w:r>
-      <w:r>
-        <w:rPr>
-          <w:rStyle w:val="VerbatimChar"/>
-        </w:rPr>
-        <w:t xml:space="preserve">PUBLISH_COLS_SIZE_R_MOD</w:t>
+        <w:t xml:space="preserve">PUBLISH_COLS_SIZE</w:t>
+      </w:r>
+      <w:r>
+        <w:br/>
+      </w:r>
+      <w:r>
+        <w:rPr>
+          <w:rStyle w:val="VerbatimChar"/>
+        </w:rPr>
+        <w:t xml:space="preserve">PUBLISH_COLS_SIZE_ALT</w:t>
+      </w:r>
+      <w:r>
+        <w:br/>
+      </w:r>
+      <w:r>
+        <w:rPr>
+          <w:rStyle w:val="VerbatimChar"/>
+        </w:rPr>
+        <w:t xml:space="preserve">PUBLISH_COLS_SIZE_MOD</w:t>
       </w:r>
       <w:r>
         <w:br/>
@@ -34016,69 +34551,6 @@
         <w:rPr>
           <w:rStyle w:val="VerbatimChar"/>
         </w:rPr>
-        <w:t xml:space="preserve">PUBLISH_CREATORS</w:t>
-      </w:r>
-      <w:r>
-        <w:br/>
-      </w:r>
-      <w:r>
-        <w:rPr>
-          <w:rStyle w:val="VerbatimChar"/>
-        </w:rPr>
-        <w:t xml:space="preserve">PUBLISH_CREATORS_DISPLAY</w:t>
-      </w:r>
-      <w:r>
-        <w:br/>
-      </w:r>
-      <w:r>
-        <w:rPr>
-          <w:rStyle w:val="VerbatimChar"/>
-        </w:rPr>
-        <w:t xml:space="preserve">PUBLISH_CREATORS_DISPLAY_ALT</w:t>
-      </w:r>
-      <w:r>
-        <w:br/>
-      </w:r>
-      <w:r>
-        <w:rPr>
-          <w:rStyle w:val="VerbatimChar"/>
-        </w:rPr>
-        <w:t xml:space="preserve">PUBLISH_CREATORS_DISPLAY_MOD</w:t>
-      </w:r>
-      <w:r>
-        <w:br/>
-      </w:r>
-      <w:r>
-        <w:rPr>
-          <w:rStyle w:val="VerbatimChar"/>
-        </w:rPr>
-        <w:t xml:space="preserve">PUBLISH_CREATORS_TITLE</w:t>
-      </w:r>
-      <w:r>
-        <w:br/>
-      </w:r>
-      <w:r>
-        <w:rPr>
-          <w:rStyle w:val="VerbatimChar"/>
-        </w:rPr>
-        <w:t xml:space="preserve">PUBLISH_CREATORS_TITLE_ALT</w:t>
-      </w:r>
-      <w:r>
-        <w:br/>
-      </w:r>
-      <w:r>
-        <w:rPr>
-          <w:rStyle w:val="VerbatimChar"/>
-        </w:rPr>
-        <w:t xml:space="preserve">PUBLISH_CREATORS_TITLE_MOD</w:t>
-      </w:r>
-      <w:r>
-        <w:br/>
-      </w:r>
-      <w:r>
-        <w:rPr>
-          <w:rStyle w:val="VerbatimChar"/>
-        </w:rPr>
         <w:t xml:space="preserve">PUBLISH_CSS_OVERLAY</w:t>
       </w:r>
       <w:r>
@@ -34106,6 +34578,168 @@
         <w:rPr>
           <w:rStyle w:val="VerbatimChar"/>
         </w:rPr>
+        <w:t xml:space="preserve">PUBLISH_DATES_DISPLAY</w:t>
+      </w:r>
+      <w:r>
+        <w:br/>
+      </w:r>
+      <w:r>
+        <w:rPr>
+          <w:rStyle w:val="VerbatimChar"/>
+        </w:rPr>
+        <w:t xml:space="preserve">PUBLISH_DATES_DISPLAY_ALT</w:t>
+      </w:r>
+      <w:r>
+        <w:br/>
+      </w:r>
+      <w:r>
+        <w:rPr>
+          <w:rStyle w:val="VerbatimChar"/>
+        </w:rPr>
+        <w:t xml:space="preserve">PUBLISH_DATES_DISPLAY_MOD</w:t>
+      </w:r>
+      <w:r>
+        <w:br/>
+      </w:r>
+      <w:r>
+        <w:rPr>
+          <w:rStyle w:val="VerbatimChar"/>
+        </w:rPr>
+        <w:t xml:space="preserve">PUBLISH_DATES_FORMAT_DEFAULT</w:t>
+      </w:r>
+      <w:r>
+        <w:br/>
+      </w:r>
+      <w:r>
+        <w:rPr>
+          <w:rStyle w:val="VerbatimChar"/>
+        </w:rPr>
+        <w:t xml:space="preserve">PUBLISH_DATES_FORMAT_PANDOC</w:t>
+      </w:r>
+      <w:r>
+        <w:br/>
+      </w:r>
+      <w:r>
+        <w:rPr>
+          <w:rStyle w:val="VerbatimChar"/>
+        </w:rPr>
+        <w:t xml:space="preserve">PUBLISH_DATES_INTERNAL_FORMAT</w:t>
+      </w:r>
+      <w:r>
+        <w:br/>
+      </w:r>
+      <w:r>
+        <w:rPr>
+          <w:rStyle w:val="VerbatimChar"/>
+        </w:rPr>
+        <w:t xml:space="preserve">PUBLISH_DATES_INTERNAL_NULL</w:t>
+      </w:r>
+      <w:r>
+        <w:br/>
+      </w:r>
+      <w:r>
+        <w:rPr>
+          <w:rStyle w:val="VerbatimChar"/>
+        </w:rPr>
+        <w:t xml:space="preserve">PUBLISH_DATES_LIBRARY</w:t>
+      </w:r>
+      <w:r>
+        <w:br/>
+      </w:r>
+      <w:r>
+        <w:rPr>
+          <w:rStyle w:val="VerbatimChar"/>
+        </w:rPr>
+        <w:t xml:space="preserve">PUBLISH_DATES_LIBRARY_ALT</w:t>
+      </w:r>
+      <w:r>
+        <w:br/>
+      </w:r>
+      <w:r>
+        <w:rPr>
+          <w:rStyle w:val="VerbatimChar"/>
+        </w:rPr>
+        <w:t xml:space="preserve">PUBLISH_DATES_LIBRARY_MOD</w:t>
+      </w:r>
+      <w:r>
+        <w:br/>
+      </w:r>
+      <w:r>
+        <w:rPr>
+          <w:rStyle w:val="VerbatimChar"/>
+        </w:rPr>
+        <w:t xml:space="preserve">PUBLISH_DATES_PARSE</w:t>
+      </w:r>
+      <w:r>
+        <w:br/>
+      </w:r>
+      <w:r>
+        <w:rPr>
+          <w:rStyle w:val="VerbatimChar"/>
+        </w:rPr>
+        <w:t xml:space="preserve">PUBLISH_DATES_PARSE_ALT</w:t>
+      </w:r>
+      <w:r>
+        <w:br/>
+      </w:r>
+      <w:r>
+        <w:rPr>
+          <w:rStyle w:val="VerbatimChar"/>
+        </w:rPr>
+        <w:t xml:space="preserve">PUBLISH_DATES_PARSE_MOD</w:t>
+      </w:r>
+      <w:r>
+        <w:br/>
+      </w:r>
+      <w:r>
+        <w:rPr>
+          <w:rStyle w:val="VerbatimChar"/>
+        </w:rPr>
+        <w:t xml:space="preserve">PUBLISH_DATES_TIMEZONE</w:t>
+      </w:r>
+      <w:r>
+        <w:br/>
+      </w:r>
+      <w:r>
+        <w:rPr>
+          <w:rStyle w:val="VerbatimChar"/>
+        </w:rPr>
+        <w:t xml:space="preserve">PUBLISH_DATES_TIMEZONE_ALT</w:t>
+      </w:r>
+      <w:r>
+        <w:br/>
+      </w:r>
+      <w:r>
+        <w:rPr>
+          <w:rStyle w:val="VerbatimChar"/>
+        </w:rPr>
+        <w:t xml:space="preserve">PUBLISH_DATES_TIMEZONE_DEFAULT</w:t>
+      </w:r>
+      <w:r>
+        <w:br/>
+      </w:r>
+      <w:r>
+        <w:rPr>
+          <w:rStyle w:val="VerbatimChar"/>
+        </w:rPr>
+        <w:t xml:space="preserve">PUBLISH_DATES_TIMEZONE_FORMAT</w:t>
+      </w:r>
+      <w:r>
+        <w:br/>
+      </w:r>
+      <w:r>
+        <w:rPr>
+          <w:rStyle w:val="VerbatimChar"/>
+        </w:rPr>
+        <w:t xml:space="preserve">PUBLISH_DATES_TIMEZONE_MOD</w:t>
+      </w:r>
+      <w:r>
+        <w:br/>
+      </w:r>
+      <w:r>
+        <w:rPr>
+          <w:rStyle w:val="VerbatimChar"/>
+        </w:rPr>
         <w:t xml:space="preserve">PUBLISH_DIRS</w:t>
       </w:r>
       <w:r>
@@ -34313,6 +34947,186 @@
         <w:rPr>
           <w:rStyle w:val="VerbatimChar"/>
         </w:rPr>
+        <w:t xml:space="preserve">PUBLISH_METAAUTH</w:t>
+      </w:r>
+      <w:r>
+        <w:br/>
+      </w:r>
+      <w:r>
+        <w:rPr>
+          <w:rStyle w:val="VerbatimChar"/>
+        </w:rPr>
+        <w:t xml:space="preserve">PUBLISH_METAAUTH_DISPLAY</w:t>
+      </w:r>
+      <w:r>
+        <w:br/>
+      </w:r>
+      <w:r>
+        <w:rPr>
+          <w:rStyle w:val="VerbatimChar"/>
+        </w:rPr>
+        <w:t xml:space="preserve">PUBLISH_METAAUTH_DISPLAY_ALT</w:t>
+      </w:r>
+      <w:r>
+        <w:br/>
+      </w:r>
+      <w:r>
+        <w:rPr>
+          <w:rStyle w:val="VerbatimChar"/>
+        </w:rPr>
+        <w:t xml:space="preserve">PUBLISH_METAAUTH_DISPLAY_MOD</w:t>
+      </w:r>
+      <w:r>
+        <w:br/>
+      </w:r>
+      <w:r>
+        <w:rPr>
+          <w:rStyle w:val="VerbatimChar"/>
+        </w:rPr>
+        <w:t xml:space="preserve">PUBLISH_METAAUTH_EMPTY</w:t>
+      </w:r>
+      <w:r>
+        <w:br/>
+      </w:r>
+      <w:r>
+        <w:rPr>
+          <w:rStyle w:val="VerbatimChar"/>
+        </w:rPr>
+        <w:t xml:space="preserve">PUBLISH_METAAUTH_EMPTY_ALT</w:t>
+      </w:r>
+      <w:r>
+        <w:br/>
+      </w:r>
+      <w:r>
+        <w:rPr>
+          <w:rStyle w:val="VerbatimChar"/>
+        </w:rPr>
+        <w:t xml:space="preserve">PUBLISH_METAAUTH_EMPTY_MOD</w:t>
+      </w:r>
+      <w:r>
+        <w:br/>
+      </w:r>
+      <w:r>
+        <w:rPr>
+          <w:rStyle w:val="VerbatimChar"/>
+        </w:rPr>
+        <w:t xml:space="preserve">PUBLISH_METAAUTH_TITLE</w:t>
+      </w:r>
+      <w:r>
+        <w:br/>
+      </w:r>
+      <w:r>
+        <w:rPr>
+          <w:rStyle w:val="VerbatimChar"/>
+        </w:rPr>
+        <w:t xml:space="preserve">PUBLISH_METAAUTH_TITLE_ALT</w:t>
+      </w:r>
+      <w:r>
+        <w:br/>
+      </w:r>
+      <w:r>
+        <w:rPr>
+          <w:rStyle w:val="VerbatimChar"/>
+        </w:rPr>
+        <w:t xml:space="preserve">PUBLISH_METAAUTH_TITLE_MOD</w:t>
+      </w:r>
+      <w:r>
+        <w:br/>
+      </w:r>
+      <w:r>
+        <w:rPr>
+          <w:rStyle w:val="VerbatimChar"/>
+        </w:rPr>
+        <w:t xml:space="preserve">PUBLISH_METADATE</w:t>
+      </w:r>
+      <w:r>
+        <w:br/>
+      </w:r>
+      <w:r>
+        <w:rPr>
+          <w:rStyle w:val="VerbatimChar"/>
+        </w:rPr>
+        <w:t xml:space="preserve">PUBLISH_METADATE_DISPLAY</w:t>
+      </w:r>
+      <w:r>
+        <w:br/>
+      </w:r>
+      <w:r>
+        <w:rPr>
+          <w:rStyle w:val="VerbatimChar"/>
+        </w:rPr>
+        <w:t xml:space="preserve">PUBLISH_METADATE_DISPLAY_ALT</w:t>
+      </w:r>
+      <w:r>
+        <w:br/>
+      </w:r>
+      <w:r>
+        <w:rPr>
+          <w:rStyle w:val="VerbatimChar"/>
+        </w:rPr>
+        <w:t xml:space="preserve">PUBLISH_METADATE_DISPLAY_MOD</w:t>
+      </w:r>
+      <w:r>
+        <w:br/>
+      </w:r>
+      <w:r>
+        <w:rPr>
+          <w:rStyle w:val="VerbatimChar"/>
+        </w:rPr>
+        <w:t xml:space="preserve">PUBLISH_METADATE_EMPTY</w:t>
+      </w:r>
+      <w:r>
+        <w:br/>
+      </w:r>
+      <w:r>
+        <w:rPr>
+          <w:rStyle w:val="VerbatimChar"/>
+        </w:rPr>
+        <w:t xml:space="preserve">PUBLISH_METADATE_EMPTY_ALT</w:t>
+      </w:r>
+      <w:r>
+        <w:br/>
+      </w:r>
+      <w:r>
+        <w:rPr>
+          <w:rStyle w:val="VerbatimChar"/>
+        </w:rPr>
+        <w:t xml:space="preserve">PUBLISH_METADATE_EMPTY_MOD</w:t>
+      </w:r>
+      <w:r>
+        <w:br/>
+      </w:r>
+      <w:r>
+        <w:rPr>
+          <w:rStyle w:val="VerbatimChar"/>
+        </w:rPr>
+        <w:t xml:space="preserve">PUBLISH_METADATE_TITLE</w:t>
+      </w:r>
+      <w:r>
+        <w:br/>
+      </w:r>
+      <w:r>
+        <w:rPr>
+          <w:rStyle w:val="VerbatimChar"/>
+        </w:rPr>
+        <w:t xml:space="preserve">PUBLISH_METADATE_TITLE_ALT</w:t>
+      </w:r>
+      <w:r>
+        <w:br/>
+      </w:r>
+      <w:r>
+        <w:rPr>
+          <w:rStyle w:val="VerbatimChar"/>
+        </w:rPr>
+        <w:t xml:space="preserve">PUBLISH_METADATE_TITLE_MOD</w:t>
+      </w:r>
+      <w:r>
+        <w:br/>
+      </w:r>
+      <w:r>
+        <w:rPr>
+          <w:rStyle w:val="VerbatimChar"/>
+        </w:rPr>
         <w:t xml:space="preserve">PUBLISH_METAINFO_DISPLAY</w:t>
       </w:r>
       <w:r>
@@ -34340,88 +35154,205 @@
         <w:rPr>
           <w:rStyle w:val="VerbatimChar"/>
         </w:rPr>
-        <w:t xml:space="preserve">PUBLISH_METAINFO_NULL</w:t>
-      </w:r>
-      <w:r>
-        <w:br/>
-      </w:r>
-      <w:r>
-        <w:rPr>
-          <w:rStyle w:val="VerbatimChar"/>
-        </w:rPr>
-        <w:t xml:space="preserve">PUBLISH_METAINFO_NULL_ALT</w:t>
-      </w:r>
-      <w:r>
-        <w:br/>
-      </w:r>
-      <w:r>
-        <w:rPr>
-          <w:rStyle w:val="VerbatimChar"/>
-        </w:rPr>
-        <w:t xml:space="preserve">PUBLISH_METAINFO_NULL_MOD</w:t>
-      </w:r>
-      <w:r>
-        <w:br/>
-      </w:r>
-      <w:r>
-        <w:rPr>
-          <w:rStyle w:val="VerbatimChar"/>
-        </w:rPr>
-        <w:t xml:space="preserve">PUBLISH_METALIST</w:t>
-      </w:r>
-      <w:r>
-        <w:br/>
-      </w:r>
-      <w:r>
-        <w:rPr>
-          <w:rStyle w:val="VerbatimChar"/>
-        </w:rPr>
-        <w:t xml:space="preserve">PUBLISH_METALIST_DISPLAY</w:t>
-      </w:r>
-      <w:r>
-        <w:br/>
-      </w:r>
-      <w:r>
-        <w:rPr>
-          <w:rStyle w:val="VerbatimChar"/>
-        </w:rPr>
-        <w:t xml:space="preserve">PUBLISH_METALIST_DISPLAY_ALT</w:t>
-      </w:r>
-      <w:r>
-        <w:br/>
-      </w:r>
-      <w:r>
-        <w:rPr>
-          <w:rStyle w:val="VerbatimChar"/>
-        </w:rPr>
-        <w:t xml:space="preserve">PUBLISH_METALIST_DISPLAY_MOD</w:t>
-      </w:r>
-      <w:r>
-        <w:br/>
-      </w:r>
-      <w:r>
-        <w:rPr>
-          <w:rStyle w:val="VerbatimChar"/>
-        </w:rPr>
-        <w:t xml:space="preserve">PUBLISH_METALIST_TITLE</w:t>
-      </w:r>
-      <w:r>
-        <w:br/>
-      </w:r>
-      <w:r>
-        <w:rPr>
-          <w:rStyle w:val="VerbatimChar"/>
-        </w:rPr>
-        <w:t xml:space="preserve">PUBLISH_METALIST_TITLE_ALT</w:t>
-      </w:r>
-      <w:r>
-        <w:br/>
-      </w:r>
-      <w:r>
-        <w:rPr>
-          <w:rStyle w:val="VerbatimChar"/>
-        </w:rPr>
-        <w:t xml:space="preserve">PUBLISH_METALIST_TITLE_MOD</w:t>
+        <w:t xml:space="preserve">PUBLISH_METAINFO_EMPTY</w:t>
+      </w:r>
+      <w:r>
+        <w:br/>
+      </w:r>
+      <w:r>
+        <w:rPr>
+          <w:rStyle w:val="VerbatimChar"/>
+        </w:rPr>
+        <w:t xml:space="preserve">PUBLISH_METAINFO_EMPTY_ALT</w:t>
+      </w:r>
+      <w:r>
+        <w:br/>
+      </w:r>
+      <w:r>
+        <w:rPr>
+          <w:rStyle w:val="VerbatimChar"/>
+        </w:rPr>
+        <w:t xml:space="preserve">PUBLISH_METAINFO_EMPTY_MOD</w:t>
+      </w:r>
+      <w:r>
+        <w:br/>
+      </w:r>
+      <w:r>
+        <w:rPr>
+          <w:rStyle w:val="VerbatimChar"/>
+        </w:rPr>
+        <w:t xml:space="preserve">PUBLISH_METATAGS</w:t>
+      </w:r>
+      <w:r>
+        <w:br/>
+      </w:r>
+      <w:r>
+        <w:rPr>
+          <w:rStyle w:val="VerbatimChar"/>
+        </w:rPr>
+        <w:t xml:space="preserve">PUBLISH_METATAGS_DISPLAY</w:t>
+      </w:r>
+      <w:r>
+        <w:br/>
+      </w:r>
+      <w:r>
+        <w:rPr>
+          <w:rStyle w:val="VerbatimChar"/>
+        </w:rPr>
+        <w:t xml:space="preserve">PUBLISH_METATAGS_DISPLAY_ALT</w:t>
+      </w:r>
+      <w:r>
+        <w:br/>
+      </w:r>
+      <w:r>
+        <w:rPr>
+          <w:rStyle w:val="VerbatimChar"/>
+        </w:rPr>
+        <w:t xml:space="preserve">PUBLISH_METATAGS_DISPLAY_MOD</w:t>
+      </w:r>
+      <w:r>
+        <w:br/>
+      </w:r>
+      <w:r>
+        <w:rPr>
+          <w:rStyle w:val="VerbatimChar"/>
+        </w:rPr>
+        <w:t xml:space="preserve">PUBLISH_METATAGS_EMPTY</w:t>
+      </w:r>
+      <w:r>
+        <w:br/>
+      </w:r>
+      <w:r>
+        <w:rPr>
+          <w:rStyle w:val="VerbatimChar"/>
+        </w:rPr>
+        <w:t xml:space="preserve">PUBLISH_METATAGS_EMPTY_ALT</w:t>
+      </w:r>
+      <w:r>
+        <w:br/>
+      </w:r>
+      <w:r>
+        <w:rPr>
+          <w:rStyle w:val="VerbatimChar"/>
+        </w:rPr>
+        <w:t xml:space="preserve">PUBLISH_METATAGS_EMPTY_MOD</w:t>
+      </w:r>
+      <w:r>
+        <w:br/>
+      </w:r>
+      <w:r>
+        <w:rPr>
+          <w:rStyle w:val="VerbatimChar"/>
+        </w:rPr>
+        <w:t xml:space="preserve">PUBLISH_METATAGS_TITLE</w:t>
+      </w:r>
+      <w:r>
+        <w:br/>
+      </w:r>
+      <w:r>
+        <w:rPr>
+          <w:rStyle w:val="VerbatimChar"/>
+        </w:rPr>
+        <w:t xml:space="preserve">PUBLISH_METATAGS_TITLE_ALT</w:t>
+      </w:r>
+      <w:r>
+        <w:br/>
+      </w:r>
+      <w:r>
+        <w:rPr>
+          <w:rStyle w:val="VerbatimChar"/>
+        </w:rPr>
+        <w:t xml:space="preserve">PUBLISH_METATAGS_TITLE_MOD</w:t>
+      </w:r>
+      <w:r>
+        <w:br/>
+      </w:r>
+      <w:r>
+        <w:rPr>
+          <w:rStyle w:val="VerbatimChar"/>
+        </w:rPr>
+        <w:t xml:space="preserve">PUBLISH_METATITL</w:t>
+      </w:r>
+      <w:r>
+        <w:br/>
+      </w:r>
+      <w:r>
+        <w:rPr>
+          <w:rStyle w:val="VerbatimChar"/>
+        </w:rPr>
+        <w:t xml:space="preserve">PUBLISH_METATITL_DISPLAY</w:t>
+      </w:r>
+      <w:r>
+        <w:br/>
+      </w:r>
+      <w:r>
+        <w:rPr>
+          <w:rStyle w:val="VerbatimChar"/>
+        </w:rPr>
+        <w:t xml:space="preserve">PUBLISH_METATITL_DISPLAY_ALT</w:t>
+      </w:r>
+      <w:r>
+        <w:br/>
+      </w:r>
+      <w:r>
+        <w:rPr>
+          <w:rStyle w:val="VerbatimChar"/>
+        </w:rPr>
+        <w:t xml:space="preserve">PUBLISH_METATITL_DISPLAY_MOD</w:t>
+      </w:r>
+      <w:r>
+        <w:br/>
+      </w:r>
+      <w:r>
+        <w:rPr>
+          <w:rStyle w:val="VerbatimChar"/>
+        </w:rPr>
+        <w:t xml:space="preserve">PUBLISH_METATITL_EMPTY</w:t>
+      </w:r>
+      <w:r>
+        <w:br/>
+      </w:r>
+      <w:r>
+        <w:rPr>
+          <w:rStyle w:val="VerbatimChar"/>
+        </w:rPr>
+        <w:t xml:space="preserve">PUBLISH_METATITL_EMPTY_ALT</w:t>
+      </w:r>
+      <w:r>
+        <w:br/>
+      </w:r>
+      <w:r>
+        <w:rPr>
+          <w:rStyle w:val="VerbatimChar"/>
+        </w:rPr>
+        <w:t xml:space="preserve">PUBLISH_METATITL_EMPTY_MOD</w:t>
+      </w:r>
+      <w:r>
+        <w:br/>
+      </w:r>
+      <w:r>
+        <w:rPr>
+          <w:rStyle w:val="VerbatimChar"/>
+        </w:rPr>
+        <w:t xml:space="preserve">PUBLISH_METATITL_TITLE</w:t>
+      </w:r>
+      <w:r>
+        <w:br/>
+      </w:r>
+      <w:r>
+        <w:rPr>
+          <w:rStyle w:val="VerbatimChar"/>
+        </w:rPr>
+        <w:t xml:space="preserve">PUBLISH_METATITL_TITLE_ALT</w:t>
+      </w:r>
+      <w:r>
+        <w:br/>
+      </w:r>
+      <w:r>
+        <w:rPr>
+          <w:rStyle w:val="VerbatimChar"/>
+        </w:rPr>
+        <w:t xml:space="preserve">PUBLISH_METATITL_TITLE_MOD</w:t>
       </w:r>
       <w:r>
         <w:br/>
@@ -34466,6 +35397,15 @@
         <w:rPr>
           <w:rStyle w:val="VerbatimChar"/>
         </w:rPr>
+        <w:t xml:space="preserve">PUBLISH_PAGES_DATE_FORMAT</w:t>
+      </w:r>
+      <w:r>
+        <w:br/>
+      </w:r>
+      <w:r>
+        <w:rPr>
+          <w:rStyle w:val="VerbatimChar"/>
+        </w:rPr>
         <w:t xml:space="preserve">PUBLISH_PAGES_JOIN</w:t>
       </w:r>
       <w:r>
@@ -34925,25 +35865,34 @@
         <w:rPr>
           <w:rStyle w:val="VerbatimChar"/>
         </w:rPr>
-        <w:t xml:space="preserve">PUBLISH_REDIRECT_MATCH</w:t>
-      </w:r>
-      <w:r>
-        <w:br/>
-      </w:r>
-      <w:r>
-        <w:rPr>
-          <w:rStyle w:val="VerbatimChar"/>
-        </w:rPr>
-        <w:t xml:space="preserve">PUBLISH_REDIRECT_MATCH_ALT</w:t>
-      </w:r>
-      <w:r>
-        <w:br/>
-      </w:r>
-      <w:r>
-        <w:rPr>
-          <w:rStyle w:val="VerbatimChar"/>
-        </w:rPr>
-        <w:t xml:space="preserve">PUBLISH_REDIRECT_MATCH_MOD</w:t>
+        <w:t xml:space="preserve">PUBLISH_REDIRECT_EXCLUDE</w:t>
+      </w:r>
+      <w:r>
+        <w:br/>
+      </w:r>
+      <w:r>
+        <w:rPr>
+          <w:rStyle w:val="VerbatimChar"/>
+        </w:rPr>
+        <w:t xml:space="preserve">PUBLISH_REDIRECT_EXCLUDE_ALT</w:t>
+      </w:r>
+      <w:r>
+        <w:br/>
+      </w:r>
+      <w:r>
+        <w:rPr>
+          <w:rStyle w:val="VerbatimChar"/>
+        </w:rPr>
+        <w:t xml:space="preserve">PUBLISH_REDIRECT_EXCLUDE_MOD</w:t>
+      </w:r>
+      <w:r>
+        <w:br/>
+      </w:r>
+      <w:r>
+        <w:rPr>
+          <w:rStyle w:val="VerbatimChar"/>
+        </w:rPr>
+        <w:t xml:space="preserve">PUBLISH_REDIRECT_FILE</w:t>
       </w:r>
       <w:r>
         <w:br/>
@@ -35069,6 +36018,24 @@
         <w:rPr>
           <w:rStyle w:val="VerbatimChar"/>
         </w:rPr>
+        <w:t xml:space="preserve">PUBLISH_TABLE_CLASS</w:t>
+      </w:r>
+      <w:r>
+        <w:br/>
+      </w:r>
+      <w:r>
+        <w:rPr>
+          <w:rStyle w:val="VerbatimChar"/>
+        </w:rPr>
+        <w:t xml:space="preserve">PUBLISH_TAGSMAIN</w:t>
+      </w:r>
+      <w:r>
+        <w:br/>
+      </w:r>
+      <w:r>
+        <w:rPr>
+          <w:rStyle w:val="VerbatimChar"/>
+        </w:rPr>
         <w:t xml:space="preserve">READ_ALIASES</w:t>
       </w:r>
       <w:r>
@@ -35105,7 +36072,7 @@
         <w:rPr>
           <w:rStyle w:val="VerbatimChar"/>
         </w:rPr>
-        <w:t xml:space="preserve">REDIRECT_MATCH</w:t>
+        <w:t xml:space="preserve">REDIRECT_EXCLUDE</w:t>
       </w:r>
       <w:r>
         <w:br/>
@@ -35546,6 +36513,15 @@
         <w:rPr>
           <w:rStyle w:val="VerbatimChar"/>
         </w:rPr>
+        <w:t xml:space="preserve">TMPL_INPUT</w:t>
+      </w:r>
+      <w:r>
+        <w:br/>
+      </w:r>
+      <w:r>
+        <w:rPr>
+          <w:rStyle w:val="VerbatimChar"/>
+        </w:rPr>
         <w:t xml:space="preserve">TMPL_LINT</w:t>
       </w:r>
       <w:r>
@@ -36266,6 +37242,24 @@
         <w:rPr>
           <w:rStyle w:val="VerbatimChar"/>
         </w:rPr>
+        <w:t xml:space="preserve">YQ_WRITE_OUT_COLOR_MARK</w:t>
+      </w:r>
+      <w:r>
+        <w:br/>
+      </w:r>
+      <w:r>
+        <w:rPr>
+          <w:rStyle w:val="VerbatimChar"/>
+        </w:rPr>
+        <w:t xml:space="preserve">YQ_WRITE_OUT_COLOR_NULL</w:t>
+      </w:r>
+      <w:r>
+        <w:br/>
+      </w:r>
+      <w:r>
+        <w:rPr>
+          <w:rStyle w:val="VerbatimChar"/>
+        </w:rPr>
         <w:t xml:space="preserve">_</w:t>
       </w:r>
       <w:r>
@@ -37040,7 +38034,52 @@
         <w:rPr>
           <w:rStyle w:val="VerbatimChar"/>
         </w:rPr>
+        <w:t xml:space="preserve">help-template-.targets</w:t>
+      </w:r>
+      <w:r>
+        <w:br/>
+      </w:r>
+      <w:r>
+        <w:rPr>
+          <w:rStyle w:val="VerbatimChar"/>
+        </w:rPr>
+        <w:t xml:space="preserve">help-template-init</w:t>
+      </w:r>
+      <w:r>
+        <w:br/>
+      </w:r>
+      <w:r>
+        <w:rPr>
+          <w:rStyle w:val="VerbatimChar"/>
+        </w:rPr>
+        <w:t xml:space="preserve">help-template-list</w:t>
+      </w:r>
+      <w:r>
+        <w:br/>
+      </w:r>
+      <w:r>
+        <w:rPr>
+          <w:rStyle w:val="VerbatimChar"/>
+        </w:rPr>
         <w:t xml:space="preserve">install-Makefile</w:t>
+      </w:r>
+      <w:r>
+        <w:br/>
+      </w:r>
+      <w:r>
+        <w:rPr>
+          <w:rStyle w:val="VerbatimChar"/>
+        </w:rPr>
+        <w:t xml:space="preserve">site-+debug-date</w:t>
+      </w:r>
+      <w:r>
+        <w:br/>
+      </w:r>
+      <w:r>
+        <w:rPr>
+          <w:rStyle w:val="VerbatimChar"/>
+        </w:rPr>
+        <w:t xml:space="preserve">site-+debug-keys</w:t>
       </w:r>
       <w:r>
         <w:br/>

--- a/projects/composer/README.docx
+++ b/projects/composer/README.docx
@@ -6782,7 +6782,7 @@
         <w:t xml:space="preserve"> </w:t>
       </w:r>
       <w:r>
-        <w:t xml:space="preserve"># seems to be: yaml_metadata, –defaults, –metadata*, etc.</w:t>
+        <w:t xml:space="preserve"># seems to be: yaml_metadata_block, –defaults, –metadata*, etc.</w:t>
       </w:r>
     </w:p>
     <w:bookmarkEnd w:id="87"/>
@@ -12900,6 +12900,27 @@
       </w:r>
       <w:r>
         <w:t xml:space="preserve"># swap=0</w:t>
+      </w:r>
+      <w:r>
+        <w:t xml:space="preserve"> </w:t>
+      </w:r>
+      <w:r>
+        <w:t xml:space="preserve"># a first troubleshooting step is to do MAKEJOBS=</w:t>
+      </w:r>
+      <w:r>
+        <w:t xml:space="preserve">“</w:t>
+      </w:r>
+      <w:r>
+        <w:t xml:space="preserve">1</w:t>
+      </w:r>
+      <w:r>
+        <w:t xml:space="preserve">”</w:t>
+      </w:r>
+      <w:r>
+        <w:t xml:space="preserve"> </w:t>
+      </w:r>
+      <w:r>
+        <w:t xml:space="preserve"># this came up with site-library when two different sub-directories triggered a rebuild simultaneously</w:t>
       </w:r>
     </w:p>
     <w:p>
